--- a/.claude/skills/carf-peer-support-accreditation/providers/example-peer-agency/output/08_Manual_Verification_Worksheet.docx
+++ b/.claude/skills/carf-peer-support-accreditation/providers/example-peer-agency/output/08_Manual_Verification_Worksheet.docx
@@ -2099,7 +2099,7 @@
                 <w:b w:val="0"/>
                 <w:sz w:val="17"/>
               </w:rPr>
-              <w:t>Corporate Compliance Plan</w:t>
+              <w:t>1A-07 Document Control, Version Management and Implementation</w:t>
             </w:r>
           </w:p>
         </w:tc>
@@ -2121,7 +2121,7 @@
                 <w:b w:val="0"/>
                 <w:sz w:val="17"/>
               </w:rPr>
-              <w:t>Written plan</w:t>
+              <w:t>Policy</w:t>
             </w:r>
           </w:p>
         </w:tc>
@@ -2182,7 +2182,7 @@
                 <w:b w:val="0"/>
                 <w:sz w:val="17"/>
               </w:rPr>
-              <w:t>Cultural Competency and Diversity Plan</w:t>
+              <w:t>Corporate Compliance Plan</w:t>
             </w:r>
           </w:p>
         </w:tc>
@@ -2265,7 +2265,7 @@
                 <w:b w:val="0"/>
                 <w:sz w:val="17"/>
               </w:rPr>
-              <w:t>Code of Ethics Attestation</w:t>
+              <w:t>Cultural Competency and Diversity Plan</w:t>
             </w:r>
           </w:p>
         </w:tc>
@@ -2287,7 +2287,7 @@
                 <w:b w:val="0"/>
                 <w:sz w:val="17"/>
               </w:rPr>
-              <w:t>Form</w:t>
+              <w:t>Written plan</w:t>
             </w:r>
           </w:p>
         </w:tc>
@@ -2348,7 +2348,339 @@
                 <w:b w:val="0"/>
                 <w:sz w:val="17"/>
               </w:rPr>
+              <w:t>Code of Ethics Attestation</w:t>
+            </w:r>
+          </w:p>
+        </w:tc>
+        <w:tc>
+          <w:tcPr>
+            <w:tcW w:type="dxa" w:w="2484"/>
+          </w:tcPr>
+          <w:p>
+            <w:pPr>
+              <w:spacing w:after="20"/>
+            </w:pPr>
+            <w:r>
+              <w:rPr>
+                <w:sz w:val="17"/>
+              </w:rPr>
+            </w:r>
+            <w:r>
+              <w:rPr>
+                <w:b w:val="0"/>
+                <w:sz w:val="17"/>
+              </w:rPr>
+              <w:t>Form</w:t>
+            </w:r>
+          </w:p>
+        </w:tc>
+        <w:tc>
+          <w:tcPr>
+            <w:tcW w:type="dxa" w:w="2484"/>
+          </w:tcPr>
+          <w:p>
+            <w:pPr>
+              <w:spacing w:after="20"/>
+            </w:pPr>
+            <w:r>
+              <w:rPr>
+                <w:sz w:val="17"/>
+              </w:rPr>
+            </w:r>
+          </w:p>
+        </w:tc>
+        <w:tc>
+          <w:tcPr>
+            <w:tcW w:type="dxa" w:w="2484"/>
+          </w:tcPr>
+          <w:p>
+            <w:pPr>
+              <w:spacing w:after="20"/>
+            </w:pPr>
+            <w:r>
+              <w:rPr>
+                <w:sz w:val="17"/>
+              </w:rPr>
+            </w:r>
+            <w:r>
+              <w:rPr>
+                <w:b w:val="0"/>
+                <w:sz w:val="17"/>
+              </w:rPr>
+              <w:t>[ ] Y  [ ] N</w:t>
+            </w:r>
+          </w:p>
+        </w:tc>
+      </w:tr>
+      <w:tr>
+        <w:tc>
+          <w:tcPr>
+            <w:tcW w:type="dxa" w:w="2484"/>
+          </w:tcPr>
+          <w:p>
+            <w:pPr>
+              <w:spacing w:after="20"/>
+            </w:pPr>
+            <w:r>
+              <w:rPr>
+                <w:sz w:val="17"/>
+              </w:rPr>
+            </w:r>
+            <w:r>
+              <w:rPr>
+                <w:b w:val="0"/>
+                <w:sz w:val="17"/>
+              </w:rPr>
               <w:t>Conflict of Interest Disclosure</w:t>
+            </w:r>
+          </w:p>
+        </w:tc>
+        <w:tc>
+          <w:tcPr>
+            <w:tcW w:type="dxa" w:w="2484"/>
+          </w:tcPr>
+          <w:p>
+            <w:pPr>
+              <w:spacing w:after="20"/>
+            </w:pPr>
+            <w:r>
+              <w:rPr>
+                <w:sz w:val="17"/>
+              </w:rPr>
+            </w:r>
+            <w:r>
+              <w:rPr>
+                <w:b w:val="0"/>
+                <w:sz w:val="17"/>
+              </w:rPr>
+              <w:t>Form</w:t>
+            </w:r>
+          </w:p>
+        </w:tc>
+        <w:tc>
+          <w:tcPr>
+            <w:tcW w:type="dxa" w:w="2484"/>
+          </w:tcPr>
+          <w:p>
+            <w:pPr>
+              <w:spacing w:after="20"/>
+            </w:pPr>
+            <w:r>
+              <w:rPr>
+                <w:sz w:val="17"/>
+              </w:rPr>
+            </w:r>
+          </w:p>
+        </w:tc>
+        <w:tc>
+          <w:tcPr>
+            <w:tcW w:type="dxa" w:w="2484"/>
+          </w:tcPr>
+          <w:p>
+            <w:pPr>
+              <w:spacing w:after="20"/>
+            </w:pPr>
+            <w:r>
+              <w:rPr>
+                <w:sz w:val="17"/>
+              </w:rPr>
+            </w:r>
+            <w:r>
+              <w:rPr>
+                <w:b w:val="0"/>
+                <w:sz w:val="17"/>
+              </w:rPr>
+              <w:t>[ ] Y  [ ] N</w:t>
+            </w:r>
+          </w:p>
+        </w:tc>
+      </w:tr>
+      <w:tr>
+        <w:tc>
+          <w:tcPr>
+            <w:tcW w:type="dxa" w:w="2484"/>
+          </w:tcPr>
+          <w:p>
+            <w:pPr>
+              <w:spacing w:after="20"/>
+            </w:pPr>
+            <w:r>
+              <w:rPr>
+                <w:sz w:val="17"/>
+              </w:rPr>
+            </w:r>
+            <w:r>
+              <w:rPr>
+                <w:b w:val="0"/>
+                <w:sz w:val="17"/>
+              </w:rPr>
+              <w:t>Master Document Register</w:t>
+            </w:r>
+          </w:p>
+        </w:tc>
+        <w:tc>
+          <w:tcPr>
+            <w:tcW w:type="dxa" w:w="2484"/>
+          </w:tcPr>
+          <w:p>
+            <w:pPr>
+              <w:spacing w:after="20"/>
+            </w:pPr>
+            <w:r>
+              <w:rPr>
+                <w:sz w:val="17"/>
+              </w:rPr>
+            </w:r>
+            <w:r>
+              <w:rPr>
+                <w:b w:val="0"/>
+                <w:sz w:val="17"/>
+              </w:rPr>
+              <w:t>Form</w:t>
+            </w:r>
+          </w:p>
+        </w:tc>
+        <w:tc>
+          <w:tcPr>
+            <w:tcW w:type="dxa" w:w="2484"/>
+          </w:tcPr>
+          <w:p>
+            <w:pPr>
+              <w:spacing w:after="20"/>
+            </w:pPr>
+            <w:r>
+              <w:rPr>
+                <w:sz w:val="17"/>
+              </w:rPr>
+            </w:r>
+          </w:p>
+        </w:tc>
+        <w:tc>
+          <w:tcPr>
+            <w:tcW w:type="dxa" w:w="2484"/>
+          </w:tcPr>
+          <w:p>
+            <w:pPr>
+              <w:spacing w:after="20"/>
+            </w:pPr>
+            <w:r>
+              <w:rPr>
+                <w:sz w:val="17"/>
+              </w:rPr>
+            </w:r>
+            <w:r>
+              <w:rPr>
+                <w:b w:val="0"/>
+                <w:sz w:val="17"/>
+              </w:rPr>
+              <w:t>[ ] Y  [ ] N</w:t>
+            </w:r>
+          </w:p>
+        </w:tc>
+      </w:tr>
+      <w:tr>
+        <w:tc>
+          <w:tcPr>
+            <w:tcW w:type="dxa" w:w="2484"/>
+          </w:tcPr>
+          <w:p>
+            <w:pPr>
+              <w:spacing w:after="20"/>
+            </w:pPr>
+            <w:r>
+              <w:rPr>
+                <w:sz w:val="17"/>
+              </w:rPr>
+            </w:r>
+            <w:r>
+              <w:rPr>
+                <w:b w:val="0"/>
+                <w:sz w:val="17"/>
+              </w:rPr>
+              <w:t>Document Rollout and Implementation Record</w:t>
+            </w:r>
+          </w:p>
+        </w:tc>
+        <w:tc>
+          <w:tcPr>
+            <w:tcW w:type="dxa" w:w="2484"/>
+          </w:tcPr>
+          <w:p>
+            <w:pPr>
+              <w:spacing w:after="20"/>
+            </w:pPr>
+            <w:r>
+              <w:rPr>
+                <w:sz w:val="17"/>
+              </w:rPr>
+            </w:r>
+            <w:r>
+              <w:rPr>
+                <w:b w:val="0"/>
+                <w:sz w:val="17"/>
+              </w:rPr>
+              <w:t>Form</w:t>
+            </w:r>
+          </w:p>
+        </w:tc>
+        <w:tc>
+          <w:tcPr>
+            <w:tcW w:type="dxa" w:w="2484"/>
+          </w:tcPr>
+          <w:p>
+            <w:pPr>
+              <w:spacing w:after="20"/>
+            </w:pPr>
+            <w:r>
+              <w:rPr>
+                <w:sz w:val="17"/>
+              </w:rPr>
+            </w:r>
+          </w:p>
+        </w:tc>
+        <w:tc>
+          <w:tcPr>
+            <w:tcW w:type="dxa" w:w="2484"/>
+          </w:tcPr>
+          <w:p>
+            <w:pPr>
+              <w:spacing w:after="20"/>
+            </w:pPr>
+            <w:r>
+              <w:rPr>
+                <w:sz w:val="17"/>
+              </w:rPr>
+            </w:r>
+            <w:r>
+              <w:rPr>
+                <w:b w:val="0"/>
+                <w:sz w:val="17"/>
+              </w:rPr>
+              <w:t>[ ] Y  [ ] N</w:t>
+            </w:r>
+          </w:p>
+        </w:tc>
+      </w:tr>
+      <w:tr>
+        <w:tc>
+          <w:tcPr>
+            <w:tcW w:type="dxa" w:w="2484"/>
+          </w:tcPr>
+          <w:p>
+            <w:pPr>
+              <w:spacing w:after="20"/>
+            </w:pPr>
+            <w:r>
+              <w:rPr>
+                <w:sz w:val="17"/>
+              </w:rPr>
+            </w:r>
+            <w:r>
+              <w:rPr>
+                <w:b w:val="0"/>
+                <w:sz w:val="17"/>
+              </w:rPr>
+              <w:t>Implementation Tracer Record</w:t>
             </w:r>
           </w:p>
         </w:tc>

--- a/.claude/skills/carf-peer-support-accreditation/providers/example-peer-agency/output/08_Manual_Verification_Worksheet.docx
+++ b/.claude/skills/carf-peer-support-accreditation/providers/example-peer-agency/output/08_Manual_Verification_Worksheet.docx
@@ -702,7 +702,301 @@
                 <w:b w:val="0"/>
                 <w:sz w:val="17"/>
               </w:rPr>
-              <w:t>Core Program Standards — applies to: Only the specific program(s) listed on the survey application (e.g. Community Integration).</w:t>
+              <w:t>Core Treatment Program Standards — applies to: Only the treatment program(s) named on the survey application. Community Integration is 3.C, page 185.</w:t>
+            </w:r>
+          </w:p>
+        </w:tc>
+        <w:tc>
+          <w:tcPr>
+            <w:tcW w:type="dxa" w:w="1987"/>
+          </w:tcPr>
+          <w:p>
+            <w:pPr>
+              <w:spacing w:after="20"/>
+            </w:pPr>
+            <w:r>
+              <w:rPr>
+                <w:sz w:val="17"/>
+              </w:rPr>
+            </w:r>
+            <w:r>
+              <w:rPr>
+                <w:b w:val="0"/>
+                <w:sz w:val="17"/>
+              </w:rPr>
+              <w:t>[ ] Yes   [ ] No</w:t>
+            </w:r>
+          </w:p>
+        </w:tc>
+        <w:tc>
+          <w:tcPr>
+            <w:tcW w:type="dxa" w:w="1987"/>
+          </w:tcPr>
+          <w:p>
+            <w:pPr>
+              <w:spacing w:after="20"/>
+            </w:pPr>
+            <w:r>
+              <w:rPr>
+                <w:sz w:val="17"/>
+              </w:rPr>
+            </w:r>
+          </w:p>
+        </w:tc>
+        <w:tc>
+          <w:tcPr>
+            <w:tcW w:type="dxa" w:w="1987"/>
+          </w:tcPr>
+          <w:p>
+            <w:pPr>
+              <w:spacing w:after="20"/>
+            </w:pPr>
+            <w:r>
+              <w:rPr>
+                <w:sz w:val="17"/>
+              </w:rPr>
+            </w:r>
+          </w:p>
+        </w:tc>
+      </w:tr>
+      <w:tr>
+        <w:tc>
+          <w:tcPr>
+            <w:tcW w:type="dxa" w:w="1987"/>
+          </w:tcPr>
+          <w:p>
+            <w:pPr>
+              <w:spacing w:after="20"/>
+            </w:pPr>
+            <w:r>
+              <w:rPr>
+                <w:sz w:val="17"/>
+              </w:rPr>
+            </w:r>
+            <w:r>
+              <w:rPr>
+                <w:b w:val="0"/>
+                <w:sz w:val="17"/>
+              </w:rPr>
+              <w:t>Section 4</w:t>
+            </w:r>
+          </w:p>
+        </w:tc>
+        <w:tc>
+          <w:tcPr>
+            <w:tcW w:type="dxa" w:w="1987"/>
+          </w:tcPr>
+          <w:p>
+            <w:pPr>
+              <w:spacing w:after="20"/>
+            </w:pPr>
+            <w:r>
+              <w:rPr>
+                <w:sz w:val="17"/>
+              </w:rPr>
+            </w:r>
+            <w:r>
+              <w:rPr>
+                <w:b w:val="0"/>
+                <w:sz w:val="17"/>
+              </w:rPr>
+              <w:t>Core Support Program Standards — applies to: Support programs - assessment and referral, community housing, prevention, supported living and others. Not applicable unless one is on the application.</w:t>
+            </w:r>
+          </w:p>
+        </w:tc>
+        <w:tc>
+          <w:tcPr>
+            <w:tcW w:type="dxa" w:w="1987"/>
+          </w:tcPr>
+          <w:p>
+            <w:pPr>
+              <w:spacing w:after="20"/>
+            </w:pPr>
+            <w:r>
+              <w:rPr>
+                <w:sz w:val="17"/>
+              </w:rPr>
+            </w:r>
+            <w:r>
+              <w:rPr>
+                <w:b w:val="0"/>
+                <w:sz w:val="17"/>
+              </w:rPr>
+              <w:t>[ ] Yes   [ ] No</w:t>
+            </w:r>
+          </w:p>
+        </w:tc>
+        <w:tc>
+          <w:tcPr>
+            <w:tcW w:type="dxa" w:w="1987"/>
+          </w:tcPr>
+          <w:p>
+            <w:pPr>
+              <w:spacing w:after="20"/>
+            </w:pPr>
+            <w:r>
+              <w:rPr>
+                <w:sz w:val="17"/>
+              </w:rPr>
+            </w:r>
+          </w:p>
+        </w:tc>
+        <w:tc>
+          <w:tcPr>
+            <w:tcW w:type="dxa" w:w="1987"/>
+          </w:tcPr>
+          <w:p>
+            <w:pPr>
+              <w:spacing w:after="20"/>
+            </w:pPr>
+            <w:r>
+              <w:rPr>
+                <w:sz w:val="17"/>
+              </w:rPr>
+            </w:r>
+          </w:p>
+        </w:tc>
+      </w:tr>
+      <w:tr>
+        <w:tc>
+          <w:tcPr>
+            <w:tcW w:type="dxa" w:w="1987"/>
+          </w:tcPr>
+          <w:p>
+            <w:pPr>
+              <w:spacing w:after="20"/>
+            </w:pPr>
+            <w:r>
+              <w:rPr>
+                <w:sz w:val="17"/>
+              </w:rPr>
+            </w:r>
+            <w:r>
+              <w:rPr>
+                <w:b w:val="0"/>
+                <w:sz w:val="17"/>
+              </w:rPr>
+              <w:t>Section 5</w:t>
+            </w:r>
+          </w:p>
+        </w:tc>
+        <w:tc>
+          <w:tcPr>
+            <w:tcW w:type="dxa" w:w="1987"/>
+          </w:tcPr>
+          <w:p>
+            <w:pPr>
+              <w:spacing w:after="20"/>
+            </w:pPr>
+            <w:r>
+              <w:rPr>
+                <w:sz w:val="17"/>
+              </w:rPr>
+            </w:r>
+            <w:r>
+              <w:rPr>
+                <w:b w:val="0"/>
+                <w:sz w:val="17"/>
+              </w:rPr>
+              <w:t>Specialty Designation Standards — applies to: Optional designations layered on a program. CONSUMER-RUN IS 5.D, PAGE 318 - the closest thing CARF has to a peer-run designation. Worth checking if the agency is peer-directed.</w:t>
+            </w:r>
+          </w:p>
+        </w:tc>
+        <w:tc>
+          <w:tcPr>
+            <w:tcW w:type="dxa" w:w="1987"/>
+          </w:tcPr>
+          <w:p>
+            <w:pPr>
+              <w:spacing w:after="20"/>
+            </w:pPr>
+            <w:r>
+              <w:rPr>
+                <w:sz w:val="17"/>
+              </w:rPr>
+            </w:r>
+            <w:r>
+              <w:rPr>
+                <w:b w:val="0"/>
+                <w:sz w:val="17"/>
+              </w:rPr>
+              <w:t>[ ] Yes   [ ] No</w:t>
+            </w:r>
+          </w:p>
+        </w:tc>
+        <w:tc>
+          <w:tcPr>
+            <w:tcW w:type="dxa" w:w="1987"/>
+          </w:tcPr>
+          <w:p>
+            <w:pPr>
+              <w:spacing w:after="20"/>
+            </w:pPr>
+            <w:r>
+              <w:rPr>
+                <w:sz w:val="17"/>
+              </w:rPr>
+            </w:r>
+          </w:p>
+        </w:tc>
+        <w:tc>
+          <w:tcPr>
+            <w:tcW w:type="dxa" w:w="1987"/>
+          </w:tcPr>
+          <w:p>
+            <w:pPr>
+              <w:spacing w:after="20"/>
+            </w:pPr>
+            <w:r>
+              <w:rPr>
+                <w:sz w:val="17"/>
+              </w:rPr>
+            </w:r>
+          </w:p>
+        </w:tc>
+      </w:tr>
+      <w:tr>
+        <w:tc>
+          <w:tcPr>
+            <w:tcW w:type="dxa" w:w="1987"/>
+          </w:tcPr>
+          <w:p>
+            <w:pPr>
+              <w:spacing w:after="20"/>
+            </w:pPr>
+            <w:r>
+              <w:rPr>
+                <w:sz w:val="17"/>
+              </w:rPr>
+            </w:r>
+            <w:r>
+              <w:rPr>
+                <w:b w:val="0"/>
+                <w:sz w:val="17"/>
+              </w:rPr>
+              <w:t>Section 6</w:t>
+            </w:r>
+          </w:p>
+        </w:tc>
+        <w:tc>
+          <w:tcPr>
+            <w:tcW w:type="dxa" w:w="1987"/>
+          </w:tcPr>
+          <w:p>
+            <w:pPr>
+              <w:spacing w:after="20"/>
+            </w:pPr>
+            <w:r>
+              <w:rPr>
+                <w:sz w:val="17"/>
+              </w:rPr>
+            </w:r>
+            <w:r>
+              <w:rPr>
+                <w:b w:val="0"/>
+                <w:sz w:val="17"/>
+              </w:rPr>
+              <w:t>Certified Community Behavioral Health Clinic Program Standards — applies to: CCBHCs only.</w:t>
             </w:r>
           </w:p>
         </w:tc>
@@ -1304,7 +1598,7 @@
         <w:rPr>
           <w:b w:val="0"/>
         </w:rPr>
-        <w:t>24 pages follow, one per area. Page 3.PEER is the exception and says so on its own page.</w:t>
+        <w:t>25 pages follow, one per area. Page 3.PEER is the exception and says so on its own page.</w:t>
       </w:r>
     </w:p>
     <w:p>
@@ -3187,7 +3481,7 @@
           <w:color w:val="1F3B63"/>
           <w:sz w:val="32"/>
         </w:rPr>
-        <w:t>Area 1.B — Governance</w:t>
+        <w:t>Area 1.B — Governance (Optional)</w:t>
       </w:r>
     </w:p>
     <w:p>
@@ -3207,7 +3501,7 @@
           <w:color w:val="A81C1C"/>
           <w:sz w:val="21"/>
         </w:rPr>
-        <w:t>Governance standards are consultative/optional in some CARF manuals. Confirm applicability in the purchased manual before building this tab.</w:t>
+        <w:t>The 2026 manual titles this area 'Governance (Optional)'. Confirm with the CARF resource specialist whether the agency is electing it before building this tab.</w:t>
       </w:r>
     </w:p>
     <w:p>
@@ -4234,7 +4528,7 @@
           <w:color w:val="1F3B63"/>
           <w:sz w:val="32"/>
         </w:rPr>
-        <w:t>Area 1.C — Strategic Integrated Planning</w:t>
+        <w:t>Area 1.C — Strategic Planning</w:t>
       </w:r>
     </w:p>
     <w:p>
@@ -10853,7 +11147,7 @@
           <w:color w:val="1F3B63"/>
           <w:sz w:val="32"/>
         </w:rPr>
-        <w:t>Area 1.I — Human Resources</w:t>
+        <w:t>Area 1.I — Workforce Development and Management</w:t>
       </w:r>
     </w:p>
     <w:p>
@@ -12883,7 +13177,7 @@
           <w:color w:val="1F3B63"/>
           <w:sz w:val="32"/>
         </w:rPr>
-        <w:t>Area 1.J — Technology</w:t>
+        <w:t>Area 1.J — Rights of Persons Served</w:t>
       </w:r>
     </w:p>
     <w:p>
@@ -12982,7 +13276,7 @@
         <w:rPr>
           <w:b w:val="0"/>
         </w:rPr>
-        <w:t>A written technology and systems plan covering the systems in use, who may access what, how data is backed up and tested, what happens when the system is down, and how confidentiality is protected. If information and communication technology (telehealth, texting, video) is used to deliver service, that has its own written procedures.</w:t>
+        <w:t>Rights are written, given to and explained to every person served in a way they can understand, and posted. There is a written grievance/complaint process with timeframes and an appeal, a grievance log, informed consent, and confidentiality protections. Rights are reviewed annually for whether they were actually honored.</w:t>
       </w:r>
     </w:p>
     <w:p>
@@ -13161,7 +13455,7 @@
                 <w:b w:val="0"/>
                 <w:sz w:val="17"/>
               </w:rPr>
-              <w:t>1J-01 Technology and System Planning</w:t>
+              <w:t>1J-01 Rights of the Persons Served</w:t>
             </w:r>
           </w:p>
         </w:tc>
@@ -13244,7 +13538,7 @@
                 <w:b w:val="0"/>
                 <w:sz w:val="17"/>
               </w:rPr>
-              <w:t>1J-02 Information Security and Confidentiality of Data</w:t>
+              <w:t>1J-02 Grievances, Complaints, and Appeals</w:t>
             </w:r>
           </w:p>
         </w:tc>
@@ -13327,7 +13621,7 @@
                 <w:b w:val="0"/>
                 <w:sz w:val="17"/>
               </w:rPr>
-              <w:t>1J-03 Social Media, Mobile Devices, and Electronic Communication</w:t>
+              <w:t>1J-03 Confidentiality and Release of Information</w:t>
             </w:r>
           </w:p>
         </w:tc>
@@ -13410,7 +13704,7 @@
                 <w:b w:val="0"/>
                 <w:sz w:val="17"/>
               </w:rPr>
-              <w:t>1J-04 Information and Communication Technology in Service Delivery (Telehealth)</w:t>
+              <w:t>1J-04 Informed Consent for Services</w:t>
             </w:r>
           </w:p>
         </w:tc>
@@ -13493,7 +13787,7 @@
                 <w:b w:val="0"/>
                 <w:sz w:val="17"/>
               </w:rPr>
-              <w:t>Technology and System Plan</w:t>
+              <w:t>Your Rights — Handout for Persons Served</w:t>
             </w:r>
           </w:p>
         </w:tc>
@@ -13515,7 +13809,7 @@
                 <w:b w:val="0"/>
                 <w:sz w:val="17"/>
               </w:rPr>
-              <w:t>Written plan</w:t>
+              <w:t>Form</w:t>
             </w:r>
           </w:p>
         </w:tc>
@@ -13576,7 +13870,7 @@
                 <w:b w:val="0"/>
                 <w:sz w:val="17"/>
               </w:rPr>
-              <w:t>System Downtime Service Log and Procedure</w:t>
+              <w:t>Complaint / Grievance Form</w:t>
             </w:r>
           </w:p>
         </w:tc>
@@ -13659,7 +13953,339 @@
                 <w:b w:val="0"/>
                 <w:sz w:val="17"/>
               </w:rPr>
-              <w:t>Device and System Access Log</w:t>
+              <w:t>Grievance and Complaint Log</w:t>
+            </w:r>
+          </w:p>
+        </w:tc>
+        <w:tc>
+          <w:tcPr>
+            <w:tcW w:type="dxa" w:w="2484"/>
+          </w:tcPr>
+          <w:p>
+            <w:pPr>
+              <w:spacing w:after="20"/>
+            </w:pPr>
+            <w:r>
+              <w:rPr>
+                <w:sz w:val="17"/>
+              </w:rPr>
+            </w:r>
+            <w:r>
+              <w:rPr>
+                <w:b w:val="0"/>
+                <w:sz w:val="17"/>
+              </w:rPr>
+              <w:t>Form</w:t>
+            </w:r>
+          </w:p>
+        </w:tc>
+        <w:tc>
+          <w:tcPr>
+            <w:tcW w:type="dxa" w:w="2484"/>
+          </w:tcPr>
+          <w:p>
+            <w:pPr>
+              <w:spacing w:after="20"/>
+            </w:pPr>
+            <w:r>
+              <w:rPr>
+                <w:sz w:val="17"/>
+              </w:rPr>
+            </w:r>
+          </w:p>
+        </w:tc>
+        <w:tc>
+          <w:tcPr>
+            <w:tcW w:type="dxa" w:w="2484"/>
+          </w:tcPr>
+          <w:p>
+            <w:pPr>
+              <w:spacing w:after="20"/>
+            </w:pPr>
+            <w:r>
+              <w:rPr>
+                <w:sz w:val="17"/>
+              </w:rPr>
+            </w:r>
+            <w:r>
+              <w:rPr>
+                <w:b w:val="0"/>
+                <w:sz w:val="17"/>
+              </w:rPr>
+              <w:t>[ ] Y  [ ] N</w:t>
+            </w:r>
+          </w:p>
+        </w:tc>
+      </w:tr>
+      <w:tr>
+        <w:tc>
+          <w:tcPr>
+            <w:tcW w:type="dxa" w:w="2484"/>
+          </w:tcPr>
+          <w:p>
+            <w:pPr>
+              <w:spacing w:after="20"/>
+            </w:pPr>
+            <w:r>
+              <w:rPr>
+                <w:sz w:val="17"/>
+              </w:rPr>
+            </w:r>
+            <w:r>
+              <w:rPr>
+                <w:b w:val="0"/>
+                <w:sz w:val="17"/>
+              </w:rPr>
+              <w:t>Consent for Services</w:t>
+            </w:r>
+          </w:p>
+        </w:tc>
+        <w:tc>
+          <w:tcPr>
+            <w:tcW w:type="dxa" w:w="2484"/>
+          </w:tcPr>
+          <w:p>
+            <w:pPr>
+              <w:spacing w:after="20"/>
+            </w:pPr>
+            <w:r>
+              <w:rPr>
+                <w:sz w:val="17"/>
+              </w:rPr>
+            </w:r>
+            <w:r>
+              <w:rPr>
+                <w:b w:val="0"/>
+                <w:sz w:val="17"/>
+              </w:rPr>
+              <w:t>Form</w:t>
+            </w:r>
+          </w:p>
+        </w:tc>
+        <w:tc>
+          <w:tcPr>
+            <w:tcW w:type="dxa" w:w="2484"/>
+          </w:tcPr>
+          <w:p>
+            <w:pPr>
+              <w:spacing w:after="20"/>
+            </w:pPr>
+            <w:r>
+              <w:rPr>
+                <w:sz w:val="17"/>
+              </w:rPr>
+            </w:r>
+          </w:p>
+        </w:tc>
+        <w:tc>
+          <w:tcPr>
+            <w:tcW w:type="dxa" w:w="2484"/>
+          </w:tcPr>
+          <w:p>
+            <w:pPr>
+              <w:spacing w:after="20"/>
+            </w:pPr>
+            <w:r>
+              <w:rPr>
+                <w:sz w:val="17"/>
+              </w:rPr>
+            </w:r>
+            <w:r>
+              <w:rPr>
+                <w:b w:val="0"/>
+                <w:sz w:val="17"/>
+              </w:rPr>
+              <w:t>[ ] Y  [ ] N</w:t>
+            </w:r>
+          </w:p>
+        </w:tc>
+      </w:tr>
+      <w:tr>
+        <w:tc>
+          <w:tcPr>
+            <w:tcW w:type="dxa" w:w="2484"/>
+          </w:tcPr>
+          <w:p>
+            <w:pPr>
+              <w:spacing w:after="20"/>
+            </w:pPr>
+            <w:r>
+              <w:rPr>
+                <w:sz w:val="17"/>
+              </w:rPr>
+            </w:r>
+            <w:r>
+              <w:rPr>
+                <w:b w:val="0"/>
+                <w:sz w:val="17"/>
+              </w:rPr>
+              <w:t>Authorization to Release Information</w:t>
+            </w:r>
+          </w:p>
+        </w:tc>
+        <w:tc>
+          <w:tcPr>
+            <w:tcW w:type="dxa" w:w="2484"/>
+          </w:tcPr>
+          <w:p>
+            <w:pPr>
+              <w:spacing w:after="20"/>
+            </w:pPr>
+            <w:r>
+              <w:rPr>
+                <w:sz w:val="17"/>
+              </w:rPr>
+            </w:r>
+            <w:r>
+              <w:rPr>
+                <w:b w:val="0"/>
+                <w:sz w:val="17"/>
+              </w:rPr>
+              <w:t>Form</w:t>
+            </w:r>
+          </w:p>
+        </w:tc>
+        <w:tc>
+          <w:tcPr>
+            <w:tcW w:type="dxa" w:w="2484"/>
+          </w:tcPr>
+          <w:p>
+            <w:pPr>
+              <w:spacing w:after="20"/>
+            </w:pPr>
+            <w:r>
+              <w:rPr>
+                <w:sz w:val="17"/>
+              </w:rPr>
+            </w:r>
+          </w:p>
+        </w:tc>
+        <w:tc>
+          <w:tcPr>
+            <w:tcW w:type="dxa" w:w="2484"/>
+          </w:tcPr>
+          <w:p>
+            <w:pPr>
+              <w:spacing w:after="20"/>
+            </w:pPr>
+            <w:r>
+              <w:rPr>
+                <w:sz w:val="17"/>
+              </w:rPr>
+            </w:r>
+            <w:r>
+              <w:rPr>
+                <w:b w:val="0"/>
+                <w:sz w:val="17"/>
+              </w:rPr>
+              <w:t>[ ] Y  [ ] N</w:t>
+            </w:r>
+          </w:p>
+        </w:tc>
+      </w:tr>
+      <w:tr>
+        <w:tc>
+          <w:tcPr>
+            <w:tcW w:type="dxa" w:w="2484"/>
+          </w:tcPr>
+          <w:p>
+            <w:pPr>
+              <w:spacing w:after="20"/>
+            </w:pPr>
+            <w:r>
+              <w:rPr>
+                <w:sz w:val="17"/>
+              </w:rPr>
+            </w:r>
+            <w:r>
+              <w:rPr>
+                <w:b w:val="0"/>
+                <w:sz w:val="17"/>
+              </w:rPr>
+              <w:t>Acknowledgment of Receipt — Notice of Privacy Practices</w:t>
+            </w:r>
+          </w:p>
+        </w:tc>
+        <w:tc>
+          <w:tcPr>
+            <w:tcW w:type="dxa" w:w="2484"/>
+          </w:tcPr>
+          <w:p>
+            <w:pPr>
+              <w:spacing w:after="20"/>
+            </w:pPr>
+            <w:r>
+              <w:rPr>
+                <w:sz w:val="17"/>
+              </w:rPr>
+            </w:r>
+            <w:r>
+              <w:rPr>
+                <w:b w:val="0"/>
+                <w:sz w:val="17"/>
+              </w:rPr>
+              <w:t>Form</w:t>
+            </w:r>
+          </w:p>
+        </w:tc>
+        <w:tc>
+          <w:tcPr>
+            <w:tcW w:type="dxa" w:w="2484"/>
+          </w:tcPr>
+          <w:p>
+            <w:pPr>
+              <w:spacing w:after="20"/>
+            </w:pPr>
+            <w:r>
+              <w:rPr>
+                <w:sz w:val="17"/>
+              </w:rPr>
+            </w:r>
+          </w:p>
+        </w:tc>
+        <w:tc>
+          <w:tcPr>
+            <w:tcW w:type="dxa" w:w="2484"/>
+          </w:tcPr>
+          <w:p>
+            <w:pPr>
+              <w:spacing w:after="20"/>
+            </w:pPr>
+            <w:r>
+              <w:rPr>
+                <w:sz w:val="17"/>
+              </w:rPr>
+            </w:r>
+            <w:r>
+              <w:rPr>
+                <w:b w:val="0"/>
+                <w:sz w:val="17"/>
+              </w:rPr>
+              <w:t>[ ] Y  [ ] N</w:t>
+            </w:r>
+          </w:p>
+        </w:tc>
+      </w:tr>
+      <w:tr>
+        <w:tc>
+          <w:tcPr>
+            <w:tcW w:type="dxa" w:w="2484"/>
+          </w:tcPr>
+          <w:p>
+            <w:pPr>
+              <w:spacing w:after="20"/>
+            </w:pPr>
+            <w:r>
+              <w:rPr>
+                <w:sz w:val="17"/>
+              </w:rPr>
+            </w:r>
+            <w:r>
+              <w:rPr>
+                <w:b w:val="0"/>
+                <w:sz w:val="17"/>
+              </w:rPr>
+              <w:t>Annual Review — Were Rights Actually Honored?</w:t>
             </w:r>
           </w:p>
         </w:tc>
@@ -14166,7 +14792,7 @@
           <w:color w:val="1F3B63"/>
           <w:sz w:val="32"/>
         </w:rPr>
-        <w:t>Area 1.K — Rights of Persons Served</w:t>
+        <w:t>Area 1.K — Accessibility</w:t>
       </w:r>
     </w:p>
     <w:p>
@@ -14265,7 +14891,7 @@
         <w:rPr>
           <w:b w:val="0"/>
         </w:rPr>
-        <w:t>Rights are written, given to and explained to every person served in a way they can understand, and posted. There is a written grievance/complaint process with timeframes and an appeal, a grievance log, informed consent, and confidentiality protections. Rights are reviewed annually for whether they were actually honored.</w:t>
+        <w:t>A written accessibility plan that identifies real barriers in eight areas - architectural, environmental, attitudinal, financial, employment, communication, transportation, and digital/technology - names an action and a responsible person for each, and is reviewed annually with progress documented.</w:t>
       </w:r>
     </w:p>
     <w:p>
@@ -14444,7 +15070,7 @@
                 <w:b w:val="0"/>
                 <w:sz w:val="17"/>
               </w:rPr>
-              <w:t>1K-01 Rights of the Persons Served</w:t>
+              <w:t>1K-01 Accessibility</w:t>
             </w:r>
           </w:p>
         </w:tc>
@@ -14527,7 +15153,7 @@
                 <w:b w:val="0"/>
                 <w:sz w:val="17"/>
               </w:rPr>
-              <w:t>1K-02 Grievances, Complaints, and Appeals</w:t>
+              <w:t>Accessibility Plan</w:t>
             </w:r>
           </w:p>
         </w:tc>
@@ -14549,7 +15175,7 @@
                 <w:b w:val="0"/>
                 <w:sz w:val="17"/>
               </w:rPr>
-              <w:t>Policy</w:t>
+              <w:t>Written plan</w:t>
             </w:r>
           </w:p>
         </w:tc>
@@ -14610,671 +15236,7 @@
                 <w:b w:val="0"/>
                 <w:sz w:val="17"/>
               </w:rPr>
-              <w:t>1K-03 Confidentiality and Release of Information</w:t>
-            </w:r>
-          </w:p>
-        </w:tc>
-        <w:tc>
-          <w:tcPr>
-            <w:tcW w:type="dxa" w:w="2484"/>
-          </w:tcPr>
-          <w:p>
-            <w:pPr>
-              <w:spacing w:after="20"/>
-            </w:pPr>
-            <w:r>
-              <w:rPr>
-                <w:sz w:val="17"/>
-              </w:rPr>
-            </w:r>
-            <w:r>
-              <w:rPr>
-                <w:b w:val="0"/>
-                <w:sz w:val="17"/>
-              </w:rPr>
-              <w:t>Policy</w:t>
-            </w:r>
-          </w:p>
-        </w:tc>
-        <w:tc>
-          <w:tcPr>
-            <w:tcW w:type="dxa" w:w="2484"/>
-          </w:tcPr>
-          <w:p>
-            <w:pPr>
-              <w:spacing w:after="20"/>
-            </w:pPr>
-            <w:r>
-              <w:rPr>
-                <w:sz w:val="17"/>
-              </w:rPr>
-            </w:r>
-          </w:p>
-        </w:tc>
-        <w:tc>
-          <w:tcPr>
-            <w:tcW w:type="dxa" w:w="2484"/>
-          </w:tcPr>
-          <w:p>
-            <w:pPr>
-              <w:spacing w:after="20"/>
-            </w:pPr>
-            <w:r>
-              <w:rPr>
-                <w:sz w:val="17"/>
-              </w:rPr>
-            </w:r>
-            <w:r>
-              <w:rPr>
-                <w:b w:val="0"/>
-                <w:sz w:val="17"/>
-              </w:rPr>
-              <w:t>[ ] Y  [ ] N</w:t>
-            </w:r>
-          </w:p>
-        </w:tc>
-      </w:tr>
-      <w:tr>
-        <w:tc>
-          <w:tcPr>
-            <w:tcW w:type="dxa" w:w="2484"/>
-          </w:tcPr>
-          <w:p>
-            <w:pPr>
-              <w:spacing w:after="20"/>
-            </w:pPr>
-            <w:r>
-              <w:rPr>
-                <w:sz w:val="17"/>
-              </w:rPr>
-            </w:r>
-            <w:r>
-              <w:rPr>
-                <w:b w:val="0"/>
-                <w:sz w:val="17"/>
-              </w:rPr>
-              <w:t>1K-04 Informed Consent for Services</w:t>
-            </w:r>
-          </w:p>
-        </w:tc>
-        <w:tc>
-          <w:tcPr>
-            <w:tcW w:type="dxa" w:w="2484"/>
-          </w:tcPr>
-          <w:p>
-            <w:pPr>
-              <w:spacing w:after="20"/>
-            </w:pPr>
-            <w:r>
-              <w:rPr>
-                <w:sz w:val="17"/>
-              </w:rPr>
-            </w:r>
-            <w:r>
-              <w:rPr>
-                <w:b w:val="0"/>
-                <w:sz w:val="17"/>
-              </w:rPr>
-              <w:t>Policy</w:t>
-            </w:r>
-          </w:p>
-        </w:tc>
-        <w:tc>
-          <w:tcPr>
-            <w:tcW w:type="dxa" w:w="2484"/>
-          </w:tcPr>
-          <w:p>
-            <w:pPr>
-              <w:spacing w:after="20"/>
-            </w:pPr>
-            <w:r>
-              <w:rPr>
-                <w:sz w:val="17"/>
-              </w:rPr>
-            </w:r>
-          </w:p>
-        </w:tc>
-        <w:tc>
-          <w:tcPr>
-            <w:tcW w:type="dxa" w:w="2484"/>
-          </w:tcPr>
-          <w:p>
-            <w:pPr>
-              <w:spacing w:after="20"/>
-            </w:pPr>
-            <w:r>
-              <w:rPr>
-                <w:sz w:val="17"/>
-              </w:rPr>
-            </w:r>
-            <w:r>
-              <w:rPr>
-                <w:b w:val="0"/>
-                <w:sz w:val="17"/>
-              </w:rPr>
-              <w:t>[ ] Y  [ ] N</w:t>
-            </w:r>
-          </w:p>
-        </w:tc>
-      </w:tr>
-      <w:tr>
-        <w:tc>
-          <w:tcPr>
-            <w:tcW w:type="dxa" w:w="2484"/>
-          </w:tcPr>
-          <w:p>
-            <w:pPr>
-              <w:spacing w:after="20"/>
-            </w:pPr>
-            <w:r>
-              <w:rPr>
-                <w:sz w:val="17"/>
-              </w:rPr>
-            </w:r>
-            <w:r>
-              <w:rPr>
-                <w:b w:val="0"/>
-                <w:sz w:val="17"/>
-              </w:rPr>
-              <w:t>Your Rights — Handout for Persons Served</w:t>
-            </w:r>
-          </w:p>
-        </w:tc>
-        <w:tc>
-          <w:tcPr>
-            <w:tcW w:type="dxa" w:w="2484"/>
-          </w:tcPr>
-          <w:p>
-            <w:pPr>
-              <w:spacing w:after="20"/>
-            </w:pPr>
-            <w:r>
-              <w:rPr>
-                <w:sz w:val="17"/>
-              </w:rPr>
-            </w:r>
-            <w:r>
-              <w:rPr>
-                <w:b w:val="0"/>
-                <w:sz w:val="17"/>
-              </w:rPr>
-              <w:t>Form</w:t>
-            </w:r>
-          </w:p>
-        </w:tc>
-        <w:tc>
-          <w:tcPr>
-            <w:tcW w:type="dxa" w:w="2484"/>
-          </w:tcPr>
-          <w:p>
-            <w:pPr>
-              <w:spacing w:after="20"/>
-            </w:pPr>
-            <w:r>
-              <w:rPr>
-                <w:sz w:val="17"/>
-              </w:rPr>
-            </w:r>
-          </w:p>
-        </w:tc>
-        <w:tc>
-          <w:tcPr>
-            <w:tcW w:type="dxa" w:w="2484"/>
-          </w:tcPr>
-          <w:p>
-            <w:pPr>
-              <w:spacing w:after="20"/>
-            </w:pPr>
-            <w:r>
-              <w:rPr>
-                <w:sz w:val="17"/>
-              </w:rPr>
-            </w:r>
-            <w:r>
-              <w:rPr>
-                <w:b w:val="0"/>
-                <w:sz w:val="17"/>
-              </w:rPr>
-              <w:t>[ ] Y  [ ] N</w:t>
-            </w:r>
-          </w:p>
-        </w:tc>
-      </w:tr>
-      <w:tr>
-        <w:tc>
-          <w:tcPr>
-            <w:tcW w:type="dxa" w:w="2484"/>
-          </w:tcPr>
-          <w:p>
-            <w:pPr>
-              <w:spacing w:after="20"/>
-            </w:pPr>
-            <w:r>
-              <w:rPr>
-                <w:sz w:val="17"/>
-              </w:rPr>
-            </w:r>
-            <w:r>
-              <w:rPr>
-                <w:b w:val="0"/>
-                <w:sz w:val="17"/>
-              </w:rPr>
-              <w:t>Complaint / Grievance Form</w:t>
-            </w:r>
-          </w:p>
-        </w:tc>
-        <w:tc>
-          <w:tcPr>
-            <w:tcW w:type="dxa" w:w="2484"/>
-          </w:tcPr>
-          <w:p>
-            <w:pPr>
-              <w:spacing w:after="20"/>
-            </w:pPr>
-            <w:r>
-              <w:rPr>
-                <w:sz w:val="17"/>
-              </w:rPr>
-            </w:r>
-            <w:r>
-              <w:rPr>
-                <w:b w:val="0"/>
-                <w:sz w:val="17"/>
-              </w:rPr>
-              <w:t>Form</w:t>
-            </w:r>
-          </w:p>
-        </w:tc>
-        <w:tc>
-          <w:tcPr>
-            <w:tcW w:type="dxa" w:w="2484"/>
-          </w:tcPr>
-          <w:p>
-            <w:pPr>
-              <w:spacing w:after="20"/>
-            </w:pPr>
-            <w:r>
-              <w:rPr>
-                <w:sz w:val="17"/>
-              </w:rPr>
-            </w:r>
-          </w:p>
-        </w:tc>
-        <w:tc>
-          <w:tcPr>
-            <w:tcW w:type="dxa" w:w="2484"/>
-          </w:tcPr>
-          <w:p>
-            <w:pPr>
-              <w:spacing w:after="20"/>
-            </w:pPr>
-            <w:r>
-              <w:rPr>
-                <w:sz w:val="17"/>
-              </w:rPr>
-            </w:r>
-            <w:r>
-              <w:rPr>
-                <w:b w:val="0"/>
-                <w:sz w:val="17"/>
-              </w:rPr>
-              <w:t>[ ] Y  [ ] N</w:t>
-            </w:r>
-          </w:p>
-        </w:tc>
-      </w:tr>
-      <w:tr>
-        <w:tc>
-          <w:tcPr>
-            <w:tcW w:type="dxa" w:w="2484"/>
-          </w:tcPr>
-          <w:p>
-            <w:pPr>
-              <w:spacing w:after="20"/>
-            </w:pPr>
-            <w:r>
-              <w:rPr>
-                <w:sz w:val="17"/>
-              </w:rPr>
-            </w:r>
-            <w:r>
-              <w:rPr>
-                <w:b w:val="0"/>
-                <w:sz w:val="17"/>
-              </w:rPr>
-              <w:t>Grievance and Complaint Log</w:t>
-            </w:r>
-          </w:p>
-        </w:tc>
-        <w:tc>
-          <w:tcPr>
-            <w:tcW w:type="dxa" w:w="2484"/>
-          </w:tcPr>
-          <w:p>
-            <w:pPr>
-              <w:spacing w:after="20"/>
-            </w:pPr>
-            <w:r>
-              <w:rPr>
-                <w:sz w:val="17"/>
-              </w:rPr>
-            </w:r>
-            <w:r>
-              <w:rPr>
-                <w:b w:val="0"/>
-                <w:sz w:val="17"/>
-              </w:rPr>
-              <w:t>Form</w:t>
-            </w:r>
-          </w:p>
-        </w:tc>
-        <w:tc>
-          <w:tcPr>
-            <w:tcW w:type="dxa" w:w="2484"/>
-          </w:tcPr>
-          <w:p>
-            <w:pPr>
-              <w:spacing w:after="20"/>
-            </w:pPr>
-            <w:r>
-              <w:rPr>
-                <w:sz w:val="17"/>
-              </w:rPr>
-            </w:r>
-          </w:p>
-        </w:tc>
-        <w:tc>
-          <w:tcPr>
-            <w:tcW w:type="dxa" w:w="2484"/>
-          </w:tcPr>
-          <w:p>
-            <w:pPr>
-              <w:spacing w:after="20"/>
-            </w:pPr>
-            <w:r>
-              <w:rPr>
-                <w:sz w:val="17"/>
-              </w:rPr>
-            </w:r>
-            <w:r>
-              <w:rPr>
-                <w:b w:val="0"/>
-                <w:sz w:val="17"/>
-              </w:rPr>
-              <w:t>[ ] Y  [ ] N</w:t>
-            </w:r>
-          </w:p>
-        </w:tc>
-      </w:tr>
-      <w:tr>
-        <w:tc>
-          <w:tcPr>
-            <w:tcW w:type="dxa" w:w="2484"/>
-          </w:tcPr>
-          <w:p>
-            <w:pPr>
-              <w:spacing w:after="20"/>
-            </w:pPr>
-            <w:r>
-              <w:rPr>
-                <w:sz w:val="17"/>
-              </w:rPr>
-            </w:r>
-            <w:r>
-              <w:rPr>
-                <w:b w:val="0"/>
-                <w:sz w:val="17"/>
-              </w:rPr>
-              <w:t>Consent for Services</w:t>
-            </w:r>
-          </w:p>
-        </w:tc>
-        <w:tc>
-          <w:tcPr>
-            <w:tcW w:type="dxa" w:w="2484"/>
-          </w:tcPr>
-          <w:p>
-            <w:pPr>
-              <w:spacing w:after="20"/>
-            </w:pPr>
-            <w:r>
-              <w:rPr>
-                <w:sz w:val="17"/>
-              </w:rPr>
-            </w:r>
-            <w:r>
-              <w:rPr>
-                <w:b w:val="0"/>
-                <w:sz w:val="17"/>
-              </w:rPr>
-              <w:t>Form</w:t>
-            </w:r>
-          </w:p>
-        </w:tc>
-        <w:tc>
-          <w:tcPr>
-            <w:tcW w:type="dxa" w:w="2484"/>
-          </w:tcPr>
-          <w:p>
-            <w:pPr>
-              <w:spacing w:after="20"/>
-            </w:pPr>
-            <w:r>
-              <w:rPr>
-                <w:sz w:val="17"/>
-              </w:rPr>
-            </w:r>
-          </w:p>
-        </w:tc>
-        <w:tc>
-          <w:tcPr>
-            <w:tcW w:type="dxa" w:w="2484"/>
-          </w:tcPr>
-          <w:p>
-            <w:pPr>
-              <w:spacing w:after="20"/>
-            </w:pPr>
-            <w:r>
-              <w:rPr>
-                <w:sz w:val="17"/>
-              </w:rPr>
-            </w:r>
-            <w:r>
-              <w:rPr>
-                <w:b w:val="0"/>
-                <w:sz w:val="17"/>
-              </w:rPr>
-              <w:t>[ ] Y  [ ] N</w:t>
-            </w:r>
-          </w:p>
-        </w:tc>
-      </w:tr>
-      <w:tr>
-        <w:tc>
-          <w:tcPr>
-            <w:tcW w:type="dxa" w:w="2484"/>
-          </w:tcPr>
-          <w:p>
-            <w:pPr>
-              <w:spacing w:after="20"/>
-            </w:pPr>
-            <w:r>
-              <w:rPr>
-                <w:sz w:val="17"/>
-              </w:rPr>
-            </w:r>
-            <w:r>
-              <w:rPr>
-                <w:b w:val="0"/>
-                <w:sz w:val="17"/>
-              </w:rPr>
-              <w:t>Authorization to Release Information</w:t>
-            </w:r>
-          </w:p>
-        </w:tc>
-        <w:tc>
-          <w:tcPr>
-            <w:tcW w:type="dxa" w:w="2484"/>
-          </w:tcPr>
-          <w:p>
-            <w:pPr>
-              <w:spacing w:after="20"/>
-            </w:pPr>
-            <w:r>
-              <w:rPr>
-                <w:sz w:val="17"/>
-              </w:rPr>
-            </w:r>
-            <w:r>
-              <w:rPr>
-                <w:b w:val="0"/>
-                <w:sz w:val="17"/>
-              </w:rPr>
-              <w:t>Form</w:t>
-            </w:r>
-          </w:p>
-        </w:tc>
-        <w:tc>
-          <w:tcPr>
-            <w:tcW w:type="dxa" w:w="2484"/>
-          </w:tcPr>
-          <w:p>
-            <w:pPr>
-              <w:spacing w:after="20"/>
-            </w:pPr>
-            <w:r>
-              <w:rPr>
-                <w:sz w:val="17"/>
-              </w:rPr>
-            </w:r>
-          </w:p>
-        </w:tc>
-        <w:tc>
-          <w:tcPr>
-            <w:tcW w:type="dxa" w:w="2484"/>
-          </w:tcPr>
-          <w:p>
-            <w:pPr>
-              <w:spacing w:after="20"/>
-            </w:pPr>
-            <w:r>
-              <w:rPr>
-                <w:sz w:val="17"/>
-              </w:rPr>
-            </w:r>
-            <w:r>
-              <w:rPr>
-                <w:b w:val="0"/>
-                <w:sz w:val="17"/>
-              </w:rPr>
-              <w:t>[ ] Y  [ ] N</w:t>
-            </w:r>
-          </w:p>
-        </w:tc>
-      </w:tr>
-      <w:tr>
-        <w:tc>
-          <w:tcPr>
-            <w:tcW w:type="dxa" w:w="2484"/>
-          </w:tcPr>
-          <w:p>
-            <w:pPr>
-              <w:spacing w:after="20"/>
-            </w:pPr>
-            <w:r>
-              <w:rPr>
-                <w:sz w:val="17"/>
-              </w:rPr>
-            </w:r>
-            <w:r>
-              <w:rPr>
-                <w:b w:val="0"/>
-                <w:sz w:val="17"/>
-              </w:rPr>
-              <w:t>Acknowledgment of Receipt — Notice of Privacy Practices</w:t>
-            </w:r>
-          </w:p>
-        </w:tc>
-        <w:tc>
-          <w:tcPr>
-            <w:tcW w:type="dxa" w:w="2484"/>
-          </w:tcPr>
-          <w:p>
-            <w:pPr>
-              <w:spacing w:after="20"/>
-            </w:pPr>
-            <w:r>
-              <w:rPr>
-                <w:sz w:val="17"/>
-              </w:rPr>
-            </w:r>
-            <w:r>
-              <w:rPr>
-                <w:b w:val="0"/>
-                <w:sz w:val="17"/>
-              </w:rPr>
-              <w:t>Form</w:t>
-            </w:r>
-          </w:p>
-        </w:tc>
-        <w:tc>
-          <w:tcPr>
-            <w:tcW w:type="dxa" w:w="2484"/>
-          </w:tcPr>
-          <w:p>
-            <w:pPr>
-              <w:spacing w:after="20"/>
-            </w:pPr>
-            <w:r>
-              <w:rPr>
-                <w:sz w:val="17"/>
-              </w:rPr>
-            </w:r>
-          </w:p>
-        </w:tc>
-        <w:tc>
-          <w:tcPr>
-            <w:tcW w:type="dxa" w:w="2484"/>
-          </w:tcPr>
-          <w:p>
-            <w:pPr>
-              <w:spacing w:after="20"/>
-            </w:pPr>
-            <w:r>
-              <w:rPr>
-                <w:sz w:val="17"/>
-              </w:rPr>
-            </w:r>
-            <w:r>
-              <w:rPr>
-                <w:b w:val="0"/>
-                <w:sz w:val="17"/>
-              </w:rPr>
-              <w:t>[ ] Y  [ ] N</w:t>
-            </w:r>
-          </w:p>
-        </w:tc>
-      </w:tr>
-      <w:tr>
-        <w:tc>
-          <w:tcPr>
-            <w:tcW w:type="dxa" w:w="2484"/>
-          </w:tcPr>
-          <w:p>
-            <w:pPr>
-              <w:spacing w:after="20"/>
-            </w:pPr>
-            <w:r>
-              <w:rPr>
-                <w:sz w:val="17"/>
-              </w:rPr>
-            </w:r>
-            <w:r>
-              <w:rPr>
-                <w:b w:val="0"/>
-                <w:sz w:val="17"/>
-              </w:rPr>
-              <w:t>Annual Review — Were Rights Actually Honored?</w:t>
+              <w:t>Accessibility Barrier Survey</w:t>
             </w:r>
           </w:p>
         </w:tc>
@@ -15781,7 +15743,7 @@
           <w:color w:val="1F3B63"/>
           <w:sz w:val="32"/>
         </w:rPr>
-        <w:t>Area 1.L — Accessibility</w:t>
+        <w:t>Area 1.L — Performance Measurement and Management</w:t>
       </w:r>
     </w:p>
     <w:p>
@@ -15880,7 +15842,7 @@
         <w:rPr>
           <w:b w:val="0"/>
         </w:rPr>
-        <w:t>A written accessibility plan that identifies real barriers in eight areas - architectural, environmental, attitudinal, financial, employment, communication, transportation, and digital/technology - names an action and a responsible person for each, and is reviewed annually with progress documented.</w:t>
+        <w:t>The organization decides in writing what it will measure, why, how, how often, and what the target is - covering both business function and service delivery, and covering effectiveness, efficiency, service access, and satisfaction. Data is actually collected and reported on schedule.</w:t>
       </w:r>
     </w:p>
     <w:p>
@@ -16059,7 +16021,7 @@
                 <w:b w:val="0"/>
                 <w:sz w:val="17"/>
               </w:rPr>
-              <w:t>1L-01 Accessibility</w:t>
+              <w:t>1L-01 Performance Measurement and Management</w:t>
             </w:r>
           </w:p>
         </w:tc>
@@ -16142,7 +16104,7 @@
                 <w:b w:val="0"/>
                 <w:sz w:val="17"/>
               </w:rPr>
-              <w:t>Accessibility Plan</w:t>
+              <w:t>Performance Measurement and Management Plan</w:t>
             </w:r>
           </w:p>
         </w:tc>
@@ -16225,7 +16187,90 @@
                 <w:b w:val="0"/>
                 <w:sz w:val="17"/>
               </w:rPr>
-              <w:t>Accessibility Barrier Survey</w:t>
+              <w:t>Measure Definition Sheet</w:t>
+            </w:r>
+          </w:p>
+        </w:tc>
+        <w:tc>
+          <w:tcPr>
+            <w:tcW w:type="dxa" w:w="2484"/>
+          </w:tcPr>
+          <w:p>
+            <w:pPr>
+              <w:spacing w:after="20"/>
+            </w:pPr>
+            <w:r>
+              <w:rPr>
+                <w:sz w:val="17"/>
+              </w:rPr>
+            </w:r>
+            <w:r>
+              <w:rPr>
+                <w:b w:val="0"/>
+                <w:sz w:val="17"/>
+              </w:rPr>
+              <w:t>Form</w:t>
+            </w:r>
+          </w:p>
+        </w:tc>
+        <w:tc>
+          <w:tcPr>
+            <w:tcW w:type="dxa" w:w="2484"/>
+          </w:tcPr>
+          <w:p>
+            <w:pPr>
+              <w:spacing w:after="20"/>
+            </w:pPr>
+            <w:r>
+              <w:rPr>
+                <w:sz w:val="17"/>
+              </w:rPr>
+            </w:r>
+          </w:p>
+        </w:tc>
+        <w:tc>
+          <w:tcPr>
+            <w:tcW w:type="dxa" w:w="2484"/>
+          </w:tcPr>
+          <w:p>
+            <w:pPr>
+              <w:spacing w:after="20"/>
+            </w:pPr>
+            <w:r>
+              <w:rPr>
+                <w:sz w:val="17"/>
+              </w:rPr>
+            </w:r>
+            <w:r>
+              <w:rPr>
+                <w:b w:val="0"/>
+                <w:sz w:val="17"/>
+              </w:rPr>
+              <w:t>[ ] Y  [ ] N</w:t>
+            </w:r>
+          </w:p>
+        </w:tc>
+      </w:tr>
+      <w:tr>
+        <w:tc>
+          <w:tcPr>
+            <w:tcW w:type="dxa" w:w="2484"/>
+          </w:tcPr>
+          <w:p>
+            <w:pPr>
+              <w:spacing w:after="20"/>
+            </w:pPr>
+            <w:r>
+              <w:rPr>
+                <w:sz w:val="17"/>
+              </w:rPr>
+            </w:r>
+            <w:r>
+              <w:rPr>
+                <w:b w:val="0"/>
+                <w:sz w:val="17"/>
+              </w:rPr>
+              <w:t>Quarterly Performance Dashboard</w:t>
             </w:r>
           </w:p>
         </w:tc>
@@ -16732,7 +16777,7 @@
           <w:color w:val="1F3B63"/>
           <w:sz w:val="32"/>
         </w:rPr>
-        <w:t>Area 1.M — Performance Measurement and Management</w:t>
+        <w:t>Area 1.M — Performance Improvement</w:t>
       </w:r>
     </w:p>
     <w:p>
@@ -16831,7 +16876,7 @@
         <w:rPr>
           <w:b w:val="0"/>
         </w:rPr>
-        <w:t>The organization decides in writing what it will measure, why, how, how often, and what the target is - covering both business function and service delivery, and covering effectiveness, efficiency, service access, and satisfaction. Data is actually collected and reported on schedule.</w:t>
+        <w:t>The measured data is analyzed at least annually in a written performance analysis, conclusions are drawn, improvement actions are taken and tracked, and the results are shared with staff, persons served, and other stakeholders in a format they can understand.</w:t>
       </w:r>
     </w:p>
     <w:p>
@@ -17010,7 +17055,7 @@
                 <w:b w:val="0"/>
                 <w:sz w:val="17"/>
               </w:rPr>
-              <w:t>1M-01 Performance Measurement and Management</w:t>
+              <w:t>1M-01 Performance Improvement</w:t>
             </w:r>
           </w:p>
         </w:tc>
@@ -17093,7 +17138,7 @@
                 <w:b w:val="0"/>
                 <w:sz w:val="17"/>
               </w:rPr>
-              <w:t>Performance Measurement and Management Plan</w:t>
+              <w:t>Performance Improvement Plan and Annual Analysis Template</w:t>
             </w:r>
           </w:p>
         </w:tc>
@@ -17176,7 +17221,7 @@
                 <w:b w:val="0"/>
                 <w:sz w:val="17"/>
               </w:rPr>
-              <w:t>Measure Definition Sheet</w:t>
+              <w:t>Annual Performance Analysis Report — Cover and Sign-Off</w:t>
             </w:r>
           </w:p>
         </w:tc>
@@ -17259,7 +17304,90 @@
                 <w:b w:val="0"/>
                 <w:sz w:val="17"/>
               </w:rPr>
-              <w:t>Quarterly Performance Dashboard</w:t>
+              <w:t>Performance Improvement Project Charter</w:t>
+            </w:r>
+          </w:p>
+        </w:tc>
+        <w:tc>
+          <w:tcPr>
+            <w:tcW w:type="dxa" w:w="2484"/>
+          </w:tcPr>
+          <w:p>
+            <w:pPr>
+              <w:spacing w:after="20"/>
+            </w:pPr>
+            <w:r>
+              <w:rPr>
+                <w:sz w:val="17"/>
+              </w:rPr>
+            </w:r>
+            <w:r>
+              <w:rPr>
+                <w:b w:val="0"/>
+                <w:sz w:val="17"/>
+              </w:rPr>
+              <w:t>Form</w:t>
+            </w:r>
+          </w:p>
+        </w:tc>
+        <w:tc>
+          <w:tcPr>
+            <w:tcW w:type="dxa" w:w="2484"/>
+          </w:tcPr>
+          <w:p>
+            <w:pPr>
+              <w:spacing w:after="20"/>
+            </w:pPr>
+            <w:r>
+              <w:rPr>
+                <w:sz w:val="17"/>
+              </w:rPr>
+            </w:r>
+          </w:p>
+        </w:tc>
+        <w:tc>
+          <w:tcPr>
+            <w:tcW w:type="dxa" w:w="2484"/>
+          </w:tcPr>
+          <w:p>
+            <w:pPr>
+              <w:spacing w:after="20"/>
+            </w:pPr>
+            <w:r>
+              <w:rPr>
+                <w:sz w:val="17"/>
+              </w:rPr>
+            </w:r>
+            <w:r>
+              <w:rPr>
+                <w:b w:val="0"/>
+                <w:sz w:val="17"/>
+              </w:rPr>
+              <w:t>[ ] Y  [ ] N</w:t>
+            </w:r>
+          </w:p>
+        </w:tc>
+      </w:tr>
+      <w:tr>
+        <w:tc>
+          <w:tcPr>
+            <w:tcW w:type="dxa" w:w="2484"/>
+          </w:tcPr>
+          <w:p>
+            <w:pPr>
+              <w:spacing w:after="20"/>
+            </w:pPr>
+            <w:r>
+              <w:rPr>
+                <w:sz w:val="17"/>
+              </w:rPr>
+            </w:r>
+            <w:r>
+              <w:rPr>
+                <w:b w:val="0"/>
+                <w:sz w:val="17"/>
+              </w:rPr>
+              <w:t>"You Said, We Did" — Results Summary for Persons Served and Stakeholders</w:t>
             </w:r>
           </w:p>
         </w:tc>
@@ -17766,7 +17894,7 @@
           <w:color w:val="1F3B63"/>
           <w:sz w:val="32"/>
         </w:rPr>
-        <w:t>Area 1.N — Performance Improvement</w:t>
+        <w:t>Area 2.A — Program/Service Structure</w:t>
       </w:r>
     </w:p>
     <w:p>
@@ -17865,7 +17993,7 @@
         <w:rPr>
           <w:b w:val="0"/>
         </w:rPr>
-        <w:t>The measured data is analyzed at least annually in a written performance analysis, conclusions are drawn, improvement actions are taken and tracked, and the results are shared with staff, persons served, and other stakeholders in a format they can understand.</w:t>
+        <w:t>A written program description that says who the program serves, what it does, where and when, who delivers it and with what qualifications, and how it connects people to community resources. Services are person-centered and recovery-oriented, and staffing is sufficient for the people served.</w:t>
       </w:r>
     </w:p>
     <w:p>
@@ -18044,7 +18172,7 @@
                 <w:b w:val="0"/>
                 <w:sz w:val="17"/>
               </w:rPr>
-              <w:t>1N-01 Performance Improvement</w:t>
+              <w:t>2A-01 Program Description and Service Structure</w:t>
             </w:r>
           </w:p>
         </w:tc>
@@ -18127,7 +18255,7 @@
                 <w:b w:val="0"/>
                 <w:sz w:val="17"/>
               </w:rPr>
-              <w:t>Performance Improvement Plan and Annual Analysis Template</w:t>
+              <w:t>2A-02 Community Resources and Coordination of Care</w:t>
             </w:r>
           </w:p>
         </w:tc>
@@ -18149,7 +18277,7 @@
                 <w:b w:val="0"/>
                 <w:sz w:val="17"/>
               </w:rPr>
-              <w:t>Written plan</w:t>
+              <w:t>Policy</w:t>
             </w:r>
           </w:p>
         </w:tc>
@@ -18210,7 +18338,7 @@
                 <w:b w:val="0"/>
                 <w:sz w:val="17"/>
               </w:rPr>
-              <w:t>Annual Performance Analysis Report — Cover and Sign-Off</w:t>
+              <w:t>Program Description</w:t>
             </w:r>
           </w:p>
         </w:tc>
@@ -18293,7 +18421,7 @@
                 <w:b w:val="0"/>
                 <w:sz w:val="17"/>
               </w:rPr>
-              <w:t>Performance Improvement Project Charter</w:t>
+              <w:t>Community Resource Directory</w:t>
             </w:r>
           </w:p>
         </w:tc>
@@ -18376,7 +18504,7 @@
                 <w:b w:val="0"/>
                 <w:sz w:val="17"/>
               </w:rPr>
-              <w:t>"You Said, We Did" — Results Summary for Persons Served and Stakeholders</w:t>
+              <w:t>Staffing Plan</w:t>
             </w:r>
           </w:p>
         </w:tc>
@@ -18883,7 +19011,7 @@
           <w:color w:val="1F3B63"/>
           <w:sz w:val="32"/>
         </w:rPr>
-        <w:t>Area 2.A — Program/Service Structure</w:t>
+        <w:t>Area 2.B — Screening and Access to Services</w:t>
       </w:r>
     </w:p>
     <w:p>
@@ -18982,7 +19110,7 @@
         <w:rPr>
           <w:b w:val="0"/>
         </w:rPr>
-        <w:t>A written program description that says who the program serves, what it does, where and when, who delivers it and with what qualifications, and how it connects people to community resources. Services are person-centered and recovery-oriented, and staffing is sufficient for the people served.</w:t>
+        <w:t>Written eligibility criteria, a documented screening process with timeframes, what happens when someone is not eligible or must wait, and a documented orientation for every person entering the program that covers rights, grievance, confidentiality, fees, and what to expect.</w:t>
       </w:r>
     </w:p>
     <w:p>
@@ -19161,7 +19289,7 @@
                 <w:b w:val="0"/>
                 <w:sz w:val="17"/>
               </w:rPr>
-              <w:t>2A-01 Program Description and Service Structure</w:t>
+              <w:t>2B-01 Screening, Eligibility, and Access to Services</w:t>
             </w:r>
           </w:p>
         </w:tc>
@@ -19244,7 +19372,7 @@
                 <w:b w:val="0"/>
                 <w:sz w:val="17"/>
               </w:rPr>
-              <w:t>2A-02 Community Resources and Coordination of Care</w:t>
+              <w:t>2B-02 Orientation of the Person Served</w:t>
             </w:r>
           </w:p>
         </w:tc>
@@ -19327,7 +19455,7 @@
                 <w:b w:val="0"/>
                 <w:sz w:val="17"/>
               </w:rPr>
-              <w:t>Program Description</w:t>
+              <w:t>Screening and Referral Form</w:t>
             </w:r>
           </w:p>
         </w:tc>
@@ -19410,7 +19538,7 @@
                 <w:b w:val="0"/>
                 <w:sz w:val="17"/>
               </w:rPr>
-              <w:t>Community Resource Directory</w:t>
+              <w:t>Waiting List Log</w:t>
             </w:r>
           </w:p>
         </w:tc>
@@ -19493,7 +19621,90 @@
                 <w:b w:val="0"/>
                 <w:sz w:val="17"/>
               </w:rPr>
-              <w:t>Staffing Plan</w:t>
+              <w:t>Orientation of the Person Served</w:t>
+            </w:r>
+          </w:p>
+        </w:tc>
+        <w:tc>
+          <w:tcPr>
+            <w:tcW w:type="dxa" w:w="2484"/>
+          </w:tcPr>
+          <w:p>
+            <w:pPr>
+              <w:spacing w:after="20"/>
+            </w:pPr>
+            <w:r>
+              <w:rPr>
+                <w:sz w:val="17"/>
+              </w:rPr>
+            </w:r>
+            <w:r>
+              <w:rPr>
+                <w:b w:val="0"/>
+                <w:sz w:val="17"/>
+              </w:rPr>
+              <w:t>Form</w:t>
+            </w:r>
+          </w:p>
+        </w:tc>
+        <w:tc>
+          <w:tcPr>
+            <w:tcW w:type="dxa" w:w="2484"/>
+          </w:tcPr>
+          <w:p>
+            <w:pPr>
+              <w:spacing w:after="20"/>
+            </w:pPr>
+            <w:r>
+              <w:rPr>
+                <w:sz w:val="17"/>
+              </w:rPr>
+            </w:r>
+          </w:p>
+        </w:tc>
+        <w:tc>
+          <w:tcPr>
+            <w:tcW w:type="dxa" w:w="2484"/>
+          </w:tcPr>
+          <w:p>
+            <w:pPr>
+              <w:spacing w:after="20"/>
+            </w:pPr>
+            <w:r>
+              <w:rPr>
+                <w:sz w:val="17"/>
+              </w:rPr>
+            </w:r>
+            <w:r>
+              <w:rPr>
+                <w:b w:val="0"/>
+                <w:sz w:val="17"/>
+              </w:rPr>
+              <w:t>[ ] Y  [ ] N</w:t>
+            </w:r>
+          </w:p>
+        </w:tc>
+      </w:tr>
+      <w:tr>
+        <w:tc>
+          <w:tcPr>
+            <w:tcW w:type="dxa" w:w="2484"/>
+          </w:tcPr>
+          <w:p>
+            <w:pPr>
+              <w:spacing w:after="20"/>
+            </w:pPr>
+            <w:r>
+              <w:rPr>
+                <w:sz w:val="17"/>
+              </w:rPr>
+            </w:r>
+            <w:r>
+              <w:rPr>
+                <w:b w:val="0"/>
+                <w:sz w:val="17"/>
+              </w:rPr>
+              <w:t>Referral-Out Log (People We Could Not Serve)</w:t>
             </w:r>
           </w:p>
         </w:tc>
@@ -20000,7 +20211,7 @@
           <w:color w:val="1F3B63"/>
           <w:sz w:val="32"/>
         </w:rPr>
-        <w:t>Area 2.B — Screening and Access to Services</w:t>
+        <w:t>Area 2.C — Person-Centered Planning</w:t>
       </w:r>
     </w:p>
     <w:p>
@@ -20099,7 +20310,7 @@
         <w:rPr>
           <w:b w:val="0"/>
         </w:rPr>
-        <w:t>Written eligibility criteria, a documented screening process with timeframes, what happens when someone is not eligible or must wait, and a documented orientation for every person entering the program that covers rights, grievance, confidentiality, fees, and what to expect.</w:t>
+        <w:t>Each person has an individualized plan built with them, in their own words, reflecting their strengths, needs, abilities and preferences, with goals and measurable objectives, the specific services and who provides them, target dates, and the person's signature. The plan is reviewed on a stated schedule and updated when things change.</w:t>
       </w:r>
     </w:p>
     <w:p>
@@ -20278,7 +20489,7 @@
                 <w:b w:val="0"/>
                 <w:sz w:val="17"/>
               </w:rPr>
-              <w:t>2B-01 Screening, Eligibility, and Access to Services</w:t>
+              <w:t>2C-01 Person-Centered Planning</w:t>
             </w:r>
           </w:p>
         </w:tc>
@@ -20361,7 +20572,7 @@
                 <w:b w:val="0"/>
                 <w:sz w:val="17"/>
               </w:rPr>
-              <w:t>2B-02 Orientation of the Person Served</w:t>
+              <w:t>2C-02 Plan Review and Documentation of Services</w:t>
             </w:r>
           </w:p>
         </w:tc>
@@ -20444,7 +20655,7 @@
                 <w:b w:val="0"/>
                 <w:sz w:val="17"/>
               </w:rPr>
-              <w:t>Screening and Referral Form</w:t>
+              <w:t>Person-Centered Plan</w:t>
             </w:r>
           </w:p>
         </w:tc>
@@ -20527,7 +20738,7 @@
                 <w:b w:val="0"/>
                 <w:sz w:val="17"/>
               </w:rPr>
-              <w:t>Waiting List Log</w:t>
+              <w:t>Person-Centered Plan Review</w:t>
             </w:r>
           </w:p>
         </w:tc>
@@ -20610,7 +20821,7 @@
                 <w:b w:val="0"/>
                 <w:sz w:val="17"/>
               </w:rPr>
-              <w:t>Orientation of the Person Served</w:t>
+              <w:t>My Wellness and Recovery Plan</w:t>
             </w:r>
           </w:p>
         </w:tc>
@@ -20693,7 +20904,7 @@
                 <w:b w:val="0"/>
                 <w:sz w:val="17"/>
               </w:rPr>
-              <w:t>Referral-Out Log (People We Could Not Serve)</w:t>
+              <w:t>Peer Support Progress Note</w:t>
             </w:r>
           </w:p>
         </w:tc>
@@ -21200,7 +21411,7 @@
           <w:color w:val="1F3B63"/>
           <w:sz w:val="32"/>
         </w:rPr>
-        <w:t>Area 2.C — Person-Centered Plan</w:t>
+        <w:t>Area 2.D — Transition/Discharge</w:t>
       </w:r>
     </w:p>
     <w:p>
@@ -21299,7 +21510,7 @@
         <w:rPr>
           <w:b w:val="0"/>
         </w:rPr>
-        <w:t>Each person has an individualized plan built with them, in their own words, reflecting their strengths, needs, abilities and preferences, with goals and measurable objectives, the specific services and who provides them, target dates, and the person's signature. The plan is reviewed on a stated schedule and updated when things change.</w:t>
+        <w:t>Transition planning begins at admission, not at the end. There is a written transition/discharge summary for every person who leaves, including unplanned exits, and a documented attempt at follow-up after discharge with the results recorded and analyzed.</w:t>
       </w:r>
     </w:p>
     <w:p>
@@ -21478,7 +21689,7 @@
                 <w:b w:val="0"/>
                 <w:sz w:val="17"/>
               </w:rPr>
-              <w:t>2C-01 Person-Centered Planning</w:t>
+              <w:t>2D-01 Transition Planning</w:t>
             </w:r>
           </w:p>
         </w:tc>
@@ -21561,7 +21772,7 @@
                 <w:b w:val="0"/>
                 <w:sz w:val="17"/>
               </w:rPr>
-              <w:t>2C-02 Plan Review and Documentation of Services</w:t>
+              <w:t>2D-02 Discharge Summary and Follow-Up</w:t>
             </w:r>
           </w:p>
         </w:tc>
@@ -21644,7 +21855,7 @@
                 <w:b w:val="0"/>
                 <w:sz w:val="17"/>
               </w:rPr>
-              <w:t>Person-Centered Plan</w:t>
+              <w:t>Transition / Discharge Summary</w:t>
             </w:r>
           </w:p>
         </w:tc>
@@ -21727,7 +21938,7 @@
                 <w:b w:val="0"/>
                 <w:sz w:val="17"/>
               </w:rPr>
-              <w:t>Person-Centered Plan Review</w:t>
+              <w:t>Post-Discharge Follow-Up Contact Log</w:t>
             </w:r>
           </w:p>
         </w:tc>
@@ -21810,90 +22021,7 @@
                 <w:b w:val="0"/>
                 <w:sz w:val="17"/>
               </w:rPr>
-              <w:t>My Wellness and Recovery Plan</w:t>
-            </w:r>
-          </w:p>
-        </w:tc>
-        <w:tc>
-          <w:tcPr>
-            <w:tcW w:type="dxa" w:w="2484"/>
-          </w:tcPr>
-          <w:p>
-            <w:pPr>
-              <w:spacing w:after="20"/>
-            </w:pPr>
-            <w:r>
-              <w:rPr>
-                <w:sz w:val="17"/>
-              </w:rPr>
-            </w:r>
-            <w:r>
-              <w:rPr>
-                <w:b w:val="0"/>
-                <w:sz w:val="17"/>
-              </w:rPr>
-              <w:t>Form</w:t>
-            </w:r>
-          </w:p>
-        </w:tc>
-        <w:tc>
-          <w:tcPr>
-            <w:tcW w:type="dxa" w:w="2484"/>
-          </w:tcPr>
-          <w:p>
-            <w:pPr>
-              <w:spacing w:after="20"/>
-            </w:pPr>
-            <w:r>
-              <w:rPr>
-                <w:sz w:val="17"/>
-              </w:rPr>
-            </w:r>
-          </w:p>
-        </w:tc>
-        <w:tc>
-          <w:tcPr>
-            <w:tcW w:type="dxa" w:w="2484"/>
-          </w:tcPr>
-          <w:p>
-            <w:pPr>
-              <w:spacing w:after="20"/>
-            </w:pPr>
-            <w:r>
-              <w:rPr>
-                <w:sz w:val="17"/>
-              </w:rPr>
-            </w:r>
-            <w:r>
-              <w:rPr>
-                <w:b w:val="0"/>
-                <w:sz w:val="17"/>
-              </w:rPr>
-              <w:t>[ ] Y  [ ] N</w:t>
-            </w:r>
-          </w:p>
-        </w:tc>
-      </w:tr>
-      <w:tr>
-        <w:tc>
-          <w:tcPr>
-            <w:tcW w:type="dxa" w:w="2484"/>
-          </w:tcPr>
-          <w:p>
-            <w:pPr>
-              <w:spacing w:after="20"/>
-            </w:pPr>
-            <w:r>
-              <w:rPr>
-                <w:sz w:val="17"/>
-              </w:rPr>
-            </w:r>
-            <w:r>
-              <w:rPr>
-                <w:b w:val="0"/>
-                <w:sz w:val="17"/>
-              </w:rPr>
-              <w:t>Peer Support Progress Note</w:t>
+              <w:t>Unplanned Exit Review</w:t>
             </w:r>
           </w:p>
         </w:tc>
@@ -22400,7 +22528,7 @@
           <w:color w:val="1F3B63"/>
           <w:sz w:val="32"/>
         </w:rPr>
-        <w:t>Area 2.D — Transition/Discharge</w:t>
+        <w:t>Area 2.E — Medication Use</w:t>
       </w:r>
     </w:p>
     <w:p>
@@ -22499,7 +22627,7 @@
         <w:rPr>
           <w:b w:val="0"/>
         </w:rPr>
-        <w:t>Transition planning begins at admission, not at the end. There is a written transition/discharge summary for every person who leaves, including unplanned exits, and a documented attempt at follow-up after discharge with the results recorded and analyzed.</w:t>
+        <w:t>If the program does not prescribe, dispense, administer, or store medication, that must be stated in writing, and staff must know their limits and what to do about medication questions and adverse reactions. If it does any of those things, a full medication management policy set is required.</w:t>
       </w:r>
     </w:p>
     <w:p>
@@ -22678,7 +22806,7 @@
                 <w:b w:val="0"/>
                 <w:sz w:val="17"/>
               </w:rPr>
-              <w:t>2D-01 Transition Planning</w:t>
+              <w:t>2E-01 Medication</w:t>
             </w:r>
           </w:p>
         </w:tc>
@@ -22761,256 +22889,7 @@
                 <w:b w:val="0"/>
                 <w:sz w:val="17"/>
               </w:rPr>
-              <w:t>2D-02 Discharge Summary and Follow-Up</w:t>
-            </w:r>
-          </w:p>
-        </w:tc>
-        <w:tc>
-          <w:tcPr>
-            <w:tcW w:type="dxa" w:w="2484"/>
-          </w:tcPr>
-          <w:p>
-            <w:pPr>
-              <w:spacing w:after="20"/>
-            </w:pPr>
-            <w:r>
-              <w:rPr>
-                <w:sz w:val="17"/>
-              </w:rPr>
-            </w:r>
-            <w:r>
-              <w:rPr>
-                <w:b w:val="0"/>
-                <w:sz w:val="17"/>
-              </w:rPr>
-              <w:t>Policy</w:t>
-            </w:r>
-          </w:p>
-        </w:tc>
-        <w:tc>
-          <w:tcPr>
-            <w:tcW w:type="dxa" w:w="2484"/>
-          </w:tcPr>
-          <w:p>
-            <w:pPr>
-              <w:spacing w:after="20"/>
-            </w:pPr>
-            <w:r>
-              <w:rPr>
-                <w:sz w:val="17"/>
-              </w:rPr>
-            </w:r>
-          </w:p>
-        </w:tc>
-        <w:tc>
-          <w:tcPr>
-            <w:tcW w:type="dxa" w:w="2484"/>
-          </w:tcPr>
-          <w:p>
-            <w:pPr>
-              <w:spacing w:after="20"/>
-            </w:pPr>
-            <w:r>
-              <w:rPr>
-                <w:sz w:val="17"/>
-              </w:rPr>
-            </w:r>
-            <w:r>
-              <w:rPr>
-                <w:b w:val="0"/>
-                <w:sz w:val="17"/>
-              </w:rPr>
-              <w:t>[ ] Y  [ ] N</w:t>
-            </w:r>
-          </w:p>
-        </w:tc>
-      </w:tr>
-      <w:tr>
-        <w:tc>
-          <w:tcPr>
-            <w:tcW w:type="dxa" w:w="2484"/>
-          </w:tcPr>
-          <w:p>
-            <w:pPr>
-              <w:spacing w:after="20"/>
-            </w:pPr>
-            <w:r>
-              <w:rPr>
-                <w:sz w:val="17"/>
-              </w:rPr>
-            </w:r>
-            <w:r>
-              <w:rPr>
-                <w:b w:val="0"/>
-                <w:sz w:val="17"/>
-              </w:rPr>
-              <w:t>Transition / Discharge Summary</w:t>
-            </w:r>
-          </w:p>
-        </w:tc>
-        <w:tc>
-          <w:tcPr>
-            <w:tcW w:type="dxa" w:w="2484"/>
-          </w:tcPr>
-          <w:p>
-            <w:pPr>
-              <w:spacing w:after="20"/>
-            </w:pPr>
-            <w:r>
-              <w:rPr>
-                <w:sz w:val="17"/>
-              </w:rPr>
-            </w:r>
-            <w:r>
-              <w:rPr>
-                <w:b w:val="0"/>
-                <w:sz w:val="17"/>
-              </w:rPr>
-              <w:t>Form</w:t>
-            </w:r>
-          </w:p>
-        </w:tc>
-        <w:tc>
-          <w:tcPr>
-            <w:tcW w:type="dxa" w:w="2484"/>
-          </w:tcPr>
-          <w:p>
-            <w:pPr>
-              <w:spacing w:after="20"/>
-            </w:pPr>
-            <w:r>
-              <w:rPr>
-                <w:sz w:val="17"/>
-              </w:rPr>
-            </w:r>
-          </w:p>
-        </w:tc>
-        <w:tc>
-          <w:tcPr>
-            <w:tcW w:type="dxa" w:w="2484"/>
-          </w:tcPr>
-          <w:p>
-            <w:pPr>
-              <w:spacing w:after="20"/>
-            </w:pPr>
-            <w:r>
-              <w:rPr>
-                <w:sz w:val="17"/>
-              </w:rPr>
-            </w:r>
-            <w:r>
-              <w:rPr>
-                <w:b w:val="0"/>
-                <w:sz w:val="17"/>
-              </w:rPr>
-              <w:t>[ ] Y  [ ] N</w:t>
-            </w:r>
-          </w:p>
-        </w:tc>
-      </w:tr>
-      <w:tr>
-        <w:tc>
-          <w:tcPr>
-            <w:tcW w:type="dxa" w:w="2484"/>
-          </w:tcPr>
-          <w:p>
-            <w:pPr>
-              <w:spacing w:after="20"/>
-            </w:pPr>
-            <w:r>
-              <w:rPr>
-                <w:sz w:val="17"/>
-              </w:rPr>
-            </w:r>
-            <w:r>
-              <w:rPr>
-                <w:b w:val="0"/>
-                <w:sz w:val="17"/>
-              </w:rPr>
-              <w:t>Post-Discharge Follow-Up Contact Log</w:t>
-            </w:r>
-          </w:p>
-        </w:tc>
-        <w:tc>
-          <w:tcPr>
-            <w:tcW w:type="dxa" w:w="2484"/>
-          </w:tcPr>
-          <w:p>
-            <w:pPr>
-              <w:spacing w:after="20"/>
-            </w:pPr>
-            <w:r>
-              <w:rPr>
-                <w:sz w:val="17"/>
-              </w:rPr>
-            </w:r>
-            <w:r>
-              <w:rPr>
-                <w:b w:val="0"/>
-                <w:sz w:val="17"/>
-              </w:rPr>
-              <w:t>Form</w:t>
-            </w:r>
-          </w:p>
-        </w:tc>
-        <w:tc>
-          <w:tcPr>
-            <w:tcW w:type="dxa" w:w="2484"/>
-          </w:tcPr>
-          <w:p>
-            <w:pPr>
-              <w:spacing w:after="20"/>
-            </w:pPr>
-            <w:r>
-              <w:rPr>
-                <w:sz w:val="17"/>
-              </w:rPr>
-            </w:r>
-          </w:p>
-        </w:tc>
-        <w:tc>
-          <w:tcPr>
-            <w:tcW w:type="dxa" w:w="2484"/>
-          </w:tcPr>
-          <w:p>
-            <w:pPr>
-              <w:spacing w:after="20"/>
-            </w:pPr>
-            <w:r>
-              <w:rPr>
-                <w:sz w:val="17"/>
-              </w:rPr>
-            </w:r>
-            <w:r>
-              <w:rPr>
-                <w:b w:val="0"/>
-                <w:sz w:val="17"/>
-              </w:rPr>
-              <w:t>[ ] Y  [ ] N</w:t>
-            </w:r>
-          </w:p>
-        </w:tc>
-      </w:tr>
-      <w:tr>
-        <w:tc>
-          <w:tcPr>
-            <w:tcW w:type="dxa" w:w="2484"/>
-          </w:tcPr>
-          <w:p>
-            <w:pPr>
-              <w:spacing w:after="20"/>
-            </w:pPr>
-            <w:r>
-              <w:rPr>
-                <w:sz w:val="17"/>
-              </w:rPr>
-            </w:r>
-            <w:r>
-              <w:rPr>
-                <w:b w:val="0"/>
-                <w:sz w:val="17"/>
-              </w:rPr>
-              <w:t>Unplanned Exit Review</w:t>
+              <w:t>Medication — What Your Peer Specialist Can and Cannot Do</w:t>
             </w:r>
           </w:p>
         </w:tc>
@@ -23517,7 +23396,7 @@
           <w:color w:val="1F3B63"/>
           <w:sz w:val="32"/>
         </w:rPr>
-        <w:t>Area 2.E — Medication Use</w:t>
+        <w:t>Area 2.F — Promoting Nonviolent Practices</w:t>
       </w:r>
     </w:p>
     <w:p>
@@ -23616,7 +23495,7 @@
         <w:rPr>
           <w:b w:val="0"/>
         </w:rPr>
-        <w:t>If the program does not prescribe, dispense, administer, or store medication, that must be stated in writing, and staff must know their limits and what to do about medication questions and adverse reactions. If it does any of those things, a full medication management policy set is required.</w:t>
+        <w:t>A written commitment to nonviolent practice: de-escalation training for staff, what is prohibited, what to do in a behavioral crisis, when to call for help, and a debriefing with the person served and staff after any crisis event.</w:t>
       </w:r>
     </w:p>
     <w:p>
@@ -23795,7 +23674,7 @@
                 <w:b w:val="0"/>
                 <w:sz w:val="17"/>
               </w:rPr>
-              <w:t>2E-01 Medication</w:t>
+              <w:t>2F-01 Nonviolent Practices</w:t>
             </w:r>
           </w:p>
         </w:tc>
@@ -23878,7 +23757,256 @@
                 <w:b w:val="0"/>
                 <w:sz w:val="17"/>
               </w:rPr>
-              <w:t>Medication — What Your Peer Specialist Can and Cannot Do</w:t>
+              <w:t>2F-02 Crisis Response and Debriefing</w:t>
+            </w:r>
+          </w:p>
+        </w:tc>
+        <w:tc>
+          <w:tcPr>
+            <w:tcW w:type="dxa" w:w="2484"/>
+          </w:tcPr>
+          <w:p>
+            <w:pPr>
+              <w:spacing w:after="20"/>
+            </w:pPr>
+            <w:r>
+              <w:rPr>
+                <w:sz w:val="17"/>
+              </w:rPr>
+            </w:r>
+            <w:r>
+              <w:rPr>
+                <w:b w:val="0"/>
+                <w:sz w:val="17"/>
+              </w:rPr>
+              <w:t>Policy</w:t>
+            </w:r>
+          </w:p>
+        </w:tc>
+        <w:tc>
+          <w:tcPr>
+            <w:tcW w:type="dxa" w:w="2484"/>
+          </w:tcPr>
+          <w:p>
+            <w:pPr>
+              <w:spacing w:after="20"/>
+            </w:pPr>
+            <w:r>
+              <w:rPr>
+                <w:sz w:val="17"/>
+              </w:rPr>
+            </w:r>
+          </w:p>
+        </w:tc>
+        <w:tc>
+          <w:tcPr>
+            <w:tcW w:type="dxa" w:w="2484"/>
+          </w:tcPr>
+          <w:p>
+            <w:pPr>
+              <w:spacing w:after="20"/>
+            </w:pPr>
+            <w:r>
+              <w:rPr>
+                <w:sz w:val="17"/>
+              </w:rPr>
+            </w:r>
+            <w:r>
+              <w:rPr>
+                <w:b w:val="0"/>
+                <w:sz w:val="17"/>
+              </w:rPr>
+              <w:t>[ ] Y  [ ] N</w:t>
+            </w:r>
+          </w:p>
+        </w:tc>
+      </w:tr>
+      <w:tr>
+        <w:tc>
+          <w:tcPr>
+            <w:tcW w:type="dxa" w:w="2484"/>
+          </w:tcPr>
+          <w:p>
+            <w:pPr>
+              <w:spacing w:after="20"/>
+            </w:pPr>
+            <w:r>
+              <w:rPr>
+                <w:sz w:val="17"/>
+              </w:rPr>
+            </w:r>
+            <w:r>
+              <w:rPr>
+                <w:b w:val="0"/>
+                <w:sz w:val="17"/>
+              </w:rPr>
+              <w:t>Crisis Debriefing Form</w:t>
+            </w:r>
+          </w:p>
+        </w:tc>
+        <w:tc>
+          <w:tcPr>
+            <w:tcW w:type="dxa" w:w="2484"/>
+          </w:tcPr>
+          <w:p>
+            <w:pPr>
+              <w:spacing w:after="20"/>
+            </w:pPr>
+            <w:r>
+              <w:rPr>
+                <w:sz w:val="17"/>
+              </w:rPr>
+            </w:r>
+            <w:r>
+              <w:rPr>
+                <w:b w:val="0"/>
+                <w:sz w:val="17"/>
+              </w:rPr>
+              <w:t>Form</w:t>
+            </w:r>
+          </w:p>
+        </w:tc>
+        <w:tc>
+          <w:tcPr>
+            <w:tcW w:type="dxa" w:w="2484"/>
+          </w:tcPr>
+          <w:p>
+            <w:pPr>
+              <w:spacing w:after="20"/>
+            </w:pPr>
+            <w:r>
+              <w:rPr>
+                <w:sz w:val="17"/>
+              </w:rPr>
+            </w:r>
+          </w:p>
+        </w:tc>
+        <w:tc>
+          <w:tcPr>
+            <w:tcW w:type="dxa" w:w="2484"/>
+          </w:tcPr>
+          <w:p>
+            <w:pPr>
+              <w:spacing w:after="20"/>
+            </w:pPr>
+            <w:r>
+              <w:rPr>
+                <w:sz w:val="17"/>
+              </w:rPr>
+            </w:r>
+            <w:r>
+              <w:rPr>
+                <w:b w:val="0"/>
+                <w:sz w:val="17"/>
+              </w:rPr>
+              <w:t>[ ] Y  [ ] N</w:t>
+            </w:r>
+          </w:p>
+        </w:tc>
+      </w:tr>
+      <w:tr>
+        <w:tc>
+          <w:tcPr>
+            <w:tcW w:type="dxa" w:w="2484"/>
+          </w:tcPr>
+          <w:p>
+            <w:pPr>
+              <w:spacing w:after="20"/>
+            </w:pPr>
+            <w:r>
+              <w:rPr>
+                <w:sz w:val="17"/>
+              </w:rPr>
+            </w:r>
+            <w:r>
+              <w:rPr>
+                <w:b w:val="0"/>
+                <w:sz w:val="17"/>
+              </w:rPr>
+              <w:t>De-escalation and Nonviolent Practices Training Log</w:t>
+            </w:r>
+          </w:p>
+        </w:tc>
+        <w:tc>
+          <w:tcPr>
+            <w:tcW w:type="dxa" w:w="2484"/>
+          </w:tcPr>
+          <w:p>
+            <w:pPr>
+              <w:spacing w:after="20"/>
+            </w:pPr>
+            <w:r>
+              <w:rPr>
+                <w:sz w:val="17"/>
+              </w:rPr>
+            </w:r>
+            <w:r>
+              <w:rPr>
+                <w:b w:val="0"/>
+                <w:sz w:val="17"/>
+              </w:rPr>
+              <w:t>Form</w:t>
+            </w:r>
+          </w:p>
+        </w:tc>
+        <w:tc>
+          <w:tcPr>
+            <w:tcW w:type="dxa" w:w="2484"/>
+          </w:tcPr>
+          <w:p>
+            <w:pPr>
+              <w:spacing w:after="20"/>
+            </w:pPr>
+            <w:r>
+              <w:rPr>
+                <w:sz w:val="17"/>
+              </w:rPr>
+            </w:r>
+          </w:p>
+        </w:tc>
+        <w:tc>
+          <w:tcPr>
+            <w:tcW w:type="dxa" w:w="2484"/>
+          </w:tcPr>
+          <w:p>
+            <w:pPr>
+              <w:spacing w:after="20"/>
+            </w:pPr>
+            <w:r>
+              <w:rPr>
+                <w:sz w:val="17"/>
+              </w:rPr>
+            </w:r>
+            <w:r>
+              <w:rPr>
+                <w:b w:val="0"/>
+                <w:sz w:val="17"/>
+              </w:rPr>
+              <w:t>[ ] Y  [ ] N</w:t>
+            </w:r>
+          </w:p>
+        </w:tc>
+      </w:tr>
+      <w:tr>
+        <w:tc>
+          <w:tcPr>
+            <w:tcW w:type="dxa" w:w="2484"/>
+          </w:tcPr>
+          <w:p>
+            <w:pPr>
+              <w:spacing w:after="20"/>
+            </w:pPr>
+            <w:r>
+              <w:rPr>
+                <w:sz w:val="17"/>
+              </w:rPr>
+            </w:r>
+            <w:r>
+              <w:rPr>
+                <w:b w:val="0"/>
+                <w:sz w:val="17"/>
+              </w:rPr>
+              <w:t>My Personal Safety and Crisis Plan</w:t>
             </w:r>
           </w:p>
         </w:tc>
@@ -24385,7 +24513,7 @@
           <w:color w:val="1F3B63"/>
           <w:sz w:val="32"/>
         </w:rPr>
-        <w:t>Area 2.F — Nonviolent Practices</w:t>
+        <w:t>Area 2.G — Records of the Persons Served</w:t>
       </w:r>
     </w:p>
     <w:p>
@@ -24484,7 +24612,7 @@
         <w:rPr>
           <w:b w:val="0"/>
         </w:rPr>
-        <w:t>A written commitment to nonviolent practice: de-escalation training for staff, what is prohibited, what to do in a behavioral crisis, when to call for help, and a debriefing with the person served and staff after any crisis event.</w:t>
+        <w:t>A written list of what belongs in a record, who may write in it, how quickly entries must be made, how corrections are made, how records are secured, how long they are kept, and how they are destroyed. Entries are legible, dated, and signed with credential.</w:t>
       </w:r>
     </w:p>
     <w:p>
@@ -24663,7 +24791,7 @@
                 <w:b w:val="0"/>
                 <w:sz w:val="17"/>
               </w:rPr>
-              <w:t>2F-01 Nonviolent Practices</w:t>
+              <w:t>2G-01 Content and Maintenance of the Record of the Person Served</w:t>
             </w:r>
           </w:p>
         </w:tc>
@@ -24746,7 +24874,7 @@
                 <w:b w:val="0"/>
                 <w:sz w:val="17"/>
               </w:rPr>
-              <w:t>2F-02 Crisis Response and Debriefing</w:t>
+              <w:t>2G-02 Records Retention, Access, and Destruction</w:t>
             </w:r>
           </w:p>
         </w:tc>
@@ -24829,7 +24957,7 @@
                 <w:b w:val="0"/>
                 <w:sz w:val="17"/>
               </w:rPr>
-              <w:t>Crisis Debriefing Form</w:t>
+              <w:t>Record Content Checklist</w:t>
             </w:r>
           </w:p>
         </w:tc>
@@ -24912,90 +25040,7 @@
                 <w:b w:val="0"/>
                 <w:sz w:val="17"/>
               </w:rPr>
-              <w:t>De-escalation and Nonviolent Practices Training Log</w:t>
-            </w:r>
-          </w:p>
-        </w:tc>
-        <w:tc>
-          <w:tcPr>
-            <w:tcW w:type="dxa" w:w="2484"/>
-          </w:tcPr>
-          <w:p>
-            <w:pPr>
-              <w:spacing w:after="20"/>
-            </w:pPr>
-            <w:r>
-              <w:rPr>
-                <w:sz w:val="17"/>
-              </w:rPr>
-            </w:r>
-            <w:r>
-              <w:rPr>
-                <w:b w:val="0"/>
-                <w:sz w:val="17"/>
-              </w:rPr>
-              <w:t>Form</w:t>
-            </w:r>
-          </w:p>
-        </w:tc>
-        <w:tc>
-          <w:tcPr>
-            <w:tcW w:type="dxa" w:w="2484"/>
-          </w:tcPr>
-          <w:p>
-            <w:pPr>
-              <w:spacing w:after="20"/>
-            </w:pPr>
-            <w:r>
-              <w:rPr>
-                <w:sz w:val="17"/>
-              </w:rPr>
-            </w:r>
-          </w:p>
-        </w:tc>
-        <w:tc>
-          <w:tcPr>
-            <w:tcW w:type="dxa" w:w="2484"/>
-          </w:tcPr>
-          <w:p>
-            <w:pPr>
-              <w:spacing w:after="20"/>
-            </w:pPr>
-            <w:r>
-              <w:rPr>
-                <w:sz w:val="17"/>
-              </w:rPr>
-            </w:r>
-            <w:r>
-              <w:rPr>
-                <w:b w:val="0"/>
-                <w:sz w:val="17"/>
-              </w:rPr>
-              <w:t>[ ] Y  [ ] N</w:t>
-            </w:r>
-          </w:p>
-        </w:tc>
-      </w:tr>
-      <w:tr>
-        <w:tc>
-          <w:tcPr>
-            <w:tcW w:type="dxa" w:w="2484"/>
-          </w:tcPr>
-          <w:p>
-            <w:pPr>
-              <w:spacing w:after="20"/>
-            </w:pPr>
-            <w:r>
-              <w:rPr>
-                <w:sz w:val="17"/>
-              </w:rPr>
-            </w:r>
-            <w:r>
-              <w:rPr>
-                <w:b w:val="0"/>
-                <w:sz w:val="17"/>
-              </w:rPr>
-              <w:t>My Personal Safety and Crisis Plan</w:t>
+              <w:t>Records Retention Schedule</w:t>
             </w:r>
           </w:p>
         </w:tc>
@@ -25502,7 +25547,7 @@
           <w:color w:val="1F3B63"/>
           <w:sz w:val="32"/>
         </w:rPr>
-        <w:t>Area 2.G — Records of the Persons Served</w:t>
+        <w:t>Area 2.H — Quality Records Management</w:t>
       </w:r>
     </w:p>
     <w:p>
@@ -25601,7 +25646,7 @@
         <w:rPr>
           <w:b w:val="0"/>
         </w:rPr>
-        <w:t>A written list of what belongs in a record, who may write in it, how quickly entries must be made, how corrections are made, how records are secured, how long they are kept, and how they are destroyed. Entries are legible, dated, and signed with credential.</w:t>
+        <w:t>Records are reviewed on a written schedule using a written tool, by someone qualified, looking at whether documentation supports the service and the plan. Results are aggregated, trends identified, and corrective action tracked to closure.</w:t>
       </w:r>
     </w:p>
     <w:p>
@@ -25780,7 +25825,7 @@
                 <w:b w:val="0"/>
                 <w:sz w:val="17"/>
               </w:rPr>
-              <w:t>2G-01 Content and Maintenance of the Record of the Person Served</w:t>
+              <w:t>2H-01 Quality Record Review</w:t>
             </w:r>
           </w:p>
         </w:tc>
@@ -25863,7 +25908,7 @@
                 <w:b w:val="0"/>
                 <w:sz w:val="17"/>
               </w:rPr>
-              <w:t>2G-02 Records Retention, Access, and Destruction</w:t>
+              <w:t>Quality Record Review Tool</w:t>
             </w:r>
           </w:p>
         </w:tc>
@@ -25885,7 +25930,7 @@
                 <w:b w:val="0"/>
                 <w:sz w:val="17"/>
               </w:rPr>
-              <w:t>Policy</w:t>
+              <w:t>Form</w:t>
             </w:r>
           </w:p>
         </w:tc>
@@ -25946,7 +25991,7 @@
                 <w:b w:val="0"/>
                 <w:sz w:val="17"/>
               </w:rPr>
-              <w:t>Record Content Checklist</w:t>
+              <w:t>Quarterly Record Review Summary Report</w:t>
             </w:r>
           </w:p>
         </w:tc>
@@ -26029,7 +26074,7 @@
                 <w:b w:val="0"/>
                 <w:sz w:val="17"/>
               </w:rPr>
-              <w:t>Records Retention Schedule</w:t>
+              <w:t>Corrective Action Tracker</w:t>
             </w:r>
           </w:p>
         </w:tc>
@@ -26536,7 +26581,7 @@
           <w:color w:val="1F3B63"/>
           <w:sz w:val="32"/>
         </w:rPr>
-        <w:t>Area 2.H — Quality Record Review</w:t>
+        <w:t>Area 2.I — Service Delivery Using Information and Communication Technologies</w:t>
       </w:r>
     </w:p>
     <w:p>
@@ -26548,72 +26593,15 @@
     </w:p>
     <w:p>
       <w:pPr>
-        <w:keepNext/>
-        <w:spacing w:before="200" w:after="80"/>
+        <w:spacing w:before="120"/>
       </w:pPr>
       <w:r>
         <w:rPr>
           <w:b/>
-          <w:color w:val="1F3B63"/>
-          <w:sz w:val="26"/>
-        </w:rPr>
-        <w:t>1. Does this area appear in your manual?</w:t>
-      </w:r>
-    </w:p>
-    <w:p>
-      <w:r>
-        <w:rPr>
-          <w:b w:val="0"/>
-        </w:rPr>
-        <w:t>[ ] Yes — same letter, same name</w:t>
-      </w:r>
-    </w:p>
-    <w:p>
-      <w:r>
-        <w:rPr>
-          <w:b w:val="0"/>
-        </w:rPr>
-        <w:t>[ ] Yes — but renamed to: ______________________________________</w:t>
-      </w:r>
-    </w:p>
-    <w:p>
-      <w:r>
-        <w:rPr>
-          <w:b w:val="0"/>
-        </w:rPr>
-        <w:t>[ ] Yes — but renumbered to: ___________________________________</w:t>
-      </w:r>
-    </w:p>
-    <w:p>
-      <w:r>
-        <w:rPr>
-          <w:b w:val="0"/>
-        </w:rPr>
-        <w:t>[ ] Merged into: _______________________________________________</w:t>
-      </w:r>
-    </w:p>
-    <w:p>
-      <w:r>
-        <w:rPr>
-          <w:b w:val="0"/>
-        </w:rPr>
-        <w:t>[ ] Split into: ________________________________________________</w:t>
-      </w:r>
-    </w:p>
-    <w:p>
-      <w:r>
-        <w:rPr>
-          <w:b w:val="0"/>
-        </w:rPr>
-        <w:t>[ ] Not in my manual at all</w:t>
-      </w:r>
-    </w:p>
-    <w:p>
-      <w:r>
-        <w:rPr>
-          <w:b w:val="0"/>
-        </w:rPr>
-        <w:t>Manual page numbers: ____________    Number of standards in this area: ________</w:t>
+          <w:color w:val="A81C1C"/>
+          <w:sz w:val="21"/>
+        </w:rPr>
+        <w:t>This whole area was missing from earlier builds. It is Section 2, not Section 1.</w:t>
       </w:r>
     </w:p>
     <w:p>
@@ -26627,6 +26615,76 @@
           <w:color w:val="1F3B63"/>
           <w:sz w:val="26"/>
         </w:rPr>
+        <w:t>1. Does this area appear in your manual?</w:t>
+      </w:r>
+    </w:p>
+    <w:p>
+      <w:r>
+        <w:rPr>
+          <w:b w:val="0"/>
+        </w:rPr>
+        <w:t>[ ] Yes — same letter, same name</w:t>
+      </w:r>
+    </w:p>
+    <w:p>
+      <w:r>
+        <w:rPr>
+          <w:b w:val="0"/>
+        </w:rPr>
+        <w:t>[ ] Yes — but renamed to: ______________________________________</w:t>
+      </w:r>
+    </w:p>
+    <w:p>
+      <w:r>
+        <w:rPr>
+          <w:b w:val="0"/>
+        </w:rPr>
+        <w:t>[ ] Yes — but renumbered to: ___________________________________</w:t>
+      </w:r>
+    </w:p>
+    <w:p>
+      <w:r>
+        <w:rPr>
+          <w:b w:val="0"/>
+        </w:rPr>
+        <w:t>[ ] Merged into: _______________________________________________</w:t>
+      </w:r>
+    </w:p>
+    <w:p>
+      <w:r>
+        <w:rPr>
+          <w:b w:val="0"/>
+        </w:rPr>
+        <w:t>[ ] Split into: ________________________________________________</w:t>
+      </w:r>
+    </w:p>
+    <w:p>
+      <w:r>
+        <w:rPr>
+          <w:b w:val="0"/>
+        </w:rPr>
+        <w:t>[ ] Not in my manual at all</w:t>
+      </w:r>
+    </w:p>
+    <w:p>
+      <w:r>
+        <w:rPr>
+          <w:b w:val="0"/>
+        </w:rPr>
+        <w:t>Manual page numbers: ____________    Number of standards in this area: ________</w:t>
+      </w:r>
+    </w:p>
+    <w:p>
+      <w:pPr>
+        <w:keepNext/>
+        <w:spacing w:before="200" w:after="80"/>
+      </w:pPr>
+      <w:r>
+        <w:rPr>
+          <w:b/>
+          <w:color w:val="1F3B63"/>
+          <w:sz w:val="26"/>
+        </w:rPr>
         <w:t>2. What this packet assumes the area covers</w:t>
       </w:r>
     </w:p>
@@ -26635,7 +26693,7 @@
         <w:rPr>
           <w:b w:val="0"/>
         </w:rPr>
-        <w:t>Records are reviewed on a written schedule using a written tool, by someone qualified, looking at whether documentation supports the service and the plan. Results are aggregated, trends identified, and corrective action tracked to closure.</w:t>
+        <w:t>Where any part of the service is delivered by video, phone or other technology, it meets the same standards as in-person service: informed consent specific to the technology, identity and location verified at each contact, an emergency plan for the person's actual location, an approved platform under a business associate agreement, staff trained and assessed as competent in delivering peer support remotely, and documentation that records the modality and both parties' locations.</w:t>
       </w:r>
     </w:p>
     <w:p>
@@ -26814,7 +26872,7 @@
                 <w:b w:val="0"/>
                 <w:sz w:val="17"/>
               </w:rPr>
-              <w:t>2H-01 Quality Record Review</w:t>
+              <w:t>2I-01 Information and Communication Technology in Service Delivery (Telehealth)</w:t>
             </w:r>
           </w:p>
         </w:tc>
@@ -26837,255 +26895,6 @@
                 <w:sz w:val="17"/>
               </w:rPr>
               <w:t>Policy</w:t>
-            </w:r>
-          </w:p>
-        </w:tc>
-        <w:tc>
-          <w:tcPr>
-            <w:tcW w:type="dxa" w:w="2484"/>
-          </w:tcPr>
-          <w:p>
-            <w:pPr>
-              <w:spacing w:after="20"/>
-            </w:pPr>
-            <w:r>
-              <w:rPr>
-                <w:sz w:val="17"/>
-              </w:rPr>
-            </w:r>
-          </w:p>
-        </w:tc>
-        <w:tc>
-          <w:tcPr>
-            <w:tcW w:type="dxa" w:w="2484"/>
-          </w:tcPr>
-          <w:p>
-            <w:pPr>
-              <w:spacing w:after="20"/>
-            </w:pPr>
-            <w:r>
-              <w:rPr>
-                <w:sz w:val="17"/>
-              </w:rPr>
-            </w:r>
-            <w:r>
-              <w:rPr>
-                <w:b w:val="0"/>
-                <w:sz w:val="17"/>
-              </w:rPr>
-              <w:t>[ ] Y  [ ] N</w:t>
-            </w:r>
-          </w:p>
-        </w:tc>
-      </w:tr>
-      <w:tr>
-        <w:tc>
-          <w:tcPr>
-            <w:tcW w:type="dxa" w:w="2484"/>
-          </w:tcPr>
-          <w:p>
-            <w:pPr>
-              <w:spacing w:after="20"/>
-            </w:pPr>
-            <w:r>
-              <w:rPr>
-                <w:sz w:val="17"/>
-              </w:rPr>
-            </w:r>
-            <w:r>
-              <w:rPr>
-                <w:b w:val="0"/>
-                <w:sz w:val="17"/>
-              </w:rPr>
-              <w:t>Quality Record Review Tool</w:t>
-            </w:r>
-          </w:p>
-        </w:tc>
-        <w:tc>
-          <w:tcPr>
-            <w:tcW w:type="dxa" w:w="2484"/>
-          </w:tcPr>
-          <w:p>
-            <w:pPr>
-              <w:spacing w:after="20"/>
-            </w:pPr>
-            <w:r>
-              <w:rPr>
-                <w:sz w:val="17"/>
-              </w:rPr>
-            </w:r>
-            <w:r>
-              <w:rPr>
-                <w:b w:val="0"/>
-                <w:sz w:val="17"/>
-              </w:rPr>
-              <w:t>Form</w:t>
-            </w:r>
-          </w:p>
-        </w:tc>
-        <w:tc>
-          <w:tcPr>
-            <w:tcW w:type="dxa" w:w="2484"/>
-          </w:tcPr>
-          <w:p>
-            <w:pPr>
-              <w:spacing w:after="20"/>
-            </w:pPr>
-            <w:r>
-              <w:rPr>
-                <w:sz w:val="17"/>
-              </w:rPr>
-            </w:r>
-          </w:p>
-        </w:tc>
-        <w:tc>
-          <w:tcPr>
-            <w:tcW w:type="dxa" w:w="2484"/>
-          </w:tcPr>
-          <w:p>
-            <w:pPr>
-              <w:spacing w:after="20"/>
-            </w:pPr>
-            <w:r>
-              <w:rPr>
-                <w:sz w:val="17"/>
-              </w:rPr>
-            </w:r>
-            <w:r>
-              <w:rPr>
-                <w:b w:val="0"/>
-                <w:sz w:val="17"/>
-              </w:rPr>
-              <w:t>[ ] Y  [ ] N</w:t>
-            </w:r>
-          </w:p>
-        </w:tc>
-      </w:tr>
-      <w:tr>
-        <w:tc>
-          <w:tcPr>
-            <w:tcW w:type="dxa" w:w="2484"/>
-          </w:tcPr>
-          <w:p>
-            <w:pPr>
-              <w:spacing w:after="20"/>
-            </w:pPr>
-            <w:r>
-              <w:rPr>
-                <w:sz w:val="17"/>
-              </w:rPr>
-            </w:r>
-            <w:r>
-              <w:rPr>
-                <w:b w:val="0"/>
-                <w:sz w:val="17"/>
-              </w:rPr>
-              <w:t>Quarterly Record Review Summary Report</w:t>
-            </w:r>
-          </w:p>
-        </w:tc>
-        <w:tc>
-          <w:tcPr>
-            <w:tcW w:type="dxa" w:w="2484"/>
-          </w:tcPr>
-          <w:p>
-            <w:pPr>
-              <w:spacing w:after="20"/>
-            </w:pPr>
-            <w:r>
-              <w:rPr>
-                <w:sz w:val="17"/>
-              </w:rPr>
-            </w:r>
-            <w:r>
-              <w:rPr>
-                <w:b w:val="0"/>
-                <w:sz w:val="17"/>
-              </w:rPr>
-              <w:t>Form</w:t>
-            </w:r>
-          </w:p>
-        </w:tc>
-        <w:tc>
-          <w:tcPr>
-            <w:tcW w:type="dxa" w:w="2484"/>
-          </w:tcPr>
-          <w:p>
-            <w:pPr>
-              <w:spacing w:after="20"/>
-            </w:pPr>
-            <w:r>
-              <w:rPr>
-                <w:sz w:val="17"/>
-              </w:rPr>
-            </w:r>
-          </w:p>
-        </w:tc>
-        <w:tc>
-          <w:tcPr>
-            <w:tcW w:type="dxa" w:w="2484"/>
-          </w:tcPr>
-          <w:p>
-            <w:pPr>
-              <w:spacing w:after="20"/>
-            </w:pPr>
-            <w:r>
-              <w:rPr>
-                <w:sz w:val="17"/>
-              </w:rPr>
-            </w:r>
-            <w:r>
-              <w:rPr>
-                <w:b w:val="0"/>
-                <w:sz w:val="17"/>
-              </w:rPr>
-              <w:t>[ ] Y  [ ] N</w:t>
-            </w:r>
-          </w:p>
-        </w:tc>
-      </w:tr>
-      <w:tr>
-        <w:tc>
-          <w:tcPr>
-            <w:tcW w:type="dxa" w:w="2484"/>
-          </w:tcPr>
-          <w:p>
-            <w:pPr>
-              <w:spacing w:after="20"/>
-            </w:pPr>
-            <w:r>
-              <w:rPr>
-                <w:sz w:val="17"/>
-              </w:rPr>
-            </w:r>
-            <w:r>
-              <w:rPr>
-                <w:b w:val="0"/>
-                <w:sz w:val="17"/>
-              </w:rPr>
-              <w:t>Corrective Action Tracker</w:t>
-            </w:r>
-          </w:p>
-        </w:tc>
-        <w:tc>
-          <w:tcPr>
-            <w:tcW w:type="dxa" w:w="2484"/>
-          </w:tcPr>
-          <w:p>
-            <w:pPr>
-              <w:spacing w:after="20"/>
-            </w:pPr>
-            <w:r>
-              <w:rPr>
-                <w:sz w:val="17"/>
-              </w:rPr>
-            </w:r>
-            <w:r>
-              <w:rPr>
-                <w:b w:val="0"/>
-                <w:sz w:val="17"/>
-              </w:rPr>
-              <w:t>Form</w:t>
             </w:r>
           </w:p>
         </w:tc>
@@ -27570,7 +27379,7 @@
           <w:color w:val="1F3B63"/>
           <w:sz w:val="32"/>
         </w:rPr>
-        <w:t>Area 3.CI — Community Integration</w:t>
+        <w:t>Area 3.C — Community Integration</w:t>
       </w:r>
     </w:p>
     <w:p>
@@ -27848,7 +27657,7 @@
                 <w:b w:val="0"/>
                 <w:sz w:val="17"/>
               </w:rPr>
-              <w:t>3CI-01 Community Integration Program Philosophy and Scope</w:t>
+              <w:t>3C-01 Community Integration Program Philosophy and Scope</w:t>
             </w:r>
           </w:p>
         </w:tc>
@@ -27931,7 +27740,7 @@
                 <w:b w:val="0"/>
                 <w:sz w:val="17"/>
               </w:rPr>
-              <w:t>3CI-02 Choice, Self-Determination, and Dignity of Risk</w:t>
+              <w:t>3C-02 Choice, Self-Determination, and Dignity of Risk</w:t>
             </w:r>
           </w:p>
         </w:tc>
@@ -28014,7 +27823,7 @@
                 <w:b w:val="0"/>
                 <w:sz w:val="17"/>
               </w:rPr>
-              <w:t>3CI-03 Natural Supports and Community Connection</w:t>
+              <w:t>3C-03 Natural Supports and Community Connection</w:t>
             </w:r>
           </w:p>
         </w:tc>
@@ -28097,7 +27906,7 @@
                 <w:b w:val="0"/>
                 <w:sz w:val="17"/>
               </w:rPr>
-              <w:t>3CI-04 Transportation and Community Outings</w:t>
+              <w:t>3C-04 Transportation and Community Outings</w:t>
             </w:r>
           </w:p>
         </w:tc>
@@ -28180,7 +27989,7 @@
                 <w:b w:val="0"/>
                 <w:sz w:val="17"/>
               </w:rPr>
-              <w:t>3CI-05 Advocacy, Benefits, and Removing Barriers</w:t>
+              <w:t>3C-05 Advocacy, Benefits, and Removing Barriers</w:t>
             </w:r>
           </w:p>
         </w:tc>
@@ -29019,7 +28828,7 @@
           <w:color w:val="1F3B63"/>
           <w:sz w:val="32"/>
         </w:rPr>
-        <w:t>Area 3.PEER — Peer Workforce Requirements (cross-cutting)</w:t>
+        <w:t>Area 3.PEER — Peer Workforce Requirements (this skill's own grouping - NOT a CARF area)</w:t>
       </w:r>
     </w:p>
     <w:p>
@@ -29153,7 +28962,7 @@
         <w:rPr>
           <w:b w:val="0"/>
         </w:rPr>
-        <w:t>Peer support is a WORKFORCE and a service model, not a separate CARF program section. Its requirements are enforced through 1.I (credential, competency, supervision), 2.A (program description and staffing), 2.C (person-centered planning done WITH the person), and the Section 3 program. This area exists so nothing peer-specific falls between the cracks: lived experience as a job qualification, the state peer credential, self-disclosure boundaries, mutuality, dual-relationship management in small recovery communities, peer staff wellness, and career ladder.</w:t>
+        <w:t>Peer support is a WORKFORCE and a service model, not a separate CARF program section. Its requirements are enforced through 1.I (credential, competency, supervision), 2.A (program description and staffing), 2.C (person-centered planning done WITH the person), and the Section 3 program. This area exists so nothing peer-specific falls between the cracks: lived experience as a job qualification, the state peer credential, self-disclosure boundaries, mutuality, dual-relationship management in small recovery communities, peer staff wellness, and career ladder. CONFIRMED against the 2026 table of contents: there is no Peer Support program in Sections 3 or 4, and CARF's own 2026 Behavioral Health Program Descriptions mention peer support once in 23 pages, as staffing for a crisis contact center. The nearest real CARF home for this material is the CONSUMER-RUN specialty designation at 5.D, page 318 - check whether the agency qualifies.</w:t>
       </w:r>
     </w:p>
     <w:p>
@@ -30080,6 +29889,1302 @@
                 <w:sz w:val="17"/>
               </w:rPr>
               <w:t>My Peer Wellness Plan (Staff)</w:t>
+            </w:r>
+          </w:p>
+        </w:tc>
+        <w:tc>
+          <w:tcPr>
+            <w:tcW w:type="dxa" w:w="2484"/>
+          </w:tcPr>
+          <w:p>
+            <w:pPr>
+              <w:spacing w:after="20"/>
+            </w:pPr>
+            <w:r>
+              <w:rPr>
+                <w:sz w:val="17"/>
+              </w:rPr>
+            </w:r>
+            <w:r>
+              <w:rPr>
+                <w:b w:val="0"/>
+                <w:sz w:val="17"/>
+              </w:rPr>
+              <w:t>Form</w:t>
+            </w:r>
+          </w:p>
+        </w:tc>
+        <w:tc>
+          <w:tcPr>
+            <w:tcW w:type="dxa" w:w="2484"/>
+          </w:tcPr>
+          <w:p>
+            <w:pPr>
+              <w:spacing w:after="20"/>
+            </w:pPr>
+            <w:r>
+              <w:rPr>
+                <w:sz w:val="17"/>
+              </w:rPr>
+            </w:r>
+          </w:p>
+        </w:tc>
+        <w:tc>
+          <w:tcPr>
+            <w:tcW w:type="dxa" w:w="2484"/>
+          </w:tcPr>
+          <w:p>
+            <w:pPr>
+              <w:spacing w:after="20"/>
+            </w:pPr>
+            <w:r>
+              <w:rPr>
+                <w:sz w:val="17"/>
+              </w:rPr>
+            </w:r>
+            <w:r>
+              <w:rPr>
+                <w:b w:val="0"/>
+                <w:sz w:val="17"/>
+              </w:rPr>
+              <w:t>[ ] Y  [ ] N</w:t>
+            </w:r>
+          </w:p>
+        </w:tc>
+      </w:tr>
+    </w:tbl>
+    <w:p>
+      <w:pPr>
+        <w:spacing w:after="40"/>
+      </w:pPr>
+    </w:p>
+    <w:p>
+      <w:pPr>
+        <w:keepNext/>
+        <w:spacing w:before="200" w:after="80"/>
+      </w:pPr>
+      <w:r>
+        <w:rPr>
+          <w:b/>
+          <w:color w:val="1F3B63"/>
+          <w:sz w:val="26"/>
+        </w:rPr>
+        <w:t>4. Standards in YOUR manual that nothing above covers</w:t>
+      </w:r>
+    </w:p>
+    <w:p>
+      <w:r>
+        <w:rPr>
+          <w:b w:val="0"/>
+        </w:rPr>
+        <w:t xml:space="preserve">Standard number and your own short description. </w:t>
+      </w:r>
+      <w:r>
+        <w:rPr>
+          <w:b/>
+        </w:rPr>
+        <w:t>Do not copy the manual's wording.</w:t>
+      </w:r>
+      <w:r>
+        <w:rPr>
+          <w:b w:val="0"/>
+        </w:rPr>
+        <w:t xml:space="preserve"> Everything you write here becomes a gap on the self-study checklist.</w:t>
+      </w:r>
+    </w:p>
+    <w:tbl>
+      <w:tblPr>
+        <w:tblStyle w:val="TableGrid"/>
+        <w:tblW w:type="auto" w:w="0"/>
+        <w:tblLayout w:type="autofit"/>
+        <w:tblLook w:firstColumn="1" w:firstRow="1" w:lastColumn="0" w:lastRow="0" w:noHBand="0" w:noVBand="1" w:val="04A0"/>
+      </w:tblPr>
+      <w:tblGrid>
+        <w:gridCol w:w="2484"/>
+        <w:gridCol w:w="2484"/>
+        <w:gridCol w:w="2484"/>
+        <w:gridCol w:w="2484"/>
+      </w:tblGrid>
+      <w:tr>
+        <w:tc>
+          <w:tcPr>
+            <w:tcW w:type="dxa" w:w="2484"/>
+            <w:shd w:val="clear" w:fill="E8EDF5"/>
+          </w:tcPr>
+          <w:p>
+            <w:pPr>
+              <w:spacing w:after="20"/>
+            </w:pPr>
+            <w:r>
+              <w:rPr>
+                <w:b/>
+                <w:sz w:val="17"/>
+              </w:rPr>
+            </w:r>
+            <w:r>
+              <w:rPr>
+                <w:b/>
+                <w:sz w:val="17"/>
+              </w:rPr>
+              <w:t>Standard #</w:t>
+            </w:r>
+          </w:p>
+        </w:tc>
+        <w:tc>
+          <w:tcPr>
+            <w:tcW w:type="dxa" w:w="2484"/>
+            <w:shd w:val="clear" w:fill="E8EDF5"/>
+          </w:tcPr>
+          <w:p>
+            <w:pPr>
+              <w:spacing w:after="20"/>
+            </w:pPr>
+            <w:r>
+              <w:rPr>
+                <w:b/>
+                <w:sz w:val="17"/>
+              </w:rPr>
+            </w:r>
+            <w:r>
+              <w:rPr>
+                <w:b/>
+                <w:sz w:val="17"/>
+              </w:rPr>
+              <w:t>What it requires (your words)</w:t>
+            </w:r>
+          </w:p>
+        </w:tc>
+        <w:tc>
+          <w:tcPr>
+            <w:tcW w:type="dxa" w:w="2484"/>
+            <w:shd w:val="clear" w:fill="E8EDF5"/>
+          </w:tcPr>
+          <w:p>
+            <w:pPr>
+              <w:spacing w:after="20"/>
+            </w:pPr>
+            <w:r>
+              <w:rPr>
+                <w:b/>
+                <w:sz w:val="17"/>
+              </w:rPr>
+            </w:r>
+            <w:r>
+              <w:rPr>
+                <w:b/>
+                <w:sz w:val="17"/>
+              </w:rPr>
+              <w:t>Who owns it</w:t>
+            </w:r>
+          </w:p>
+        </w:tc>
+        <w:tc>
+          <w:tcPr>
+            <w:tcW w:type="dxa" w:w="2484"/>
+            <w:shd w:val="clear" w:fill="E8EDF5"/>
+          </w:tcPr>
+          <w:p>
+            <w:pPr>
+              <w:spacing w:after="20"/>
+            </w:pPr>
+            <w:r>
+              <w:rPr>
+                <w:b/>
+                <w:sz w:val="17"/>
+              </w:rPr>
+            </w:r>
+            <w:r>
+              <w:rPr>
+                <w:b/>
+                <w:sz w:val="17"/>
+              </w:rPr>
+              <w:t>Action needed</w:t>
+            </w:r>
+          </w:p>
+        </w:tc>
+      </w:tr>
+      <w:tr>
+        <w:tc>
+          <w:tcPr>
+            <w:tcW w:type="dxa" w:w="2484"/>
+          </w:tcPr>
+          <w:p>
+            <w:pPr>
+              <w:spacing w:after="20"/>
+            </w:pPr>
+            <w:r>
+              <w:rPr>
+                <w:sz w:val="17"/>
+              </w:rPr>
+            </w:r>
+          </w:p>
+        </w:tc>
+        <w:tc>
+          <w:tcPr>
+            <w:tcW w:type="dxa" w:w="2484"/>
+          </w:tcPr>
+          <w:p>
+            <w:pPr>
+              <w:spacing w:after="20"/>
+            </w:pPr>
+            <w:r>
+              <w:rPr>
+                <w:sz w:val="17"/>
+              </w:rPr>
+            </w:r>
+          </w:p>
+        </w:tc>
+        <w:tc>
+          <w:tcPr>
+            <w:tcW w:type="dxa" w:w="2484"/>
+          </w:tcPr>
+          <w:p>
+            <w:pPr>
+              <w:spacing w:after="20"/>
+            </w:pPr>
+            <w:r>
+              <w:rPr>
+                <w:sz w:val="17"/>
+              </w:rPr>
+            </w:r>
+          </w:p>
+        </w:tc>
+        <w:tc>
+          <w:tcPr>
+            <w:tcW w:type="dxa" w:w="2484"/>
+          </w:tcPr>
+          <w:p>
+            <w:pPr>
+              <w:spacing w:after="20"/>
+            </w:pPr>
+            <w:r>
+              <w:rPr>
+                <w:sz w:val="17"/>
+              </w:rPr>
+            </w:r>
+          </w:p>
+        </w:tc>
+      </w:tr>
+      <w:tr>
+        <w:tc>
+          <w:tcPr>
+            <w:tcW w:type="dxa" w:w="2484"/>
+          </w:tcPr>
+          <w:p>
+            <w:pPr>
+              <w:spacing w:after="20"/>
+            </w:pPr>
+            <w:r>
+              <w:rPr>
+                <w:sz w:val="17"/>
+              </w:rPr>
+            </w:r>
+          </w:p>
+        </w:tc>
+        <w:tc>
+          <w:tcPr>
+            <w:tcW w:type="dxa" w:w="2484"/>
+          </w:tcPr>
+          <w:p>
+            <w:pPr>
+              <w:spacing w:after="20"/>
+            </w:pPr>
+            <w:r>
+              <w:rPr>
+                <w:sz w:val="17"/>
+              </w:rPr>
+            </w:r>
+          </w:p>
+        </w:tc>
+        <w:tc>
+          <w:tcPr>
+            <w:tcW w:type="dxa" w:w="2484"/>
+          </w:tcPr>
+          <w:p>
+            <w:pPr>
+              <w:spacing w:after="20"/>
+            </w:pPr>
+            <w:r>
+              <w:rPr>
+                <w:sz w:val="17"/>
+              </w:rPr>
+            </w:r>
+          </w:p>
+        </w:tc>
+        <w:tc>
+          <w:tcPr>
+            <w:tcW w:type="dxa" w:w="2484"/>
+          </w:tcPr>
+          <w:p>
+            <w:pPr>
+              <w:spacing w:after="20"/>
+            </w:pPr>
+            <w:r>
+              <w:rPr>
+                <w:sz w:val="17"/>
+              </w:rPr>
+            </w:r>
+          </w:p>
+        </w:tc>
+      </w:tr>
+      <w:tr>
+        <w:tc>
+          <w:tcPr>
+            <w:tcW w:type="dxa" w:w="2484"/>
+          </w:tcPr>
+          <w:p>
+            <w:pPr>
+              <w:spacing w:after="20"/>
+            </w:pPr>
+            <w:r>
+              <w:rPr>
+                <w:sz w:val="17"/>
+              </w:rPr>
+            </w:r>
+          </w:p>
+        </w:tc>
+        <w:tc>
+          <w:tcPr>
+            <w:tcW w:type="dxa" w:w="2484"/>
+          </w:tcPr>
+          <w:p>
+            <w:pPr>
+              <w:spacing w:after="20"/>
+            </w:pPr>
+            <w:r>
+              <w:rPr>
+                <w:sz w:val="17"/>
+              </w:rPr>
+            </w:r>
+          </w:p>
+        </w:tc>
+        <w:tc>
+          <w:tcPr>
+            <w:tcW w:type="dxa" w:w="2484"/>
+          </w:tcPr>
+          <w:p>
+            <w:pPr>
+              <w:spacing w:after="20"/>
+            </w:pPr>
+            <w:r>
+              <w:rPr>
+                <w:sz w:val="17"/>
+              </w:rPr>
+            </w:r>
+          </w:p>
+        </w:tc>
+        <w:tc>
+          <w:tcPr>
+            <w:tcW w:type="dxa" w:w="2484"/>
+          </w:tcPr>
+          <w:p>
+            <w:pPr>
+              <w:spacing w:after="20"/>
+            </w:pPr>
+            <w:r>
+              <w:rPr>
+                <w:sz w:val="17"/>
+              </w:rPr>
+            </w:r>
+          </w:p>
+        </w:tc>
+      </w:tr>
+      <w:tr>
+        <w:tc>
+          <w:tcPr>
+            <w:tcW w:type="dxa" w:w="2484"/>
+          </w:tcPr>
+          <w:p>
+            <w:pPr>
+              <w:spacing w:after="20"/>
+            </w:pPr>
+            <w:r>
+              <w:rPr>
+                <w:sz w:val="17"/>
+              </w:rPr>
+            </w:r>
+          </w:p>
+        </w:tc>
+        <w:tc>
+          <w:tcPr>
+            <w:tcW w:type="dxa" w:w="2484"/>
+          </w:tcPr>
+          <w:p>
+            <w:pPr>
+              <w:spacing w:after="20"/>
+            </w:pPr>
+            <w:r>
+              <w:rPr>
+                <w:sz w:val="17"/>
+              </w:rPr>
+            </w:r>
+          </w:p>
+        </w:tc>
+        <w:tc>
+          <w:tcPr>
+            <w:tcW w:type="dxa" w:w="2484"/>
+          </w:tcPr>
+          <w:p>
+            <w:pPr>
+              <w:spacing w:after="20"/>
+            </w:pPr>
+            <w:r>
+              <w:rPr>
+                <w:sz w:val="17"/>
+              </w:rPr>
+            </w:r>
+          </w:p>
+        </w:tc>
+        <w:tc>
+          <w:tcPr>
+            <w:tcW w:type="dxa" w:w="2484"/>
+          </w:tcPr>
+          <w:p>
+            <w:pPr>
+              <w:spacing w:after="20"/>
+            </w:pPr>
+            <w:r>
+              <w:rPr>
+                <w:sz w:val="17"/>
+              </w:rPr>
+            </w:r>
+          </w:p>
+        </w:tc>
+      </w:tr>
+    </w:tbl>
+    <w:p>
+      <w:pPr>
+        <w:spacing w:after="40"/>
+      </w:pPr>
+    </w:p>
+    <w:p>
+      <w:pPr>
+        <w:keepNext/>
+        <w:spacing w:before="200" w:after="80"/>
+      </w:pPr>
+      <w:r>
+        <w:rPr>
+          <w:b/>
+          <w:color w:val="1F3B63"/>
+          <w:sz w:val="26"/>
+        </w:rPr>
+        <w:t>5. Sign-off for this area</w:t>
+      </w:r>
+    </w:p>
+    <w:p>
+      <w:r>
+        <w:rPr>
+          <w:b w:val="0"/>
+        </w:rPr>
+        <w:t>Checked by: ______________________  Signature: ______________________  Date: ____________</w:t>
+      </w:r>
+    </w:p>
+    <w:p>
+      <w:r>
+        <w:br w:type="page"/>
+      </w:r>
+    </w:p>
+    <w:p>
+      <w:pPr>
+        <w:keepNext/>
+        <w:spacing w:before="280" w:after="80"/>
+      </w:pPr>
+      <w:r>
+        <w:rPr>
+          <w:b/>
+          <w:color w:val="1F3B63"/>
+          <w:sz w:val="32"/>
+        </w:rPr>
+        <w:t>Area X.TECH — Technology and Information Security - CARF home NOT YET CONFIRMED</w:t>
+      </w:r>
+    </w:p>
+    <w:p>
+      <w:pPr>
+        <w:pBdr>
+          <w:bottom w:val="single" w:sz="6" w:color="1F3B63"/>
+        </w:pBdr>
+      </w:pPr>
+    </w:p>
+    <w:p>
+      <w:pPr>
+        <w:spacing w:before="120"/>
+      </w:pPr>
+      <w:r>
+        <w:rPr>
+          <w:b/>
+          <w:color w:val="A81C1C"/>
+          <w:sz w:val="21"/>
+        </w:rPr>
+        <w:t>X.TECH IS NOT A CARF CODE. It is a holding pen so three real policies are not silently dropped while their placement is unknown. Resolve it before survey.</w:t>
+      </w:r>
+    </w:p>
+    <w:p>
+      <w:pPr>
+        <w:keepNext/>
+        <w:spacing w:before="200" w:after="80"/>
+      </w:pPr>
+      <w:r>
+        <w:rPr>
+          <w:b/>
+          <w:color w:val="1F3B63"/>
+          <w:sz w:val="26"/>
+        </w:rPr>
+        <w:t>1. Does this area appear in your manual?</w:t>
+      </w:r>
+    </w:p>
+    <w:p>
+      <w:r>
+        <w:rPr>
+          <w:b w:val="0"/>
+        </w:rPr>
+        <w:t>[ ] Yes — same letter, same name</w:t>
+      </w:r>
+    </w:p>
+    <w:p>
+      <w:r>
+        <w:rPr>
+          <w:b w:val="0"/>
+        </w:rPr>
+        <w:t>[ ] Yes — but renamed to: ______________________________________</w:t>
+      </w:r>
+    </w:p>
+    <w:p>
+      <w:r>
+        <w:rPr>
+          <w:b w:val="0"/>
+        </w:rPr>
+        <w:t>[ ] Yes — but renumbered to: ___________________________________</w:t>
+      </w:r>
+    </w:p>
+    <w:p>
+      <w:r>
+        <w:rPr>
+          <w:b w:val="0"/>
+        </w:rPr>
+        <w:t>[ ] Merged into: _______________________________________________</w:t>
+      </w:r>
+    </w:p>
+    <w:p>
+      <w:r>
+        <w:rPr>
+          <w:b w:val="0"/>
+        </w:rPr>
+        <w:t>[ ] Split into: ________________________________________________</w:t>
+      </w:r>
+    </w:p>
+    <w:p>
+      <w:r>
+        <w:rPr>
+          <w:b w:val="0"/>
+        </w:rPr>
+        <w:t>[ ] Not in my manual at all</w:t>
+      </w:r>
+    </w:p>
+    <w:p>
+      <w:r>
+        <w:rPr>
+          <w:b w:val="0"/>
+        </w:rPr>
+        <w:t>Manual page numbers: ____________    Number of standards in this area: ________</w:t>
+      </w:r>
+    </w:p>
+    <w:p>
+      <w:pPr>
+        <w:keepNext/>
+        <w:spacing w:before="200" w:after="80"/>
+      </w:pPr>
+      <w:r>
+        <w:rPr>
+          <w:b/>
+          <w:color w:val="1F3B63"/>
+          <w:sz w:val="26"/>
+        </w:rPr>
+        <w:t>2. What this packet assumes the area covers</w:t>
+      </w:r>
+    </w:p>
+    <w:p>
+      <w:r>
+        <w:rPr>
+          <w:b w:val="0"/>
+        </w:rPr>
+        <w:t>The 2026 Section 1 has NO Technology area - it runs A Leadership to M Performance Improvement with no technology heading. These three policies (technology and system planning, information security, and social media / devices / electronic communication) are good practice and most payers require them, but their home in the manual is unconfirmed. Service delivery BY technology is a different thing and lives at 2.I. FIND THEIR HOME IN APPENDIX A (Required Written Documentation, page 385), which lists every document the manual requires, and move them to whichever area it names.</w:t>
+      </w:r>
+    </w:p>
+    <w:p>
+      <w:r>
+        <w:rPr>
+          <w:b w:val="0"/>
+        </w:rPr>
+        <w:t>Does that match your manual?  [ ] Yes   [ ] Mostly   [ ] No</w:t>
+      </w:r>
+    </w:p>
+    <w:p>
+      <w:r>
+        <w:rPr>
+          <w:b w:val="0"/>
+        </w:rPr>
+        <w:t>If mostly or no, what is different (your words, not the manual's):</w:t>
+      </w:r>
+    </w:p>
+    <w:p>
+      <w:r>
+        <w:rPr>
+          <w:b w:val="0"/>
+        </w:rPr>
+        <w:t>_______________________________________________________________________________</w:t>
+      </w:r>
+    </w:p>
+    <w:p>
+      <w:r>
+        <w:rPr>
+          <w:b w:val="0"/>
+        </w:rPr>
+        <w:t>_______________________________________________________________________________</w:t>
+      </w:r>
+    </w:p>
+    <w:p>
+      <w:pPr>
+        <w:keepNext/>
+        <w:spacing w:before="200" w:after="80"/>
+      </w:pPr>
+      <w:r>
+        <w:rPr>
+          <w:b/>
+          <w:color w:val="1F3B63"/>
+          <w:sz w:val="26"/>
+        </w:rPr>
+        <w:t>3. What this packet gives you for it</w:t>
+      </w:r>
+    </w:p>
+    <w:tbl>
+      <w:tblPr>
+        <w:tblStyle w:val="TableGrid"/>
+        <w:tblW w:type="auto" w:w="0"/>
+        <w:tblLayout w:type="autofit"/>
+        <w:tblLook w:firstColumn="1" w:firstRow="1" w:lastColumn="0" w:lastRow="0" w:noHBand="0" w:noVBand="1" w:val="04A0"/>
+      </w:tblPr>
+      <w:tblGrid>
+        <w:gridCol w:w="2484"/>
+        <w:gridCol w:w="2484"/>
+        <w:gridCol w:w="2484"/>
+        <w:gridCol w:w="2484"/>
+      </w:tblGrid>
+      <w:tr>
+        <w:tc>
+          <w:tcPr>
+            <w:tcW w:type="dxa" w:w="2484"/>
+            <w:shd w:val="clear" w:fill="E8EDF5"/>
+          </w:tcPr>
+          <w:p>
+            <w:pPr>
+              <w:spacing w:after="20"/>
+            </w:pPr>
+            <w:r>
+              <w:rPr>
+                <w:b/>
+                <w:sz w:val="17"/>
+              </w:rPr>
+            </w:r>
+            <w:r>
+              <w:rPr>
+                <w:b/>
+                <w:sz w:val="17"/>
+              </w:rPr>
+              <w:t>Document</w:t>
+            </w:r>
+          </w:p>
+        </w:tc>
+        <w:tc>
+          <w:tcPr>
+            <w:tcW w:type="dxa" w:w="2484"/>
+            <w:shd w:val="clear" w:fill="E8EDF5"/>
+          </w:tcPr>
+          <w:p>
+            <w:pPr>
+              <w:spacing w:after="20"/>
+            </w:pPr>
+            <w:r>
+              <w:rPr>
+                <w:b/>
+                <w:sz w:val="17"/>
+              </w:rPr>
+            </w:r>
+            <w:r>
+              <w:rPr>
+                <w:b/>
+                <w:sz w:val="17"/>
+              </w:rPr>
+              <w:t>Type</w:t>
+            </w:r>
+          </w:p>
+        </w:tc>
+        <w:tc>
+          <w:tcPr>
+            <w:tcW w:type="dxa" w:w="2484"/>
+            <w:shd w:val="clear" w:fill="E8EDF5"/>
+          </w:tcPr>
+          <w:p>
+            <w:pPr>
+              <w:spacing w:after="20"/>
+            </w:pPr>
+            <w:r>
+              <w:rPr>
+                <w:b/>
+                <w:sz w:val="17"/>
+              </w:rPr>
+            </w:r>
+            <w:r>
+              <w:rPr>
+                <w:b/>
+                <w:sz w:val="17"/>
+              </w:rPr>
+              <w:t>Covers the standard(s) numbered</w:t>
+            </w:r>
+          </w:p>
+        </w:tc>
+        <w:tc>
+          <w:tcPr>
+            <w:tcW w:type="dxa" w:w="2484"/>
+            <w:shd w:val="clear" w:fill="E8EDF5"/>
+          </w:tcPr>
+          <w:p>
+            <w:pPr>
+              <w:spacing w:after="20"/>
+            </w:pPr>
+            <w:r>
+              <w:rPr>
+                <w:b/>
+                <w:sz w:val="17"/>
+              </w:rPr>
+            </w:r>
+            <w:r>
+              <w:rPr>
+                <w:b/>
+                <w:sz w:val="17"/>
+              </w:rPr>
+              <w:t>Enough?</w:t>
+            </w:r>
+          </w:p>
+        </w:tc>
+      </w:tr>
+      <w:tr>
+        <w:tc>
+          <w:tcPr>
+            <w:tcW w:type="dxa" w:w="2484"/>
+          </w:tcPr>
+          <w:p>
+            <w:pPr>
+              <w:spacing w:after="20"/>
+            </w:pPr>
+            <w:r>
+              <w:rPr>
+                <w:sz w:val="17"/>
+              </w:rPr>
+            </w:r>
+            <w:r>
+              <w:rPr>
+                <w:b w:val="0"/>
+                <w:sz w:val="17"/>
+              </w:rPr>
+              <w:t>TECH-01 Technology and System Planning</w:t>
+            </w:r>
+          </w:p>
+        </w:tc>
+        <w:tc>
+          <w:tcPr>
+            <w:tcW w:type="dxa" w:w="2484"/>
+          </w:tcPr>
+          <w:p>
+            <w:pPr>
+              <w:spacing w:after="20"/>
+            </w:pPr>
+            <w:r>
+              <w:rPr>
+                <w:sz w:val="17"/>
+              </w:rPr>
+            </w:r>
+            <w:r>
+              <w:rPr>
+                <w:b w:val="0"/>
+                <w:sz w:val="17"/>
+              </w:rPr>
+              <w:t>Policy</w:t>
+            </w:r>
+          </w:p>
+        </w:tc>
+        <w:tc>
+          <w:tcPr>
+            <w:tcW w:type="dxa" w:w="2484"/>
+          </w:tcPr>
+          <w:p>
+            <w:pPr>
+              <w:spacing w:after="20"/>
+            </w:pPr>
+            <w:r>
+              <w:rPr>
+                <w:sz w:val="17"/>
+              </w:rPr>
+            </w:r>
+          </w:p>
+        </w:tc>
+        <w:tc>
+          <w:tcPr>
+            <w:tcW w:type="dxa" w:w="2484"/>
+          </w:tcPr>
+          <w:p>
+            <w:pPr>
+              <w:spacing w:after="20"/>
+            </w:pPr>
+            <w:r>
+              <w:rPr>
+                <w:sz w:val="17"/>
+              </w:rPr>
+            </w:r>
+            <w:r>
+              <w:rPr>
+                <w:b w:val="0"/>
+                <w:sz w:val="17"/>
+              </w:rPr>
+              <w:t>[ ] Y  [ ] N</w:t>
+            </w:r>
+          </w:p>
+        </w:tc>
+      </w:tr>
+      <w:tr>
+        <w:tc>
+          <w:tcPr>
+            <w:tcW w:type="dxa" w:w="2484"/>
+          </w:tcPr>
+          <w:p>
+            <w:pPr>
+              <w:spacing w:after="20"/>
+            </w:pPr>
+            <w:r>
+              <w:rPr>
+                <w:sz w:val="17"/>
+              </w:rPr>
+            </w:r>
+            <w:r>
+              <w:rPr>
+                <w:b w:val="0"/>
+                <w:sz w:val="17"/>
+              </w:rPr>
+              <w:t>TECH-02 Information Security and Confidentiality of Data</w:t>
+            </w:r>
+          </w:p>
+        </w:tc>
+        <w:tc>
+          <w:tcPr>
+            <w:tcW w:type="dxa" w:w="2484"/>
+          </w:tcPr>
+          <w:p>
+            <w:pPr>
+              <w:spacing w:after="20"/>
+            </w:pPr>
+            <w:r>
+              <w:rPr>
+                <w:sz w:val="17"/>
+              </w:rPr>
+            </w:r>
+            <w:r>
+              <w:rPr>
+                <w:b w:val="0"/>
+                <w:sz w:val="17"/>
+              </w:rPr>
+              <w:t>Policy</w:t>
+            </w:r>
+          </w:p>
+        </w:tc>
+        <w:tc>
+          <w:tcPr>
+            <w:tcW w:type="dxa" w:w="2484"/>
+          </w:tcPr>
+          <w:p>
+            <w:pPr>
+              <w:spacing w:after="20"/>
+            </w:pPr>
+            <w:r>
+              <w:rPr>
+                <w:sz w:val="17"/>
+              </w:rPr>
+            </w:r>
+          </w:p>
+        </w:tc>
+        <w:tc>
+          <w:tcPr>
+            <w:tcW w:type="dxa" w:w="2484"/>
+          </w:tcPr>
+          <w:p>
+            <w:pPr>
+              <w:spacing w:after="20"/>
+            </w:pPr>
+            <w:r>
+              <w:rPr>
+                <w:sz w:val="17"/>
+              </w:rPr>
+            </w:r>
+            <w:r>
+              <w:rPr>
+                <w:b w:val="0"/>
+                <w:sz w:val="17"/>
+              </w:rPr>
+              <w:t>[ ] Y  [ ] N</w:t>
+            </w:r>
+          </w:p>
+        </w:tc>
+      </w:tr>
+      <w:tr>
+        <w:tc>
+          <w:tcPr>
+            <w:tcW w:type="dxa" w:w="2484"/>
+          </w:tcPr>
+          <w:p>
+            <w:pPr>
+              <w:spacing w:after="20"/>
+            </w:pPr>
+            <w:r>
+              <w:rPr>
+                <w:sz w:val="17"/>
+              </w:rPr>
+            </w:r>
+            <w:r>
+              <w:rPr>
+                <w:b w:val="0"/>
+                <w:sz w:val="17"/>
+              </w:rPr>
+              <w:t>TECH-03 Social Media, Mobile Devices, and Electronic Communication</w:t>
+            </w:r>
+          </w:p>
+        </w:tc>
+        <w:tc>
+          <w:tcPr>
+            <w:tcW w:type="dxa" w:w="2484"/>
+          </w:tcPr>
+          <w:p>
+            <w:pPr>
+              <w:spacing w:after="20"/>
+            </w:pPr>
+            <w:r>
+              <w:rPr>
+                <w:sz w:val="17"/>
+              </w:rPr>
+            </w:r>
+            <w:r>
+              <w:rPr>
+                <w:b w:val="0"/>
+                <w:sz w:val="17"/>
+              </w:rPr>
+              <w:t>Policy</w:t>
+            </w:r>
+          </w:p>
+        </w:tc>
+        <w:tc>
+          <w:tcPr>
+            <w:tcW w:type="dxa" w:w="2484"/>
+          </w:tcPr>
+          <w:p>
+            <w:pPr>
+              <w:spacing w:after="20"/>
+            </w:pPr>
+            <w:r>
+              <w:rPr>
+                <w:sz w:val="17"/>
+              </w:rPr>
+            </w:r>
+          </w:p>
+        </w:tc>
+        <w:tc>
+          <w:tcPr>
+            <w:tcW w:type="dxa" w:w="2484"/>
+          </w:tcPr>
+          <w:p>
+            <w:pPr>
+              <w:spacing w:after="20"/>
+            </w:pPr>
+            <w:r>
+              <w:rPr>
+                <w:sz w:val="17"/>
+              </w:rPr>
+            </w:r>
+            <w:r>
+              <w:rPr>
+                <w:b w:val="0"/>
+                <w:sz w:val="17"/>
+              </w:rPr>
+              <w:t>[ ] Y  [ ] N</w:t>
+            </w:r>
+          </w:p>
+        </w:tc>
+      </w:tr>
+      <w:tr>
+        <w:tc>
+          <w:tcPr>
+            <w:tcW w:type="dxa" w:w="2484"/>
+          </w:tcPr>
+          <w:p>
+            <w:pPr>
+              <w:spacing w:after="20"/>
+            </w:pPr>
+            <w:r>
+              <w:rPr>
+                <w:sz w:val="17"/>
+              </w:rPr>
+            </w:r>
+            <w:r>
+              <w:rPr>
+                <w:b w:val="0"/>
+                <w:sz w:val="17"/>
+              </w:rPr>
+              <w:t>2I-01 Information and Communication Technology in Service Delivery (Telehealth)</w:t>
+            </w:r>
+          </w:p>
+        </w:tc>
+        <w:tc>
+          <w:tcPr>
+            <w:tcW w:type="dxa" w:w="2484"/>
+          </w:tcPr>
+          <w:p>
+            <w:pPr>
+              <w:spacing w:after="20"/>
+            </w:pPr>
+            <w:r>
+              <w:rPr>
+                <w:sz w:val="17"/>
+              </w:rPr>
+            </w:r>
+            <w:r>
+              <w:rPr>
+                <w:b w:val="0"/>
+                <w:sz w:val="17"/>
+              </w:rPr>
+              <w:t>Policy</w:t>
+            </w:r>
+          </w:p>
+        </w:tc>
+        <w:tc>
+          <w:tcPr>
+            <w:tcW w:type="dxa" w:w="2484"/>
+          </w:tcPr>
+          <w:p>
+            <w:pPr>
+              <w:spacing w:after="20"/>
+            </w:pPr>
+            <w:r>
+              <w:rPr>
+                <w:sz w:val="17"/>
+              </w:rPr>
+            </w:r>
+          </w:p>
+        </w:tc>
+        <w:tc>
+          <w:tcPr>
+            <w:tcW w:type="dxa" w:w="2484"/>
+          </w:tcPr>
+          <w:p>
+            <w:pPr>
+              <w:spacing w:after="20"/>
+            </w:pPr>
+            <w:r>
+              <w:rPr>
+                <w:sz w:val="17"/>
+              </w:rPr>
+            </w:r>
+            <w:r>
+              <w:rPr>
+                <w:b w:val="0"/>
+                <w:sz w:val="17"/>
+              </w:rPr>
+              <w:t>[ ] Y  [ ] N</w:t>
+            </w:r>
+          </w:p>
+        </w:tc>
+      </w:tr>
+      <w:tr>
+        <w:tc>
+          <w:tcPr>
+            <w:tcW w:type="dxa" w:w="2484"/>
+          </w:tcPr>
+          <w:p>
+            <w:pPr>
+              <w:spacing w:after="20"/>
+            </w:pPr>
+            <w:r>
+              <w:rPr>
+                <w:sz w:val="17"/>
+              </w:rPr>
+            </w:r>
+            <w:r>
+              <w:rPr>
+                <w:b w:val="0"/>
+                <w:sz w:val="17"/>
+              </w:rPr>
+              <w:t>Technology and System Plan</w:t>
+            </w:r>
+          </w:p>
+        </w:tc>
+        <w:tc>
+          <w:tcPr>
+            <w:tcW w:type="dxa" w:w="2484"/>
+          </w:tcPr>
+          <w:p>
+            <w:pPr>
+              <w:spacing w:after="20"/>
+            </w:pPr>
+            <w:r>
+              <w:rPr>
+                <w:sz w:val="17"/>
+              </w:rPr>
+            </w:r>
+            <w:r>
+              <w:rPr>
+                <w:b w:val="0"/>
+                <w:sz w:val="17"/>
+              </w:rPr>
+              <w:t>Written plan</w:t>
+            </w:r>
+          </w:p>
+        </w:tc>
+        <w:tc>
+          <w:tcPr>
+            <w:tcW w:type="dxa" w:w="2484"/>
+          </w:tcPr>
+          <w:p>
+            <w:pPr>
+              <w:spacing w:after="20"/>
+            </w:pPr>
+            <w:r>
+              <w:rPr>
+                <w:sz w:val="17"/>
+              </w:rPr>
+            </w:r>
+          </w:p>
+        </w:tc>
+        <w:tc>
+          <w:tcPr>
+            <w:tcW w:type="dxa" w:w="2484"/>
+          </w:tcPr>
+          <w:p>
+            <w:pPr>
+              <w:spacing w:after="20"/>
+            </w:pPr>
+            <w:r>
+              <w:rPr>
+                <w:sz w:val="17"/>
+              </w:rPr>
+            </w:r>
+            <w:r>
+              <w:rPr>
+                <w:b w:val="0"/>
+                <w:sz w:val="17"/>
+              </w:rPr>
+              <w:t>[ ] Y  [ ] N</w:t>
+            </w:r>
+          </w:p>
+        </w:tc>
+      </w:tr>
+      <w:tr>
+        <w:tc>
+          <w:tcPr>
+            <w:tcW w:type="dxa" w:w="2484"/>
+          </w:tcPr>
+          <w:p>
+            <w:pPr>
+              <w:spacing w:after="20"/>
+            </w:pPr>
+            <w:r>
+              <w:rPr>
+                <w:sz w:val="17"/>
+              </w:rPr>
+            </w:r>
+            <w:r>
+              <w:rPr>
+                <w:b w:val="0"/>
+                <w:sz w:val="17"/>
+              </w:rPr>
+              <w:t>System Downtime Service Log and Procedure</w:t>
+            </w:r>
+          </w:p>
+        </w:tc>
+        <w:tc>
+          <w:tcPr>
+            <w:tcW w:type="dxa" w:w="2484"/>
+          </w:tcPr>
+          <w:p>
+            <w:pPr>
+              <w:spacing w:after="20"/>
+            </w:pPr>
+            <w:r>
+              <w:rPr>
+                <w:sz w:val="17"/>
+              </w:rPr>
+            </w:r>
+            <w:r>
+              <w:rPr>
+                <w:b w:val="0"/>
+                <w:sz w:val="17"/>
+              </w:rPr>
+              <w:t>Form</w:t>
+            </w:r>
+          </w:p>
+        </w:tc>
+        <w:tc>
+          <w:tcPr>
+            <w:tcW w:type="dxa" w:w="2484"/>
+          </w:tcPr>
+          <w:p>
+            <w:pPr>
+              <w:spacing w:after="20"/>
+            </w:pPr>
+            <w:r>
+              <w:rPr>
+                <w:sz w:val="17"/>
+              </w:rPr>
+            </w:r>
+          </w:p>
+        </w:tc>
+        <w:tc>
+          <w:tcPr>
+            <w:tcW w:type="dxa" w:w="2484"/>
+          </w:tcPr>
+          <w:p>
+            <w:pPr>
+              <w:spacing w:after="20"/>
+            </w:pPr>
+            <w:r>
+              <w:rPr>
+                <w:sz w:val="17"/>
+              </w:rPr>
+            </w:r>
+            <w:r>
+              <w:rPr>
+                <w:b w:val="0"/>
+                <w:sz w:val="17"/>
+              </w:rPr>
+              <w:t>[ ] Y  [ ] N</w:t>
+            </w:r>
+          </w:p>
+        </w:tc>
+      </w:tr>
+      <w:tr>
+        <w:tc>
+          <w:tcPr>
+            <w:tcW w:type="dxa" w:w="2484"/>
+          </w:tcPr>
+          <w:p>
+            <w:pPr>
+              <w:spacing w:after="20"/>
+            </w:pPr>
+            <w:r>
+              <w:rPr>
+                <w:sz w:val="17"/>
+              </w:rPr>
+            </w:r>
+            <w:r>
+              <w:rPr>
+                <w:b w:val="0"/>
+                <w:sz w:val="17"/>
+              </w:rPr>
+              <w:t>Device and System Access Log</w:t>
             </w:r>
           </w:p>
         </w:tc>

--- a/.claude/skills/carf-peer-support-accreditation/providers/example-peer-agency/output/08_Manual_Verification_Worksheet.docx
+++ b/.claude/skills/carf-peer-support-accreditation/providers/example-peer-agency/output/08_Manual_Verification_Worksheet.docx
@@ -93,7 +93,7 @@
           <w:color w:val="555555"/>
           <w:sz w:val="20"/>
         </w:rPr>
-        <w:t>Generated 2026-09-05</w:t>
+        <w:t>Generated 2026-09-06</w:t>
       </w:r>
     </w:p>
     <w:p>
@@ -1565,6 +1565,4249 @@
           <w:b w:val="0"/>
         </w:rPr>
         <w:t>Checked by: ______________________  Signature: ______________________  Date: ____________</w:t>
+      </w:r>
+    </w:p>
+    <w:p>
+      <w:r>
+        <w:br w:type="page"/>
+      </w:r>
+    </w:p>
+    <w:p>
+      <w:pPr>
+        <w:keepNext/>
+        <w:spacing w:before="280" w:after="80"/>
+      </w:pPr>
+      <w:r>
+        <w:rPr>
+          <w:b/>
+          <w:color w:val="1F3B63"/>
+          <w:sz w:val="32"/>
+        </w:rPr>
+        <w:t>Part 1b — Which areas to read first</w:t>
+      </w:r>
+    </w:p>
+    <w:p>
+      <w:pPr>
+        <w:pBdr>
+          <w:bottom w:val="single" w:sz="6" w:color="1F3B63"/>
+        </w:pBdr>
+      </w:pPr>
+    </w:p>
+    <w:p>
+      <w:r>
+        <w:rPr>
+          <w:b w:val="0"/>
+        </w:rPr>
+        <w:t xml:space="preserve">You have limited hours. Spend them where the risk is. This table divides each area's </w:t>
+      </w:r>
+      <w:r>
+        <w:rPr>
+          <w:b/>
+        </w:rPr>
+        <w:t>page count in the manual</w:t>
+      </w:r>
+      <w:r>
+        <w:rPr>
+          <w:b w:val="0"/>
+        </w:rPr>
+        <w:t xml:space="preserve"> by </w:t>
+      </w:r>
+      <w:r>
+        <w:rPr>
+          <w:b/>
+        </w:rPr>
+        <w:t>how many policies this packet gives you for it</w:t>
+      </w:r>
+      <w:r>
+        <w:rPr>
+          <w:b w:val="0"/>
+        </w:rPr>
+        <w:t>. A high number means a lot of manual and not much packet — that is where something is most likely uncovered.</w:t>
+      </w:r>
+    </w:p>
+    <w:p>
+      <w:pPr>
+        <w:spacing w:before="120"/>
+      </w:pPr>
+      <w:r>
+        <w:rPr>
+          <w:b/>
+          <w:color w:val="A81C1C"/>
+          <w:sz w:val="21"/>
+        </w:rPr>
+        <w:t>PAGE COUNT IS A PROXY, NOT A MEASUREMENT. It says where to look, not what is wrong.</w:t>
+      </w:r>
+    </w:p>
+    <w:p>
+      <w:r>
+        <w:rPr>
+          <w:b w:val="0"/>
+        </w:rPr>
+        <w:t>Page spans are taken from the supplied table of contents: each area runs to the page before the next heading. Work top to bottom.</w:t>
+      </w:r>
+    </w:p>
+    <w:tbl>
+      <w:tblPr>
+        <w:tblStyle w:val="TableGrid"/>
+        <w:tblW w:type="auto" w:w="0"/>
+        <w:tblLayout w:type="autofit"/>
+        <w:tblLook w:firstColumn="1" w:firstRow="1" w:lastColumn="0" w:lastRow="0" w:noHBand="0" w:noVBand="1" w:val="04A0"/>
+      </w:tblPr>
+      <w:tblGrid>
+        <w:gridCol w:w="1242"/>
+        <w:gridCol w:w="1242"/>
+        <w:gridCol w:w="1242"/>
+        <w:gridCol w:w="1242"/>
+        <w:gridCol w:w="1242"/>
+        <w:gridCol w:w="1242"/>
+        <w:gridCol w:w="1242"/>
+        <w:gridCol w:w="1242"/>
+      </w:tblGrid>
+      <w:tr>
+        <w:tc>
+          <w:tcPr>
+            <w:tcW w:type="dxa" w:w="1242"/>
+            <w:shd w:val="clear" w:fill="E8EDF5"/>
+          </w:tcPr>
+          <w:p>
+            <w:pPr>
+              <w:spacing w:after="20"/>
+            </w:pPr>
+            <w:r>
+              <w:rPr>
+                <w:b/>
+                <w:sz w:val="17"/>
+              </w:rPr>
+            </w:r>
+            <w:r>
+              <w:rPr>
+                <w:b/>
+                <w:sz w:val="17"/>
+              </w:rPr>
+              <w:t>Order</w:t>
+            </w:r>
+          </w:p>
+        </w:tc>
+        <w:tc>
+          <w:tcPr>
+            <w:tcW w:type="dxa" w:w="1242"/>
+            <w:shd w:val="clear" w:fill="E8EDF5"/>
+          </w:tcPr>
+          <w:p>
+            <w:pPr>
+              <w:spacing w:after="20"/>
+            </w:pPr>
+            <w:r>
+              <w:rPr>
+                <w:b/>
+                <w:sz w:val="17"/>
+              </w:rPr>
+            </w:r>
+            <w:r>
+              <w:rPr>
+                <w:b/>
+                <w:sz w:val="17"/>
+              </w:rPr>
+              <w:t>Area</w:t>
+            </w:r>
+          </w:p>
+        </w:tc>
+        <w:tc>
+          <w:tcPr>
+            <w:tcW w:type="dxa" w:w="1242"/>
+            <w:shd w:val="clear" w:fill="E8EDF5"/>
+          </w:tcPr>
+          <w:p>
+            <w:pPr>
+              <w:spacing w:after="20"/>
+            </w:pPr>
+            <w:r>
+              <w:rPr>
+                <w:b/>
+                <w:sz w:val="17"/>
+              </w:rPr>
+            </w:r>
+            <w:r>
+              <w:rPr>
+                <w:b/>
+                <w:sz w:val="17"/>
+              </w:rPr>
+              <w:t>Name</w:t>
+            </w:r>
+          </w:p>
+        </w:tc>
+        <w:tc>
+          <w:tcPr>
+            <w:tcW w:type="dxa" w:w="1242"/>
+            <w:shd w:val="clear" w:fill="E8EDF5"/>
+          </w:tcPr>
+          <w:p>
+            <w:pPr>
+              <w:spacing w:after="20"/>
+            </w:pPr>
+            <w:r>
+              <w:rPr>
+                <w:b/>
+                <w:sz w:val="17"/>
+              </w:rPr>
+            </w:r>
+            <w:r>
+              <w:rPr>
+                <w:b/>
+                <w:sz w:val="17"/>
+              </w:rPr>
+              <w:t>Pages in manual</w:t>
+            </w:r>
+          </w:p>
+        </w:tc>
+        <w:tc>
+          <w:tcPr>
+            <w:tcW w:type="dxa" w:w="1242"/>
+            <w:shd w:val="clear" w:fill="E8EDF5"/>
+          </w:tcPr>
+          <w:p>
+            <w:pPr>
+              <w:spacing w:after="20"/>
+            </w:pPr>
+            <w:r>
+              <w:rPr>
+                <w:b/>
+                <w:sz w:val="17"/>
+              </w:rPr>
+            </w:r>
+            <w:r>
+              <w:rPr>
+                <w:b/>
+                <w:sz w:val="17"/>
+              </w:rPr>
+              <w:t>Policies here</w:t>
+            </w:r>
+          </w:p>
+        </w:tc>
+        <w:tc>
+          <w:tcPr>
+            <w:tcW w:type="dxa" w:w="1242"/>
+            <w:shd w:val="clear" w:fill="E8EDF5"/>
+          </w:tcPr>
+          <w:p>
+            <w:pPr>
+              <w:spacing w:after="20"/>
+            </w:pPr>
+            <w:r>
+              <w:rPr>
+                <w:b/>
+                <w:sz w:val="17"/>
+              </w:rPr>
+            </w:r>
+            <w:r>
+              <w:rPr>
+                <w:b/>
+                <w:sz w:val="17"/>
+              </w:rPr>
+              <w:t>Pages per policy</w:t>
+            </w:r>
+          </w:p>
+        </w:tc>
+        <w:tc>
+          <w:tcPr>
+            <w:tcW w:type="dxa" w:w="1242"/>
+            <w:shd w:val="clear" w:fill="E8EDF5"/>
+          </w:tcPr>
+          <w:p>
+            <w:pPr>
+              <w:spacing w:after="20"/>
+            </w:pPr>
+            <w:r>
+              <w:rPr>
+                <w:b/>
+                <w:sz w:val="17"/>
+              </w:rPr>
+            </w:r>
+            <w:r>
+              <w:rPr>
+                <w:b/>
+                <w:sz w:val="17"/>
+              </w:rPr>
+              <w:t>Read first?</w:t>
+            </w:r>
+          </w:p>
+        </w:tc>
+        <w:tc>
+          <w:tcPr>
+            <w:tcW w:type="dxa" w:w="1242"/>
+            <w:shd w:val="clear" w:fill="E8EDF5"/>
+          </w:tcPr>
+          <w:p>
+            <w:pPr>
+              <w:spacing w:after="20"/>
+            </w:pPr>
+            <w:r>
+              <w:rPr>
+                <w:b/>
+                <w:sz w:val="17"/>
+              </w:rPr>
+            </w:r>
+            <w:r>
+              <w:rPr>
+                <w:b/>
+                <w:sz w:val="17"/>
+              </w:rPr>
+              <w:t>Done (date)</w:t>
+            </w:r>
+          </w:p>
+        </w:tc>
+      </w:tr>
+      <w:tr>
+        <w:tc>
+          <w:tcPr>
+            <w:tcW w:type="dxa" w:w="1242"/>
+          </w:tcPr>
+          <w:p>
+            <w:pPr>
+              <w:spacing w:after="20"/>
+            </w:pPr>
+            <w:r>
+              <w:rPr>
+                <w:sz w:val="17"/>
+              </w:rPr>
+            </w:r>
+            <w:r>
+              <w:rPr>
+                <w:b w:val="0"/>
+                <w:sz w:val="17"/>
+              </w:rPr>
+              <w:t>1</w:t>
+            </w:r>
+          </w:p>
+        </w:tc>
+        <w:tc>
+          <w:tcPr>
+            <w:tcW w:type="dxa" w:w="1242"/>
+          </w:tcPr>
+          <w:p>
+            <w:pPr>
+              <w:spacing w:after="20"/>
+            </w:pPr>
+            <w:r>
+              <w:rPr>
+                <w:sz w:val="17"/>
+              </w:rPr>
+            </w:r>
+            <w:r>
+              <w:rPr>
+                <w:b w:val="0"/>
+                <w:sz w:val="17"/>
+              </w:rPr>
+              <w:t>1.L</w:t>
+            </w:r>
+          </w:p>
+        </w:tc>
+        <w:tc>
+          <w:tcPr>
+            <w:tcW w:type="dxa" w:w="1242"/>
+          </w:tcPr>
+          <w:p>
+            <w:pPr>
+              <w:spacing w:after="20"/>
+            </w:pPr>
+            <w:r>
+              <w:rPr>
+                <w:sz w:val="17"/>
+              </w:rPr>
+            </w:r>
+            <w:r>
+              <w:rPr>
+                <w:b w:val="0"/>
+                <w:sz w:val="17"/>
+              </w:rPr>
+              <w:t>Performance Measurement and Management</w:t>
+            </w:r>
+          </w:p>
+        </w:tc>
+        <w:tc>
+          <w:tcPr>
+            <w:tcW w:type="dxa" w:w="1242"/>
+          </w:tcPr>
+          <w:p>
+            <w:pPr>
+              <w:spacing w:after="20"/>
+            </w:pPr>
+            <w:r>
+              <w:rPr>
+                <w:sz w:val="17"/>
+              </w:rPr>
+            </w:r>
+            <w:r>
+              <w:rPr>
+                <w:b w:val="0"/>
+                <w:sz w:val="17"/>
+              </w:rPr>
+              <w:t>12</w:t>
+            </w:r>
+          </w:p>
+        </w:tc>
+        <w:tc>
+          <w:tcPr>
+            <w:tcW w:type="dxa" w:w="1242"/>
+          </w:tcPr>
+          <w:p>
+            <w:pPr>
+              <w:spacing w:after="20"/>
+            </w:pPr>
+            <w:r>
+              <w:rPr>
+                <w:sz w:val="17"/>
+              </w:rPr>
+            </w:r>
+            <w:r>
+              <w:rPr>
+                <w:b w:val="0"/>
+                <w:sz w:val="17"/>
+              </w:rPr>
+              <w:t>1</w:t>
+            </w:r>
+          </w:p>
+        </w:tc>
+        <w:tc>
+          <w:tcPr>
+            <w:tcW w:type="dxa" w:w="1242"/>
+          </w:tcPr>
+          <w:p>
+            <w:pPr>
+              <w:spacing w:after="20"/>
+            </w:pPr>
+            <w:r>
+              <w:rPr>
+                <w:sz w:val="17"/>
+              </w:rPr>
+            </w:r>
+            <w:r>
+              <w:rPr>
+                <w:b w:val="0"/>
+                <w:sz w:val="17"/>
+              </w:rPr>
+              <w:t>12.0</w:t>
+            </w:r>
+          </w:p>
+        </w:tc>
+        <w:tc>
+          <w:tcPr>
+            <w:tcW w:type="dxa" w:w="1242"/>
+          </w:tcPr>
+          <w:p>
+            <w:pPr>
+              <w:spacing w:after="20"/>
+            </w:pPr>
+            <w:r>
+              <w:rPr>
+                <w:sz w:val="17"/>
+              </w:rPr>
+            </w:r>
+            <w:r>
+              <w:rPr>
+                <w:b w:val="0"/>
+                <w:sz w:val="17"/>
+              </w:rPr>
+              <w:t>YES — highest risk</w:t>
+            </w:r>
+          </w:p>
+        </w:tc>
+        <w:tc>
+          <w:tcPr>
+            <w:tcW w:type="dxa" w:w="1242"/>
+          </w:tcPr>
+          <w:p>
+            <w:pPr>
+              <w:spacing w:after="20"/>
+            </w:pPr>
+            <w:r>
+              <w:rPr>
+                <w:sz w:val="17"/>
+              </w:rPr>
+            </w:r>
+          </w:p>
+        </w:tc>
+      </w:tr>
+      <w:tr>
+        <w:tc>
+          <w:tcPr>
+            <w:tcW w:type="dxa" w:w="1242"/>
+          </w:tcPr>
+          <w:p>
+            <w:pPr>
+              <w:spacing w:after="20"/>
+            </w:pPr>
+            <w:r>
+              <w:rPr>
+                <w:sz w:val="17"/>
+              </w:rPr>
+            </w:r>
+            <w:r>
+              <w:rPr>
+                <w:b w:val="0"/>
+                <w:sz w:val="17"/>
+              </w:rPr>
+              <w:t>2</w:t>
+            </w:r>
+          </w:p>
+        </w:tc>
+        <w:tc>
+          <w:tcPr>
+            <w:tcW w:type="dxa" w:w="1242"/>
+          </w:tcPr>
+          <w:p>
+            <w:pPr>
+              <w:spacing w:after="20"/>
+            </w:pPr>
+            <w:r>
+              <w:rPr>
+                <w:sz w:val="17"/>
+              </w:rPr>
+            </w:r>
+            <w:r>
+              <w:rPr>
+                <w:b w:val="0"/>
+                <w:sz w:val="17"/>
+              </w:rPr>
+              <w:t>1.B</w:t>
+            </w:r>
+          </w:p>
+        </w:tc>
+        <w:tc>
+          <w:tcPr>
+            <w:tcW w:type="dxa" w:w="1242"/>
+          </w:tcPr>
+          <w:p>
+            <w:pPr>
+              <w:spacing w:after="20"/>
+            </w:pPr>
+            <w:r>
+              <w:rPr>
+                <w:sz w:val="17"/>
+              </w:rPr>
+            </w:r>
+            <w:r>
+              <w:rPr>
+                <w:b w:val="0"/>
+                <w:sz w:val="17"/>
+              </w:rPr>
+              <w:t>Governance (Optional)</w:t>
+            </w:r>
+          </w:p>
+        </w:tc>
+        <w:tc>
+          <w:tcPr>
+            <w:tcW w:type="dxa" w:w="1242"/>
+          </w:tcPr>
+          <w:p>
+            <w:pPr>
+              <w:spacing w:after="20"/>
+            </w:pPr>
+            <w:r>
+              <w:rPr>
+                <w:sz w:val="17"/>
+              </w:rPr>
+            </w:r>
+            <w:r>
+              <w:rPr>
+                <w:b w:val="0"/>
+                <w:sz w:val="17"/>
+              </w:rPr>
+              <w:t>8</w:t>
+            </w:r>
+          </w:p>
+        </w:tc>
+        <w:tc>
+          <w:tcPr>
+            <w:tcW w:type="dxa" w:w="1242"/>
+          </w:tcPr>
+          <w:p>
+            <w:pPr>
+              <w:spacing w:after="20"/>
+            </w:pPr>
+            <w:r>
+              <w:rPr>
+                <w:sz w:val="17"/>
+              </w:rPr>
+            </w:r>
+            <w:r>
+              <w:rPr>
+                <w:b w:val="0"/>
+                <w:sz w:val="17"/>
+              </w:rPr>
+              <w:t>1</w:t>
+            </w:r>
+          </w:p>
+        </w:tc>
+        <w:tc>
+          <w:tcPr>
+            <w:tcW w:type="dxa" w:w="1242"/>
+          </w:tcPr>
+          <w:p>
+            <w:pPr>
+              <w:spacing w:after="20"/>
+            </w:pPr>
+            <w:r>
+              <w:rPr>
+                <w:sz w:val="17"/>
+              </w:rPr>
+            </w:r>
+            <w:r>
+              <w:rPr>
+                <w:b w:val="0"/>
+                <w:sz w:val="17"/>
+              </w:rPr>
+              <w:t>8.0</w:t>
+            </w:r>
+          </w:p>
+        </w:tc>
+        <w:tc>
+          <w:tcPr>
+            <w:tcW w:type="dxa" w:w="1242"/>
+          </w:tcPr>
+          <w:p>
+            <w:pPr>
+              <w:spacing w:after="20"/>
+            </w:pPr>
+            <w:r>
+              <w:rPr>
+                <w:sz w:val="17"/>
+              </w:rPr>
+            </w:r>
+            <w:r>
+              <w:rPr>
+                <w:b w:val="0"/>
+                <w:sz w:val="17"/>
+              </w:rPr>
+              <w:t>YES — highest risk</w:t>
+            </w:r>
+          </w:p>
+        </w:tc>
+        <w:tc>
+          <w:tcPr>
+            <w:tcW w:type="dxa" w:w="1242"/>
+          </w:tcPr>
+          <w:p>
+            <w:pPr>
+              <w:spacing w:after="20"/>
+            </w:pPr>
+            <w:r>
+              <w:rPr>
+                <w:sz w:val="17"/>
+              </w:rPr>
+            </w:r>
+          </w:p>
+        </w:tc>
+      </w:tr>
+      <w:tr>
+        <w:tc>
+          <w:tcPr>
+            <w:tcW w:type="dxa" w:w="1242"/>
+          </w:tcPr>
+          <w:p>
+            <w:pPr>
+              <w:spacing w:after="20"/>
+            </w:pPr>
+            <w:r>
+              <w:rPr>
+                <w:sz w:val="17"/>
+              </w:rPr>
+            </w:r>
+            <w:r>
+              <w:rPr>
+                <w:b w:val="0"/>
+                <w:sz w:val="17"/>
+              </w:rPr>
+              <w:t>3</w:t>
+            </w:r>
+          </w:p>
+        </w:tc>
+        <w:tc>
+          <w:tcPr>
+            <w:tcW w:type="dxa" w:w="1242"/>
+          </w:tcPr>
+          <w:p>
+            <w:pPr>
+              <w:spacing w:after="20"/>
+            </w:pPr>
+            <w:r>
+              <w:rPr>
+                <w:sz w:val="17"/>
+              </w:rPr>
+            </w:r>
+            <w:r>
+              <w:rPr>
+                <w:b w:val="0"/>
+                <w:sz w:val="17"/>
+              </w:rPr>
+              <w:t>2.A</w:t>
+            </w:r>
+          </w:p>
+        </w:tc>
+        <w:tc>
+          <w:tcPr>
+            <w:tcW w:type="dxa" w:w="1242"/>
+          </w:tcPr>
+          <w:p>
+            <w:pPr>
+              <w:spacing w:after="20"/>
+            </w:pPr>
+            <w:r>
+              <w:rPr>
+                <w:sz w:val="17"/>
+              </w:rPr>
+            </w:r>
+            <w:r>
+              <w:rPr>
+                <w:b w:val="0"/>
+                <w:sz w:val="17"/>
+              </w:rPr>
+              <w:t>Program/Service Structure</w:t>
+            </w:r>
+          </w:p>
+        </w:tc>
+        <w:tc>
+          <w:tcPr>
+            <w:tcW w:type="dxa" w:w="1242"/>
+          </w:tcPr>
+          <w:p>
+            <w:pPr>
+              <w:spacing w:after="20"/>
+            </w:pPr>
+            <w:r>
+              <w:rPr>
+                <w:sz w:val="17"/>
+              </w:rPr>
+            </w:r>
+            <w:r>
+              <w:rPr>
+                <w:b w:val="0"/>
+                <w:sz w:val="17"/>
+              </w:rPr>
+              <w:t>16</w:t>
+            </w:r>
+          </w:p>
+        </w:tc>
+        <w:tc>
+          <w:tcPr>
+            <w:tcW w:type="dxa" w:w="1242"/>
+          </w:tcPr>
+          <w:p>
+            <w:pPr>
+              <w:spacing w:after="20"/>
+            </w:pPr>
+            <w:r>
+              <w:rPr>
+                <w:sz w:val="17"/>
+              </w:rPr>
+            </w:r>
+            <w:r>
+              <w:rPr>
+                <w:b w:val="0"/>
+                <w:sz w:val="17"/>
+              </w:rPr>
+              <w:t>2</w:t>
+            </w:r>
+          </w:p>
+        </w:tc>
+        <w:tc>
+          <w:tcPr>
+            <w:tcW w:type="dxa" w:w="1242"/>
+          </w:tcPr>
+          <w:p>
+            <w:pPr>
+              <w:spacing w:after="20"/>
+            </w:pPr>
+            <w:r>
+              <w:rPr>
+                <w:sz w:val="17"/>
+              </w:rPr>
+            </w:r>
+            <w:r>
+              <w:rPr>
+                <w:b w:val="0"/>
+                <w:sz w:val="17"/>
+              </w:rPr>
+              <w:t>8.0</w:t>
+            </w:r>
+          </w:p>
+        </w:tc>
+        <w:tc>
+          <w:tcPr>
+            <w:tcW w:type="dxa" w:w="1242"/>
+          </w:tcPr>
+          <w:p>
+            <w:pPr>
+              <w:spacing w:after="20"/>
+            </w:pPr>
+            <w:r>
+              <w:rPr>
+                <w:sz w:val="17"/>
+              </w:rPr>
+            </w:r>
+            <w:r>
+              <w:rPr>
+                <w:b w:val="0"/>
+                <w:sz w:val="17"/>
+              </w:rPr>
+              <w:t>YES — highest risk</w:t>
+            </w:r>
+          </w:p>
+        </w:tc>
+        <w:tc>
+          <w:tcPr>
+            <w:tcW w:type="dxa" w:w="1242"/>
+          </w:tcPr>
+          <w:p>
+            <w:pPr>
+              <w:spacing w:after="20"/>
+            </w:pPr>
+            <w:r>
+              <w:rPr>
+                <w:sz w:val="17"/>
+              </w:rPr>
+            </w:r>
+          </w:p>
+        </w:tc>
+      </w:tr>
+      <w:tr>
+        <w:tc>
+          <w:tcPr>
+            <w:tcW w:type="dxa" w:w="1242"/>
+          </w:tcPr>
+          <w:p>
+            <w:pPr>
+              <w:spacing w:after="20"/>
+            </w:pPr>
+            <w:r>
+              <w:rPr>
+                <w:sz w:val="17"/>
+              </w:rPr>
+            </w:r>
+            <w:r>
+              <w:rPr>
+                <w:b w:val="0"/>
+                <w:sz w:val="17"/>
+              </w:rPr>
+              <w:t>4</w:t>
+            </w:r>
+          </w:p>
+        </w:tc>
+        <w:tc>
+          <w:tcPr>
+            <w:tcW w:type="dxa" w:w="1242"/>
+          </w:tcPr>
+          <w:p>
+            <w:pPr>
+              <w:spacing w:after="20"/>
+            </w:pPr>
+            <w:r>
+              <w:rPr>
+                <w:sz w:val="17"/>
+              </w:rPr>
+            </w:r>
+            <w:r>
+              <w:rPr>
+                <w:b w:val="0"/>
+                <w:sz w:val="17"/>
+              </w:rPr>
+              <w:t>2.E</w:t>
+            </w:r>
+          </w:p>
+        </w:tc>
+        <w:tc>
+          <w:tcPr>
+            <w:tcW w:type="dxa" w:w="1242"/>
+          </w:tcPr>
+          <w:p>
+            <w:pPr>
+              <w:spacing w:after="20"/>
+            </w:pPr>
+            <w:r>
+              <w:rPr>
+                <w:sz w:val="17"/>
+              </w:rPr>
+            </w:r>
+            <w:r>
+              <w:rPr>
+                <w:b w:val="0"/>
+                <w:sz w:val="17"/>
+              </w:rPr>
+              <w:t>Medication Use</w:t>
+            </w:r>
+          </w:p>
+        </w:tc>
+        <w:tc>
+          <w:tcPr>
+            <w:tcW w:type="dxa" w:w="1242"/>
+          </w:tcPr>
+          <w:p>
+            <w:pPr>
+              <w:spacing w:after="20"/>
+            </w:pPr>
+            <w:r>
+              <w:rPr>
+                <w:sz w:val="17"/>
+              </w:rPr>
+            </w:r>
+            <w:r>
+              <w:rPr>
+                <w:b w:val="0"/>
+                <w:sz w:val="17"/>
+              </w:rPr>
+              <w:t>8</w:t>
+            </w:r>
+          </w:p>
+        </w:tc>
+        <w:tc>
+          <w:tcPr>
+            <w:tcW w:type="dxa" w:w="1242"/>
+          </w:tcPr>
+          <w:p>
+            <w:pPr>
+              <w:spacing w:after="20"/>
+            </w:pPr>
+            <w:r>
+              <w:rPr>
+                <w:sz w:val="17"/>
+              </w:rPr>
+            </w:r>
+            <w:r>
+              <w:rPr>
+                <w:b w:val="0"/>
+                <w:sz w:val="17"/>
+              </w:rPr>
+              <w:t>1</w:t>
+            </w:r>
+          </w:p>
+        </w:tc>
+        <w:tc>
+          <w:tcPr>
+            <w:tcW w:type="dxa" w:w="1242"/>
+          </w:tcPr>
+          <w:p>
+            <w:pPr>
+              <w:spacing w:after="20"/>
+            </w:pPr>
+            <w:r>
+              <w:rPr>
+                <w:sz w:val="17"/>
+              </w:rPr>
+            </w:r>
+            <w:r>
+              <w:rPr>
+                <w:b w:val="0"/>
+                <w:sz w:val="17"/>
+              </w:rPr>
+              <w:t>8.0</w:t>
+            </w:r>
+          </w:p>
+        </w:tc>
+        <w:tc>
+          <w:tcPr>
+            <w:tcW w:type="dxa" w:w="1242"/>
+          </w:tcPr>
+          <w:p>
+            <w:pPr>
+              <w:spacing w:after="20"/>
+            </w:pPr>
+            <w:r>
+              <w:rPr>
+                <w:sz w:val="17"/>
+              </w:rPr>
+            </w:r>
+            <w:r>
+              <w:rPr>
+                <w:b w:val="0"/>
+                <w:sz w:val="17"/>
+              </w:rPr>
+              <w:t>YES — highest risk</w:t>
+            </w:r>
+          </w:p>
+        </w:tc>
+        <w:tc>
+          <w:tcPr>
+            <w:tcW w:type="dxa" w:w="1242"/>
+          </w:tcPr>
+          <w:p>
+            <w:pPr>
+              <w:spacing w:after="20"/>
+            </w:pPr>
+            <w:r>
+              <w:rPr>
+                <w:sz w:val="17"/>
+              </w:rPr>
+            </w:r>
+          </w:p>
+        </w:tc>
+      </w:tr>
+      <w:tr>
+        <w:tc>
+          <w:tcPr>
+            <w:tcW w:type="dxa" w:w="1242"/>
+          </w:tcPr>
+          <w:p>
+            <w:pPr>
+              <w:spacing w:after="20"/>
+            </w:pPr>
+            <w:r>
+              <w:rPr>
+                <w:sz w:val="17"/>
+              </w:rPr>
+            </w:r>
+            <w:r>
+              <w:rPr>
+                <w:b w:val="0"/>
+                <w:sz w:val="17"/>
+              </w:rPr>
+              <w:t>5</w:t>
+            </w:r>
+          </w:p>
+        </w:tc>
+        <w:tc>
+          <w:tcPr>
+            <w:tcW w:type="dxa" w:w="1242"/>
+          </w:tcPr>
+          <w:p>
+            <w:pPr>
+              <w:spacing w:after="20"/>
+            </w:pPr>
+            <w:r>
+              <w:rPr>
+                <w:sz w:val="17"/>
+              </w:rPr>
+            </w:r>
+            <w:r>
+              <w:rPr>
+                <w:b w:val="0"/>
+                <w:sz w:val="17"/>
+              </w:rPr>
+              <w:t>2.I</w:t>
+            </w:r>
+          </w:p>
+        </w:tc>
+        <w:tc>
+          <w:tcPr>
+            <w:tcW w:type="dxa" w:w="1242"/>
+          </w:tcPr>
+          <w:p>
+            <w:pPr>
+              <w:spacing w:after="20"/>
+            </w:pPr>
+            <w:r>
+              <w:rPr>
+                <w:sz w:val="17"/>
+              </w:rPr>
+            </w:r>
+            <w:r>
+              <w:rPr>
+                <w:b w:val="0"/>
+                <w:sz w:val="17"/>
+              </w:rPr>
+              <w:t>Service Delivery Using Information and Communication Technologies</w:t>
+            </w:r>
+          </w:p>
+        </w:tc>
+        <w:tc>
+          <w:tcPr>
+            <w:tcW w:type="dxa" w:w="1242"/>
+          </w:tcPr>
+          <w:p>
+            <w:pPr>
+              <w:spacing w:after="20"/>
+            </w:pPr>
+            <w:r>
+              <w:rPr>
+                <w:sz w:val="17"/>
+              </w:rPr>
+            </w:r>
+            <w:r>
+              <w:rPr>
+                <w:b w:val="0"/>
+                <w:sz w:val="17"/>
+              </w:rPr>
+              <w:t>6</w:t>
+            </w:r>
+          </w:p>
+        </w:tc>
+        <w:tc>
+          <w:tcPr>
+            <w:tcW w:type="dxa" w:w="1242"/>
+          </w:tcPr>
+          <w:p>
+            <w:pPr>
+              <w:spacing w:after="20"/>
+            </w:pPr>
+            <w:r>
+              <w:rPr>
+                <w:sz w:val="17"/>
+              </w:rPr>
+            </w:r>
+            <w:r>
+              <w:rPr>
+                <w:b w:val="0"/>
+                <w:sz w:val="17"/>
+              </w:rPr>
+              <w:t>1</w:t>
+            </w:r>
+          </w:p>
+        </w:tc>
+        <w:tc>
+          <w:tcPr>
+            <w:tcW w:type="dxa" w:w="1242"/>
+          </w:tcPr>
+          <w:p>
+            <w:pPr>
+              <w:spacing w:after="20"/>
+            </w:pPr>
+            <w:r>
+              <w:rPr>
+                <w:sz w:val="17"/>
+              </w:rPr>
+            </w:r>
+            <w:r>
+              <w:rPr>
+                <w:b w:val="0"/>
+                <w:sz w:val="17"/>
+              </w:rPr>
+              <w:t>6.0</w:t>
+            </w:r>
+          </w:p>
+        </w:tc>
+        <w:tc>
+          <w:tcPr>
+            <w:tcW w:type="dxa" w:w="1242"/>
+          </w:tcPr>
+          <w:p>
+            <w:pPr>
+              <w:spacing w:after="20"/>
+            </w:pPr>
+            <w:r>
+              <w:rPr>
+                <w:sz w:val="17"/>
+              </w:rPr>
+            </w:r>
+            <w:r>
+              <w:rPr>
+                <w:b w:val="0"/>
+                <w:sz w:val="17"/>
+              </w:rPr>
+              <w:t>YES — highest risk</w:t>
+            </w:r>
+          </w:p>
+        </w:tc>
+        <w:tc>
+          <w:tcPr>
+            <w:tcW w:type="dxa" w:w="1242"/>
+          </w:tcPr>
+          <w:p>
+            <w:pPr>
+              <w:spacing w:after="20"/>
+            </w:pPr>
+            <w:r>
+              <w:rPr>
+                <w:sz w:val="17"/>
+              </w:rPr>
+            </w:r>
+          </w:p>
+        </w:tc>
+      </w:tr>
+      <w:tr>
+        <w:tc>
+          <w:tcPr>
+            <w:tcW w:type="dxa" w:w="1242"/>
+          </w:tcPr>
+          <w:p>
+            <w:pPr>
+              <w:spacing w:after="20"/>
+            </w:pPr>
+            <w:r>
+              <w:rPr>
+                <w:sz w:val="17"/>
+              </w:rPr>
+            </w:r>
+            <w:r>
+              <w:rPr>
+                <w:b w:val="0"/>
+                <w:sz w:val="17"/>
+              </w:rPr>
+              <w:t>6</w:t>
+            </w:r>
+          </w:p>
+        </w:tc>
+        <w:tc>
+          <w:tcPr>
+            <w:tcW w:type="dxa" w:w="1242"/>
+          </w:tcPr>
+          <w:p>
+            <w:pPr>
+              <w:spacing w:after="20"/>
+            </w:pPr>
+            <w:r>
+              <w:rPr>
+                <w:sz w:val="17"/>
+              </w:rPr>
+            </w:r>
+            <w:r>
+              <w:rPr>
+                <w:b w:val="0"/>
+                <w:sz w:val="17"/>
+              </w:rPr>
+              <w:t>2.B</w:t>
+            </w:r>
+          </w:p>
+        </w:tc>
+        <w:tc>
+          <w:tcPr>
+            <w:tcW w:type="dxa" w:w="1242"/>
+          </w:tcPr>
+          <w:p>
+            <w:pPr>
+              <w:spacing w:after="20"/>
+            </w:pPr>
+            <w:r>
+              <w:rPr>
+                <w:sz w:val="17"/>
+              </w:rPr>
+            </w:r>
+            <w:r>
+              <w:rPr>
+                <w:b w:val="0"/>
+                <w:sz w:val="17"/>
+              </w:rPr>
+              <w:t>Screening and Access to Services</w:t>
+            </w:r>
+          </w:p>
+        </w:tc>
+        <w:tc>
+          <w:tcPr>
+            <w:tcW w:type="dxa" w:w="1242"/>
+          </w:tcPr>
+          <w:p>
+            <w:pPr>
+              <w:spacing w:after="20"/>
+            </w:pPr>
+            <w:r>
+              <w:rPr>
+                <w:sz w:val="17"/>
+              </w:rPr>
+            </w:r>
+            <w:r>
+              <w:rPr>
+                <w:b w:val="0"/>
+                <w:sz w:val="17"/>
+              </w:rPr>
+              <w:t>9</w:t>
+            </w:r>
+          </w:p>
+        </w:tc>
+        <w:tc>
+          <w:tcPr>
+            <w:tcW w:type="dxa" w:w="1242"/>
+          </w:tcPr>
+          <w:p>
+            <w:pPr>
+              <w:spacing w:after="20"/>
+            </w:pPr>
+            <w:r>
+              <w:rPr>
+                <w:sz w:val="17"/>
+              </w:rPr>
+            </w:r>
+            <w:r>
+              <w:rPr>
+                <w:b w:val="0"/>
+                <w:sz w:val="17"/>
+              </w:rPr>
+              <w:t>2</w:t>
+            </w:r>
+          </w:p>
+        </w:tc>
+        <w:tc>
+          <w:tcPr>
+            <w:tcW w:type="dxa" w:w="1242"/>
+          </w:tcPr>
+          <w:p>
+            <w:pPr>
+              <w:spacing w:after="20"/>
+            </w:pPr>
+            <w:r>
+              <w:rPr>
+                <w:sz w:val="17"/>
+              </w:rPr>
+            </w:r>
+            <w:r>
+              <w:rPr>
+                <w:b w:val="0"/>
+                <w:sz w:val="17"/>
+              </w:rPr>
+              <w:t>4.5</w:t>
+            </w:r>
+          </w:p>
+        </w:tc>
+        <w:tc>
+          <w:tcPr>
+            <w:tcW w:type="dxa" w:w="1242"/>
+          </w:tcPr>
+          <w:p>
+            <w:pPr>
+              <w:spacing w:after="20"/>
+            </w:pPr>
+            <w:r>
+              <w:rPr>
+                <w:sz w:val="17"/>
+              </w:rPr>
+            </w:r>
+            <w:r>
+              <w:rPr>
+                <w:b w:val="0"/>
+                <w:sz w:val="17"/>
+              </w:rPr>
+              <w:t>Medium</w:t>
+            </w:r>
+          </w:p>
+        </w:tc>
+        <w:tc>
+          <w:tcPr>
+            <w:tcW w:type="dxa" w:w="1242"/>
+          </w:tcPr>
+          <w:p>
+            <w:pPr>
+              <w:spacing w:after="20"/>
+            </w:pPr>
+            <w:r>
+              <w:rPr>
+                <w:sz w:val="17"/>
+              </w:rPr>
+            </w:r>
+          </w:p>
+        </w:tc>
+      </w:tr>
+      <w:tr>
+        <w:tc>
+          <w:tcPr>
+            <w:tcW w:type="dxa" w:w="1242"/>
+          </w:tcPr>
+          <w:p>
+            <w:pPr>
+              <w:spacing w:after="20"/>
+            </w:pPr>
+            <w:r>
+              <w:rPr>
+                <w:sz w:val="17"/>
+              </w:rPr>
+            </w:r>
+            <w:r>
+              <w:rPr>
+                <w:b w:val="0"/>
+                <w:sz w:val="17"/>
+              </w:rPr>
+              <w:t>7</w:t>
+            </w:r>
+          </w:p>
+        </w:tc>
+        <w:tc>
+          <w:tcPr>
+            <w:tcW w:type="dxa" w:w="1242"/>
+          </w:tcPr>
+          <w:p>
+            <w:pPr>
+              <w:spacing w:after="20"/>
+            </w:pPr>
+            <w:r>
+              <w:rPr>
+                <w:sz w:val="17"/>
+              </w:rPr>
+            </w:r>
+            <w:r>
+              <w:rPr>
+                <w:b w:val="0"/>
+                <w:sz w:val="17"/>
+              </w:rPr>
+              <w:t>1.C</w:t>
+            </w:r>
+          </w:p>
+        </w:tc>
+        <w:tc>
+          <w:tcPr>
+            <w:tcW w:type="dxa" w:w="1242"/>
+          </w:tcPr>
+          <w:p>
+            <w:pPr>
+              <w:spacing w:after="20"/>
+            </w:pPr>
+            <w:r>
+              <w:rPr>
+                <w:sz w:val="17"/>
+              </w:rPr>
+            </w:r>
+            <w:r>
+              <w:rPr>
+                <w:b w:val="0"/>
+                <w:sz w:val="17"/>
+              </w:rPr>
+              <w:t>Strategic Planning</w:t>
+            </w:r>
+          </w:p>
+        </w:tc>
+        <w:tc>
+          <w:tcPr>
+            <w:tcW w:type="dxa" w:w="1242"/>
+          </w:tcPr>
+          <w:p>
+            <w:pPr>
+              <w:spacing w:after="20"/>
+            </w:pPr>
+            <w:r>
+              <w:rPr>
+                <w:sz w:val="17"/>
+              </w:rPr>
+            </w:r>
+            <w:r>
+              <w:rPr>
+                <w:b w:val="0"/>
+                <w:sz w:val="17"/>
+              </w:rPr>
+              <w:t>4</w:t>
+            </w:r>
+          </w:p>
+        </w:tc>
+        <w:tc>
+          <w:tcPr>
+            <w:tcW w:type="dxa" w:w="1242"/>
+          </w:tcPr>
+          <w:p>
+            <w:pPr>
+              <w:spacing w:after="20"/>
+            </w:pPr>
+            <w:r>
+              <w:rPr>
+                <w:sz w:val="17"/>
+              </w:rPr>
+            </w:r>
+            <w:r>
+              <w:rPr>
+                <w:b w:val="0"/>
+                <w:sz w:val="17"/>
+              </w:rPr>
+              <w:t>1</w:t>
+            </w:r>
+          </w:p>
+        </w:tc>
+        <w:tc>
+          <w:tcPr>
+            <w:tcW w:type="dxa" w:w="1242"/>
+          </w:tcPr>
+          <w:p>
+            <w:pPr>
+              <w:spacing w:after="20"/>
+            </w:pPr>
+            <w:r>
+              <w:rPr>
+                <w:sz w:val="17"/>
+              </w:rPr>
+            </w:r>
+            <w:r>
+              <w:rPr>
+                <w:b w:val="0"/>
+                <w:sz w:val="17"/>
+              </w:rPr>
+              <w:t>4.0</w:t>
+            </w:r>
+          </w:p>
+        </w:tc>
+        <w:tc>
+          <w:tcPr>
+            <w:tcW w:type="dxa" w:w="1242"/>
+          </w:tcPr>
+          <w:p>
+            <w:pPr>
+              <w:spacing w:after="20"/>
+            </w:pPr>
+            <w:r>
+              <w:rPr>
+                <w:sz w:val="17"/>
+              </w:rPr>
+            </w:r>
+            <w:r>
+              <w:rPr>
+                <w:b w:val="0"/>
+                <w:sz w:val="17"/>
+              </w:rPr>
+              <w:t>Medium</w:t>
+            </w:r>
+          </w:p>
+        </w:tc>
+        <w:tc>
+          <w:tcPr>
+            <w:tcW w:type="dxa" w:w="1242"/>
+          </w:tcPr>
+          <w:p>
+            <w:pPr>
+              <w:spacing w:after="20"/>
+            </w:pPr>
+            <w:r>
+              <w:rPr>
+                <w:sz w:val="17"/>
+              </w:rPr>
+            </w:r>
+          </w:p>
+        </w:tc>
+      </w:tr>
+      <w:tr>
+        <w:tc>
+          <w:tcPr>
+            <w:tcW w:type="dxa" w:w="1242"/>
+          </w:tcPr>
+          <w:p>
+            <w:pPr>
+              <w:spacing w:after="20"/>
+            </w:pPr>
+            <w:r>
+              <w:rPr>
+                <w:sz w:val="17"/>
+              </w:rPr>
+            </w:r>
+            <w:r>
+              <w:rPr>
+                <w:b w:val="0"/>
+                <w:sz w:val="17"/>
+              </w:rPr>
+              <w:t>8</w:t>
+            </w:r>
+          </w:p>
+        </w:tc>
+        <w:tc>
+          <w:tcPr>
+            <w:tcW w:type="dxa" w:w="1242"/>
+          </w:tcPr>
+          <w:p>
+            <w:pPr>
+              <w:spacing w:after="20"/>
+            </w:pPr>
+            <w:r>
+              <w:rPr>
+                <w:sz w:val="17"/>
+              </w:rPr>
+            </w:r>
+            <w:r>
+              <w:rPr>
+                <w:b w:val="0"/>
+                <w:sz w:val="17"/>
+              </w:rPr>
+              <w:t>1.G</w:t>
+            </w:r>
+          </w:p>
+        </w:tc>
+        <w:tc>
+          <w:tcPr>
+            <w:tcW w:type="dxa" w:w="1242"/>
+          </w:tcPr>
+          <w:p>
+            <w:pPr>
+              <w:spacing w:after="20"/>
+            </w:pPr>
+            <w:r>
+              <w:rPr>
+                <w:sz w:val="17"/>
+              </w:rPr>
+            </w:r>
+            <w:r>
+              <w:rPr>
+                <w:b w:val="0"/>
+                <w:sz w:val="17"/>
+              </w:rPr>
+              <w:t>Risk Management</w:t>
+            </w:r>
+          </w:p>
+        </w:tc>
+        <w:tc>
+          <w:tcPr>
+            <w:tcW w:type="dxa" w:w="1242"/>
+          </w:tcPr>
+          <w:p>
+            <w:pPr>
+              <w:spacing w:after="20"/>
+            </w:pPr>
+            <w:r>
+              <w:rPr>
+                <w:sz w:val="17"/>
+              </w:rPr>
+            </w:r>
+            <w:r>
+              <w:rPr>
+                <w:b w:val="0"/>
+                <w:sz w:val="17"/>
+              </w:rPr>
+              <w:t>4</w:t>
+            </w:r>
+          </w:p>
+        </w:tc>
+        <w:tc>
+          <w:tcPr>
+            <w:tcW w:type="dxa" w:w="1242"/>
+          </w:tcPr>
+          <w:p>
+            <w:pPr>
+              <w:spacing w:after="20"/>
+            </w:pPr>
+            <w:r>
+              <w:rPr>
+                <w:sz w:val="17"/>
+              </w:rPr>
+            </w:r>
+            <w:r>
+              <w:rPr>
+                <w:b w:val="0"/>
+                <w:sz w:val="17"/>
+              </w:rPr>
+              <w:t>1</w:t>
+            </w:r>
+          </w:p>
+        </w:tc>
+        <w:tc>
+          <w:tcPr>
+            <w:tcW w:type="dxa" w:w="1242"/>
+          </w:tcPr>
+          <w:p>
+            <w:pPr>
+              <w:spacing w:after="20"/>
+            </w:pPr>
+            <w:r>
+              <w:rPr>
+                <w:sz w:val="17"/>
+              </w:rPr>
+            </w:r>
+            <w:r>
+              <w:rPr>
+                <w:b w:val="0"/>
+                <w:sz w:val="17"/>
+              </w:rPr>
+              <w:t>4.0</w:t>
+            </w:r>
+          </w:p>
+        </w:tc>
+        <w:tc>
+          <w:tcPr>
+            <w:tcW w:type="dxa" w:w="1242"/>
+          </w:tcPr>
+          <w:p>
+            <w:pPr>
+              <w:spacing w:after="20"/>
+            </w:pPr>
+            <w:r>
+              <w:rPr>
+                <w:sz w:val="17"/>
+              </w:rPr>
+            </w:r>
+            <w:r>
+              <w:rPr>
+                <w:b w:val="0"/>
+                <w:sz w:val="17"/>
+              </w:rPr>
+              <w:t>Medium</w:t>
+            </w:r>
+          </w:p>
+        </w:tc>
+        <w:tc>
+          <w:tcPr>
+            <w:tcW w:type="dxa" w:w="1242"/>
+          </w:tcPr>
+          <w:p>
+            <w:pPr>
+              <w:spacing w:after="20"/>
+            </w:pPr>
+            <w:r>
+              <w:rPr>
+                <w:sz w:val="17"/>
+              </w:rPr>
+            </w:r>
+          </w:p>
+        </w:tc>
+      </w:tr>
+      <w:tr>
+        <w:tc>
+          <w:tcPr>
+            <w:tcW w:type="dxa" w:w="1242"/>
+          </w:tcPr>
+          <w:p>
+            <w:pPr>
+              <w:spacing w:after="20"/>
+            </w:pPr>
+            <w:r>
+              <w:rPr>
+                <w:sz w:val="17"/>
+              </w:rPr>
+            </w:r>
+            <w:r>
+              <w:rPr>
+                <w:b w:val="0"/>
+                <w:sz w:val="17"/>
+              </w:rPr>
+              <w:t>9</w:t>
+            </w:r>
+          </w:p>
+        </w:tc>
+        <w:tc>
+          <w:tcPr>
+            <w:tcW w:type="dxa" w:w="1242"/>
+          </w:tcPr>
+          <w:p>
+            <w:pPr>
+              <w:spacing w:after="20"/>
+            </w:pPr>
+            <w:r>
+              <w:rPr>
+                <w:sz w:val="17"/>
+              </w:rPr>
+            </w:r>
+            <w:r>
+              <w:rPr>
+                <w:b w:val="0"/>
+                <w:sz w:val="17"/>
+              </w:rPr>
+              <w:t>1.M</w:t>
+            </w:r>
+          </w:p>
+        </w:tc>
+        <w:tc>
+          <w:tcPr>
+            <w:tcW w:type="dxa" w:w="1242"/>
+          </w:tcPr>
+          <w:p>
+            <w:pPr>
+              <w:spacing w:after="20"/>
+            </w:pPr>
+            <w:r>
+              <w:rPr>
+                <w:sz w:val="17"/>
+              </w:rPr>
+            </w:r>
+            <w:r>
+              <w:rPr>
+                <w:b w:val="0"/>
+                <w:sz w:val="17"/>
+              </w:rPr>
+              <w:t>Performance Improvement</w:t>
+            </w:r>
+          </w:p>
+        </w:tc>
+        <w:tc>
+          <w:tcPr>
+            <w:tcW w:type="dxa" w:w="1242"/>
+          </w:tcPr>
+          <w:p>
+            <w:pPr>
+              <w:spacing w:after="20"/>
+            </w:pPr>
+            <w:r>
+              <w:rPr>
+                <w:sz w:val="17"/>
+              </w:rPr>
+            </w:r>
+            <w:r>
+              <w:rPr>
+                <w:b w:val="0"/>
+                <w:sz w:val="17"/>
+              </w:rPr>
+              <w:t>4</w:t>
+            </w:r>
+          </w:p>
+        </w:tc>
+        <w:tc>
+          <w:tcPr>
+            <w:tcW w:type="dxa" w:w="1242"/>
+          </w:tcPr>
+          <w:p>
+            <w:pPr>
+              <w:spacing w:after="20"/>
+            </w:pPr>
+            <w:r>
+              <w:rPr>
+                <w:sz w:val="17"/>
+              </w:rPr>
+            </w:r>
+            <w:r>
+              <w:rPr>
+                <w:b w:val="0"/>
+                <w:sz w:val="17"/>
+              </w:rPr>
+              <w:t>1</w:t>
+            </w:r>
+          </w:p>
+        </w:tc>
+        <w:tc>
+          <w:tcPr>
+            <w:tcW w:type="dxa" w:w="1242"/>
+          </w:tcPr>
+          <w:p>
+            <w:pPr>
+              <w:spacing w:after="20"/>
+            </w:pPr>
+            <w:r>
+              <w:rPr>
+                <w:sz w:val="17"/>
+              </w:rPr>
+            </w:r>
+            <w:r>
+              <w:rPr>
+                <w:b w:val="0"/>
+                <w:sz w:val="17"/>
+              </w:rPr>
+              <w:t>4.0</w:t>
+            </w:r>
+          </w:p>
+        </w:tc>
+        <w:tc>
+          <w:tcPr>
+            <w:tcW w:type="dxa" w:w="1242"/>
+          </w:tcPr>
+          <w:p>
+            <w:pPr>
+              <w:spacing w:after="20"/>
+            </w:pPr>
+            <w:r>
+              <w:rPr>
+                <w:sz w:val="17"/>
+              </w:rPr>
+            </w:r>
+            <w:r>
+              <w:rPr>
+                <w:b w:val="0"/>
+                <w:sz w:val="17"/>
+              </w:rPr>
+              <w:t>Medium</w:t>
+            </w:r>
+          </w:p>
+        </w:tc>
+        <w:tc>
+          <w:tcPr>
+            <w:tcW w:type="dxa" w:w="1242"/>
+          </w:tcPr>
+          <w:p>
+            <w:pPr>
+              <w:spacing w:after="20"/>
+            </w:pPr>
+            <w:r>
+              <w:rPr>
+                <w:sz w:val="17"/>
+              </w:rPr>
+            </w:r>
+          </w:p>
+        </w:tc>
+      </w:tr>
+      <w:tr>
+        <w:tc>
+          <w:tcPr>
+            <w:tcW w:type="dxa" w:w="1242"/>
+          </w:tcPr>
+          <w:p>
+            <w:pPr>
+              <w:spacing w:after="20"/>
+            </w:pPr>
+            <w:r>
+              <w:rPr>
+                <w:sz w:val="17"/>
+              </w:rPr>
+            </w:r>
+            <w:r>
+              <w:rPr>
+                <w:b w:val="0"/>
+                <w:sz w:val="17"/>
+              </w:rPr>
+              <w:t>10</w:t>
+            </w:r>
+          </w:p>
+        </w:tc>
+        <w:tc>
+          <w:tcPr>
+            <w:tcW w:type="dxa" w:w="1242"/>
+          </w:tcPr>
+          <w:p>
+            <w:pPr>
+              <w:spacing w:after="20"/>
+            </w:pPr>
+            <w:r>
+              <w:rPr>
+                <w:sz w:val="17"/>
+              </w:rPr>
+            </w:r>
+            <w:r>
+              <w:rPr>
+                <w:b w:val="0"/>
+                <w:sz w:val="17"/>
+              </w:rPr>
+              <w:t>2.F</w:t>
+            </w:r>
+          </w:p>
+        </w:tc>
+        <w:tc>
+          <w:tcPr>
+            <w:tcW w:type="dxa" w:w="1242"/>
+          </w:tcPr>
+          <w:p>
+            <w:pPr>
+              <w:spacing w:after="20"/>
+            </w:pPr>
+            <w:r>
+              <w:rPr>
+                <w:sz w:val="17"/>
+              </w:rPr>
+            </w:r>
+            <w:r>
+              <w:rPr>
+                <w:b w:val="0"/>
+                <w:sz w:val="17"/>
+              </w:rPr>
+              <w:t>Promoting Nonviolent Practices</w:t>
+            </w:r>
+          </w:p>
+        </w:tc>
+        <w:tc>
+          <w:tcPr>
+            <w:tcW w:type="dxa" w:w="1242"/>
+          </w:tcPr>
+          <w:p>
+            <w:pPr>
+              <w:spacing w:after="20"/>
+            </w:pPr>
+            <w:r>
+              <w:rPr>
+                <w:sz w:val="17"/>
+              </w:rPr>
+            </w:r>
+            <w:r>
+              <w:rPr>
+                <w:b w:val="0"/>
+                <w:sz w:val="17"/>
+              </w:rPr>
+              <w:t>7</w:t>
+            </w:r>
+          </w:p>
+        </w:tc>
+        <w:tc>
+          <w:tcPr>
+            <w:tcW w:type="dxa" w:w="1242"/>
+          </w:tcPr>
+          <w:p>
+            <w:pPr>
+              <w:spacing w:after="20"/>
+            </w:pPr>
+            <w:r>
+              <w:rPr>
+                <w:sz w:val="17"/>
+              </w:rPr>
+            </w:r>
+            <w:r>
+              <w:rPr>
+                <w:b w:val="0"/>
+                <w:sz w:val="17"/>
+              </w:rPr>
+              <w:t>2</w:t>
+            </w:r>
+          </w:p>
+        </w:tc>
+        <w:tc>
+          <w:tcPr>
+            <w:tcW w:type="dxa" w:w="1242"/>
+          </w:tcPr>
+          <w:p>
+            <w:pPr>
+              <w:spacing w:after="20"/>
+            </w:pPr>
+            <w:r>
+              <w:rPr>
+                <w:sz w:val="17"/>
+              </w:rPr>
+            </w:r>
+            <w:r>
+              <w:rPr>
+                <w:b w:val="0"/>
+                <w:sz w:val="17"/>
+              </w:rPr>
+              <w:t>3.5</w:t>
+            </w:r>
+          </w:p>
+        </w:tc>
+        <w:tc>
+          <w:tcPr>
+            <w:tcW w:type="dxa" w:w="1242"/>
+          </w:tcPr>
+          <w:p>
+            <w:pPr>
+              <w:spacing w:after="20"/>
+            </w:pPr>
+            <w:r>
+              <w:rPr>
+                <w:sz w:val="17"/>
+              </w:rPr>
+            </w:r>
+            <w:r>
+              <w:rPr>
+                <w:b w:val="0"/>
+                <w:sz w:val="17"/>
+              </w:rPr>
+              <w:t>Lower</w:t>
+            </w:r>
+          </w:p>
+        </w:tc>
+        <w:tc>
+          <w:tcPr>
+            <w:tcW w:type="dxa" w:w="1242"/>
+          </w:tcPr>
+          <w:p>
+            <w:pPr>
+              <w:spacing w:after="20"/>
+            </w:pPr>
+            <w:r>
+              <w:rPr>
+                <w:sz w:val="17"/>
+              </w:rPr>
+            </w:r>
+          </w:p>
+        </w:tc>
+      </w:tr>
+      <w:tr>
+        <w:tc>
+          <w:tcPr>
+            <w:tcW w:type="dxa" w:w="1242"/>
+          </w:tcPr>
+          <w:p>
+            <w:pPr>
+              <w:spacing w:after="20"/>
+            </w:pPr>
+            <w:r>
+              <w:rPr>
+                <w:sz w:val="17"/>
+              </w:rPr>
+            </w:r>
+            <w:r>
+              <w:rPr>
+                <w:b w:val="0"/>
+                <w:sz w:val="17"/>
+              </w:rPr>
+              <w:t>11</w:t>
+            </w:r>
+          </w:p>
+        </w:tc>
+        <w:tc>
+          <w:tcPr>
+            <w:tcW w:type="dxa" w:w="1242"/>
+          </w:tcPr>
+          <w:p>
+            <w:pPr>
+              <w:spacing w:after="20"/>
+            </w:pPr>
+            <w:r>
+              <w:rPr>
+                <w:sz w:val="17"/>
+              </w:rPr>
+            </w:r>
+            <w:r>
+              <w:rPr>
+                <w:b w:val="0"/>
+                <w:sz w:val="17"/>
+              </w:rPr>
+              <w:t>1.H</w:t>
+            </w:r>
+          </w:p>
+        </w:tc>
+        <w:tc>
+          <w:tcPr>
+            <w:tcW w:type="dxa" w:w="1242"/>
+          </w:tcPr>
+          <w:p>
+            <w:pPr>
+              <w:spacing w:after="20"/>
+            </w:pPr>
+            <w:r>
+              <w:rPr>
+                <w:sz w:val="17"/>
+              </w:rPr>
+            </w:r>
+            <w:r>
+              <w:rPr>
+                <w:b w:val="0"/>
+                <w:sz w:val="17"/>
+              </w:rPr>
+              <w:t>Health and Safety</w:t>
+            </w:r>
+          </w:p>
+        </w:tc>
+        <w:tc>
+          <w:tcPr>
+            <w:tcW w:type="dxa" w:w="1242"/>
+          </w:tcPr>
+          <w:p>
+            <w:pPr>
+              <w:spacing w:after="20"/>
+            </w:pPr>
+            <w:r>
+              <w:rPr>
+                <w:sz w:val="17"/>
+              </w:rPr>
+            </w:r>
+            <w:r>
+              <w:rPr>
+                <w:b w:val="0"/>
+                <w:sz w:val="17"/>
+              </w:rPr>
+              <w:t>15</w:t>
+            </w:r>
+          </w:p>
+        </w:tc>
+        <w:tc>
+          <w:tcPr>
+            <w:tcW w:type="dxa" w:w="1242"/>
+          </w:tcPr>
+          <w:p>
+            <w:pPr>
+              <w:spacing w:after="20"/>
+            </w:pPr>
+            <w:r>
+              <w:rPr>
+                <w:sz w:val="17"/>
+              </w:rPr>
+            </w:r>
+            <w:r>
+              <w:rPr>
+                <w:b w:val="0"/>
+                <w:sz w:val="17"/>
+              </w:rPr>
+              <w:t>5</w:t>
+            </w:r>
+          </w:p>
+        </w:tc>
+        <w:tc>
+          <w:tcPr>
+            <w:tcW w:type="dxa" w:w="1242"/>
+          </w:tcPr>
+          <w:p>
+            <w:pPr>
+              <w:spacing w:after="20"/>
+            </w:pPr>
+            <w:r>
+              <w:rPr>
+                <w:sz w:val="17"/>
+              </w:rPr>
+            </w:r>
+            <w:r>
+              <w:rPr>
+                <w:b w:val="0"/>
+                <w:sz w:val="17"/>
+              </w:rPr>
+              <w:t>3.0</w:t>
+            </w:r>
+          </w:p>
+        </w:tc>
+        <w:tc>
+          <w:tcPr>
+            <w:tcW w:type="dxa" w:w="1242"/>
+          </w:tcPr>
+          <w:p>
+            <w:pPr>
+              <w:spacing w:after="20"/>
+            </w:pPr>
+            <w:r>
+              <w:rPr>
+                <w:sz w:val="17"/>
+              </w:rPr>
+            </w:r>
+            <w:r>
+              <w:rPr>
+                <w:b w:val="0"/>
+                <w:sz w:val="17"/>
+              </w:rPr>
+              <w:t>Lower</w:t>
+            </w:r>
+          </w:p>
+        </w:tc>
+        <w:tc>
+          <w:tcPr>
+            <w:tcW w:type="dxa" w:w="1242"/>
+          </w:tcPr>
+          <w:p>
+            <w:pPr>
+              <w:spacing w:after="20"/>
+            </w:pPr>
+            <w:r>
+              <w:rPr>
+                <w:sz w:val="17"/>
+              </w:rPr>
+            </w:r>
+          </w:p>
+        </w:tc>
+      </w:tr>
+      <w:tr>
+        <w:tc>
+          <w:tcPr>
+            <w:tcW w:type="dxa" w:w="1242"/>
+          </w:tcPr>
+          <w:p>
+            <w:pPr>
+              <w:spacing w:after="20"/>
+            </w:pPr>
+            <w:r>
+              <w:rPr>
+                <w:sz w:val="17"/>
+              </w:rPr>
+            </w:r>
+            <w:r>
+              <w:rPr>
+                <w:b w:val="0"/>
+                <w:sz w:val="17"/>
+              </w:rPr>
+              <w:t>12</w:t>
+            </w:r>
+          </w:p>
+        </w:tc>
+        <w:tc>
+          <w:tcPr>
+            <w:tcW w:type="dxa" w:w="1242"/>
+          </w:tcPr>
+          <w:p>
+            <w:pPr>
+              <w:spacing w:after="20"/>
+            </w:pPr>
+            <w:r>
+              <w:rPr>
+                <w:sz w:val="17"/>
+              </w:rPr>
+            </w:r>
+            <w:r>
+              <w:rPr>
+                <w:b w:val="0"/>
+                <w:sz w:val="17"/>
+              </w:rPr>
+              <w:t>1.K</w:t>
+            </w:r>
+          </w:p>
+        </w:tc>
+        <w:tc>
+          <w:tcPr>
+            <w:tcW w:type="dxa" w:w="1242"/>
+          </w:tcPr>
+          <w:p>
+            <w:pPr>
+              <w:spacing w:after="20"/>
+            </w:pPr>
+            <w:r>
+              <w:rPr>
+                <w:sz w:val="17"/>
+              </w:rPr>
+            </w:r>
+            <w:r>
+              <w:rPr>
+                <w:b w:val="0"/>
+                <w:sz w:val="17"/>
+              </w:rPr>
+              <w:t>Accessibility</w:t>
+            </w:r>
+          </w:p>
+        </w:tc>
+        <w:tc>
+          <w:tcPr>
+            <w:tcW w:type="dxa" w:w="1242"/>
+          </w:tcPr>
+          <w:p>
+            <w:pPr>
+              <w:spacing w:after="20"/>
+            </w:pPr>
+            <w:r>
+              <w:rPr>
+                <w:sz w:val="17"/>
+              </w:rPr>
+            </w:r>
+            <w:r>
+              <w:rPr>
+                <w:b w:val="0"/>
+                <w:sz w:val="17"/>
+              </w:rPr>
+              <w:t>3</w:t>
+            </w:r>
+          </w:p>
+        </w:tc>
+        <w:tc>
+          <w:tcPr>
+            <w:tcW w:type="dxa" w:w="1242"/>
+          </w:tcPr>
+          <w:p>
+            <w:pPr>
+              <w:spacing w:after="20"/>
+            </w:pPr>
+            <w:r>
+              <w:rPr>
+                <w:sz w:val="17"/>
+              </w:rPr>
+            </w:r>
+            <w:r>
+              <w:rPr>
+                <w:b w:val="0"/>
+                <w:sz w:val="17"/>
+              </w:rPr>
+              <w:t>1</w:t>
+            </w:r>
+          </w:p>
+        </w:tc>
+        <w:tc>
+          <w:tcPr>
+            <w:tcW w:type="dxa" w:w="1242"/>
+          </w:tcPr>
+          <w:p>
+            <w:pPr>
+              <w:spacing w:after="20"/>
+            </w:pPr>
+            <w:r>
+              <w:rPr>
+                <w:sz w:val="17"/>
+              </w:rPr>
+            </w:r>
+            <w:r>
+              <w:rPr>
+                <w:b w:val="0"/>
+                <w:sz w:val="17"/>
+              </w:rPr>
+              <w:t>3.0</w:t>
+            </w:r>
+          </w:p>
+        </w:tc>
+        <w:tc>
+          <w:tcPr>
+            <w:tcW w:type="dxa" w:w="1242"/>
+          </w:tcPr>
+          <w:p>
+            <w:pPr>
+              <w:spacing w:after="20"/>
+            </w:pPr>
+            <w:r>
+              <w:rPr>
+                <w:sz w:val="17"/>
+              </w:rPr>
+            </w:r>
+            <w:r>
+              <w:rPr>
+                <w:b w:val="0"/>
+                <w:sz w:val="17"/>
+              </w:rPr>
+              <w:t>Lower</w:t>
+            </w:r>
+          </w:p>
+        </w:tc>
+        <w:tc>
+          <w:tcPr>
+            <w:tcW w:type="dxa" w:w="1242"/>
+          </w:tcPr>
+          <w:p>
+            <w:pPr>
+              <w:spacing w:after="20"/>
+            </w:pPr>
+            <w:r>
+              <w:rPr>
+                <w:sz w:val="17"/>
+              </w:rPr>
+            </w:r>
+          </w:p>
+        </w:tc>
+      </w:tr>
+      <w:tr>
+        <w:tc>
+          <w:tcPr>
+            <w:tcW w:type="dxa" w:w="1242"/>
+          </w:tcPr>
+          <w:p>
+            <w:pPr>
+              <w:spacing w:after="20"/>
+            </w:pPr>
+            <w:r>
+              <w:rPr>
+                <w:sz w:val="17"/>
+              </w:rPr>
+            </w:r>
+            <w:r>
+              <w:rPr>
+                <w:b w:val="0"/>
+                <w:sz w:val="17"/>
+              </w:rPr>
+              <w:t>13</w:t>
+            </w:r>
+          </w:p>
+        </w:tc>
+        <w:tc>
+          <w:tcPr>
+            <w:tcW w:type="dxa" w:w="1242"/>
+          </w:tcPr>
+          <w:p>
+            <w:pPr>
+              <w:spacing w:after="20"/>
+            </w:pPr>
+            <w:r>
+              <w:rPr>
+                <w:sz w:val="17"/>
+              </w:rPr>
+            </w:r>
+            <w:r>
+              <w:rPr>
+                <w:b w:val="0"/>
+                <w:sz w:val="17"/>
+              </w:rPr>
+              <w:t>1.D</w:t>
+            </w:r>
+          </w:p>
+        </w:tc>
+        <w:tc>
+          <w:tcPr>
+            <w:tcW w:type="dxa" w:w="1242"/>
+          </w:tcPr>
+          <w:p>
+            <w:pPr>
+              <w:spacing w:after="20"/>
+            </w:pPr>
+            <w:r>
+              <w:rPr>
+                <w:sz w:val="17"/>
+              </w:rPr>
+            </w:r>
+            <w:r>
+              <w:rPr>
+                <w:b w:val="0"/>
+                <w:sz w:val="17"/>
+              </w:rPr>
+              <w:t>Input from Persons Served and Other Stakeholders</w:t>
+            </w:r>
+          </w:p>
+        </w:tc>
+        <w:tc>
+          <w:tcPr>
+            <w:tcW w:type="dxa" w:w="1242"/>
+          </w:tcPr>
+          <w:p>
+            <w:pPr>
+              <w:spacing w:after="20"/>
+            </w:pPr>
+            <w:r>
+              <w:rPr>
+                <w:sz w:val="17"/>
+              </w:rPr>
+            </w:r>
+            <w:r>
+              <w:rPr>
+                <w:b w:val="0"/>
+                <w:sz w:val="17"/>
+              </w:rPr>
+              <w:t>2</w:t>
+            </w:r>
+          </w:p>
+        </w:tc>
+        <w:tc>
+          <w:tcPr>
+            <w:tcW w:type="dxa" w:w="1242"/>
+          </w:tcPr>
+          <w:p>
+            <w:pPr>
+              <w:spacing w:after="20"/>
+            </w:pPr>
+            <w:r>
+              <w:rPr>
+                <w:sz w:val="17"/>
+              </w:rPr>
+            </w:r>
+            <w:r>
+              <w:rPr>
+                <w:b w:val="0"/>
+                <w:sz w:val="17"/>
+              </w:rPr>
+              <w:t>1</w:t>
+            </w:r>
+          </w:p>
+        </w:tc>
+        <w:tc>
+          <w:tcPr>
+            <w:tcW w:type="dxa" w:w="1242"/>
+          </w:tcPr>
+          <w:p>
+            <w:pPr>
+              <w:spacing w:after="20"/>
+            </w:pPr>
+            <w:r>
+              <w:rPr>
+                <w:sz w:val="17"/>
+              </w:rPr>
+            </w:r>
+            <w:r>
+              <w:rPr>
+                <w:b w:val="0"/>
+                <w:sz w:val="17"/>
+              </w:rPr>
+              <w:t>2.0</w:t>
+            </w:r>
+          </w:p>
+        </w:tc>
+        <w:tc>
+          <w:tcPr>
+            <w:tcW w:type="dxa" w:w="1242"/>
+          </w:tcPr>
+          <w:p>
+            <w:pPr>
+              <w:spacing w:after="20"/>
+            </w:pPr>
+            <w:r>
+              <w:rPr>
+                <w:sz w:val="17"/>
+              </w:rPr>
+            </w:r>
+            <w:r>
+              <w:rPr>
+                <w:b w:val="0"/>
+                <w:sz w:val="17"/>
+              </w:rPr>
+              <w:t>Lower</w:t>
+            </w:r>
+          </w:p>
+        </w:tc>
+        <w:tc>
+          <w:tcPr>
+            <w:tcW w:type="dxa" w:w="1242"/>
+          </w:tcPr>
+          <w:p>
+            <w:pPr>
+              <w:spacing w:after="20"/>
+            </w:pPr>
+            <w:r>
+              <w:rPr>
+                <w:sz w:val="17"/>
+              </w:rPr>
+            </w:r>
+          </w:p>
+        </w:tc>
+      </w:tr>
+      <w:tr>
+        <w:tc>
+          <w:tcPr>
+            <w:tcW w:type="dxa" w:w="1242"/>
+          </w:tcPr>
+          <w:p>
+            <w:pPr>
+              <w:spacing w:after="20"/>
+            </w:pPr>
+            <w:r>
+              <w:rPr>
+                <w:sz w:val="17"/>
+              </w:rPr>
+            </w:r>
+            <w:r>
+              <w:rPr>
+                <w:b w:val="0"/>
+                <w:sz w:val="17"/>
+              </w:rPr>
+              <w:t>14</w:t>
+            </w:r>
+          </w:p>
+        </w:tc>
+        <w:tc>
+          <w:tcPr>
+            <w:tcW w:type="dxa" w:w="1242"/>
+          </w:tcPr>
+          <w:p>
+            <w:pPr>
+              <w:spacing w:after="20"/>
+            </w:pPr>
+            <w:r>
+              <w:rPr>
+                <w:sz w:val="17"/>
+              </w:rPr>
+            </w:r>
+            <w:r>
+              <w:rPr>
+                <w:b w:val="0"/>
+                <w:sz w:val="17"/>
+              </w:rPr>
+              <w:t>1.E</w:t>
+            </w:r>
+          </w:p>
+        </w:tc>
+        <w:tc>
+          <w:tcPr>
+            <w:tcW w:type="dxa" w:w="1242"/>
+          </w:tcPr>
+          <w:p>
+            <w:pPr>
+              <w:spacing w:after="20"/>
+            </w:pPr>
+            <w:r>
+              <w:rPr>
+                <w:sz w:val="17"/>
+              </w:rPr>
+            </w:r>
+            <w:r>
+              <w:rPr>
+                <w:b w:val="0"/>
+                <w:sz w:val="17"/>
+              </w:rPr>
+              <w:t>Legal Requirements</w:t>
+            </w:r>
+          </w:p>
+        </w:tc>
+        <w:tc>
+          <w:tcPr>
+            <w:tcW w:type="dxa" w:w="1242"/>
+          </w:tcPr>
+          <w:p>
+            <w:pPr>
+              <w:spacing w:after="20"/>
+            </w:pPr>
+            <w:r>
+              <w:rPr>
+                <w:sz w:val="17"/>
+              </w:rPr>
+            </w:r>
+            <w:r>
+              <w:rPr>
+                <w:b w:val="0"/>
+                <w:sz w:val="17"/>
+              </w:rPr>
+              <w:t>2</w:t>
+            </w:r>
+          </w:p>
+        </w:tc>
+        <w:tc>
+          <w:tcPr>
+            <w:tcW w:type="dxa" w:w="1242"/>
+          </w:tcPr>
+          <w:p>
+            <w:pPr>
+              <w:spacing w:after="20"/>
+            </w:pPr>
+            <w:r>
+              <w:rPr>
+                <w:sz w:val="17"/>
+              </w:rPr>
+            </w:r>
+            <w:r>
+              <w:rPr>
+                <w:b w:val="0"/>
+                <w:sz w:val="17"/>
+              </w:rPr>
+              <w:t>1</w:t>
+            </w:r>
+          </w:p>
+        </w:tc>
+        <w:tc>
+          <w:tcPr>
+            <w:tcW w:type="dxa" w:w="1242"/>
+          </w:tcPr>
+          <w:p>
+            <w:pPr>
+              <w:spacing w:after="20"/>
+            </w:pPr>
+            <w:r>
+              <w:rPr>
+                <w:sz w:val="17"/>
+              </w:rPr>
+            </w:r>
+            <w:r>
+              <w:rPr>
+                <w:b w:val="0"/>
+                <w:sz w:val="17"/>
+              </w:rPr>
+              <w:t>2.0</w:t>
+            </w:r>
+          </w:p>
+        </w:tc>
+        <w:tc>
+          <w:tcPr>
+            <w:tcW w:type="dxa" w:w="1242"/>
+          </w:tcPr>
+          <w:p>
+            <w:pPr>
+              <w:spacing w:after="20"/>
+            </w:pPr>
+            <w:r>
+              <w:rPr>
+                <w:sz w:val="17"/>
+              </w:rPr>
+            </w:r>
+            <w:r>
+              <w:rPr>
+                <w:b w:val="0"/>
+                <w:sz w:val="17"/>
+              </w:rPr>
+              <w:t>Lower</w:t>
+            </w:r>
+          </w:p>
+        </w:tc>
+        <w:tc>
+          <w:tcPr>
+            <w:tcW w:type="dxa" w:w="1242"/>
+          </w:tcPr>
+          <w:p>
+            <w:pPr>
+              <w:spacing w:after="20"/>
+            </w:pPr>
+            <w:r>
+              <w:rPr>
+                <w:sz w:val="17"/>
+              </w:rPr>
+            </w:r>
+          </w:p>
+        </w:tc>
+      </w:tr>
+      <w:tr>
+        <w:tc>
+          <w:tcPr>
+            <w:tcW w:type="dxa" w:w="1242"/>
+          </w:tcPr>
+          <w:p>
+            <w:pPr>
+              <w:spacing w:after="20"/>
+            </w:pPr>
+            <w:r>
+              <w:rPr>
+                <w:sz w:val="17"/>
+              </w:rPr>
+            </w:r>
+            <w:r>
+              <w:rPr>
+                <w:b w:val="0"/>
+                <w:sz w:val="17"/>
+              </w:rPr>
+              <w:t>15</w:t>
+            </w:r>
+          </w:p>
+        </w:tc>
+        <w:tc>
+          <w:tcPr>
+            <w:tcW w:type="dxa" w:w="1242"/>
+          </w:tcPr>
+          <w:p>
+            <w:pPr>
+              <w:spacing w:after="20"/>
+            </w:pPr>
+            <w:r>
+              <w:rPr>
+                <w:sz w:val="17"/>
+              </w:rPr>
+            </w:r>
+            <w:r>
+              <w:rPr>
+                <w:b w:val="0"/>
+                <w:sz w:val="17"/>
+              </w:rPr>
+              <w:t>1.F</w:t>
+            </w:r>
+          </w:p>
+        </w:tc>
+        <w:tc>
+          <w:tcPr>
+            <w:tcW w:type="dxa" w:w="1242"/>
+          </w:tcPr>
+          <w:p>
+            <w:pPr>
+              <w:spacing w:after="20"/>
+            </w:pPr>
+            <w:r>
+              <w:rPr>
+                <w:sz w:val="17"/>
+              </w:rPr>
+            </w:r>
+            <w:r>
+              <w:rPr>
+                <w:b w:val="0"/>
+                <w:sz w:val="17"/>
+              </w:rPr>
+              <w:t>Financial Planning and Management</w:t>
+            </w:r>
+          </w:p>
+        </w:tc>
+        <w:tc>
+          <w:tcPr>
+            <w:tcW w:type="dxa" w:w="1242"/>
+          </w:tcPr>
+          <w:p>
+            <w:pPr>
+              <w:spacing w:after="20"/>
+            </w:pPr>
+            <w:r>
+              <w:rPr>
+                <w:sz w:val="17"/>
+              </w:rPr>
+            </w:r>
+            <w:r>
+              <w:rPr>
+                <w:b w:val="0"/>
+                <w:sz w:val="17"/>
+              </w:rPr>
+              <w:t>4</w:t>
+            </w:r>
+          </w:p>
+        </w:tc>
+        <w:tc>
+          <w:tcPr>
+            <w:tcW w:type="dxa" w:w="1242"/>
+          </w:tcPr>
+          <w:p>
+            <w:pPr>
+              <w:spacing w:after="20"/>
+            </w:pPr>
+            <w:r>
+              <w:rPr>
+                <w:sz w:val="17"/>
+              </w:rPr>
+            </w:r>
+            <w:r>
+              <w:rPr>
+                <w:b w:val="0"/>
+                <w:sz w:val="17"/>
+              </w:rPr>
+              <w:t>2</w:t>
+            </w:r>
+          </w:p>
+        </w:tc>
+        <w:tc>
+          <w:tcPr>
+            <w:tcW w:type="dxa" w:w="1242"/>
+          </w:tcPr>
+          <w:p>
+            <w:pPr>
+              <w:spacing w:after="20"/>
+            </w:pPr>
+            <w:r>
+              <w:rPr>
+                <w:sz w:val="17"/>
+              </w:rPr>
+            </w:r>
+            <w:r>
+              <w:rPr>
+                <w:b w:val="0"/>
+                <w:sz w:val="17"/>
+              </w:rPr>
+              <w:t>2.0</w:t>
+            </w:r>
+          </w:p>
+        </w:tc>
+        <w:tc>
+          <w:tcPr>
+            <w:tcW w:type="dxa" w:w="1242"/>
+          </w:tcPr>
+          <w:p>
+            <w:pPr>
+              <w:spacing w:after="20"/>
+            </w:pPr>
+            <w:r>
+              <w:rPr>
+                <w:sz w:val="17"/>
+              </w:rPr>
+            </w:r>
+            <w:r>
+              <w:rPr>
+                <w:b w:val="0"/>
+                <w:sz w:val="17"/>
+              </w:rPr>
+              <w:t>Lower</w:t>
+            </w:r>
+          </w:p>
+        </w:tc>
+        <w:tc>
+          <w:tcPr>
+            <w:tcW w:type="dxa" w:w="1242"/>
+          </w:tcPr>
+          <w:p>
+            <w:pPr>
+              <w:spacing w:after="20"/>
+            </w:pPr>
+            <w:r>
+              <w:rPr>
+                <w:sz w:val="17"/>
+              </w:rPr>
+            </w:r>
+          </w:p>
+        </w:tc>
+      </w:tr>
+      <w:tr>
+        <w:tc>
+          <w:tcPr>
+            <w:tcW w:type="dxa" w:w="1242"/>
+          </w:tcPr>
+          <w:p>
+            <w:pPr>
+              <w:spacing w:after="20"/>
+            </w:pPr>
+            <w:r>
+              <w:rPr>
+                <w:sz w:val="17"/>
+              </w:rPr>
+            </w:r>
+            <w:r>
+              <w:rPr>
+                <w:b w:val="0"/>
+                <w:sz w:val="17"/>
+              </w:rPr>
+              <w:t>16</w:t>
+            </w:r>
+          </w:p>
+        </w:tc>
+        <w:tc>
+          <w:tcPr>
+            <w:tcW w:type="dxa" w:w="1242"/>
+          </w:tcPr>
+          <w:p>
+            <w:pPr>
+              <w:spacing w:after="20"/>
+            </w:pPr>
+            <w:r>
+              <w:rPr>
+                <w:sz w:val="17"/>
+              </w:rPr>
+            </w:r>
+            <w:r>
+              <w:rPr>
+                <w:b w:val="0"/>
+                <w:sz w:val="17"/>
+              </w:rPr>
+              <w:t>2.C</w:t>
+            </w:r>
+          </w:p>
+        </w:tc>
+        <w:tc>
+          <w:tcPr>
+            <w:tcW w:type="dxa" w:w="1242"/>
+          </w:tcPr>
+          <w:p>
+            <w:pPr>
+              <w:spacing w:after="20"/>
+            </w:pPr>
+            <w:r>
+              <w:rPr>
+                <w:sz w:val="17"/>
+              </w:rPr>
+            </w:r>
+            <w:r>
+              <w:rPr>
+                <w:b w:val="0"/>
+                <w:sz w:val="17"/>
+              </w:rPr>
+              <w:t>Person-Centered Planning</w:t>
+            </w:r>
+          </w:p>
+        </w:tc>
+        <w:tc>
+          <w:tcPr>
+            <w:tcW w:type="dxa" w:w="1242"/>
+          </w:tcPr>
+          <w:p>
+            <w:pPr>
+              <w:spacing w:after="20"/>
+            </w:pPr>
+            <w:r>
+              <w:rPr>
+                <w:sz w:val="17"/>
+              </w:rPr>
+            </w:r>
+            <w:r>
+              <w:rPr>
+                <w:b w:val="0"/>
+                <w:sz w:val="17"/>
+              </w:rPr>
+              <w:t>4</w:t>
+            </w:r>
+          </w:p>
+        </w:tc>
+        <w:tc>
+          <w:tcPr>
+            <w:tcW w:type="dxa" w:w="1242"/>
+          </w:tcPr>
+          <w:p>
+            <w:pPr>
+              <w:spacing w:after="20"/>
+            </w:pPr>
+            <w:r>
+              <w:rPr>
+                <w:sz w:val="17"/>
+              </w:rPr>
+            </w:r>
+            <w:r>
+              <w:rPr>
+                <w:b w:val="0"/>
+                <w:sz w:val="17"/>
+              </w:rPr>
+              <w:t>2</w:t>
+            </w:r>
+          </w:p>
+        </w:tc>
+        <w:tc>
+          <w:tcPr>
+            <w:tcW w:type="dxa" w:w="1242"/>
+          </w:tcPr>
+          <w:p>
+            <w:pPr>
+              <w:spacing w:after="20"/>
+            </w:pPr>
+            <w:r>
+              <w:rPr>
+                <w:sz w:val="17"/>
+              </w:rPr>
+            </w:r>
+            <w:r>
+              <w:rPr>
+                <w:b w:val="0"/>
+                <w:sz w:val="17"/>
+              </w:rPr>
+              <w:t>2.0</w:t>
+            </w:r>
+          </w:p>
+        </w:tc>
+        <w:tc>
+          <w:tcPr>
+            <w:tcW w:type="dxa" w:w="1242"/>
+          </w:tcPr>
+          <w:p>
+            <w:pPr>
+              <w:spacing w:after="20"/>
+            </w:pPr>
+            <w:r>
+              <w:rPr>
+                <w:sz w:val="17"/>
+              </w:rPr>
+            </w:r>
+            <w:r>
+              <w:rPr>
+                <w:b w:val="0"/>
+                <w:sz w:val="17"/>
+              </w:rPr>
+              <w:t>Lower</w:t>
+            </w:r>
+          </w:p>
+        </w:tc>
+        <w:tc>
+          <w:tcPr>
+            <w:tcW w:type="dxa" w:w="1242"/>
+          </w:tcPr>
+          <w:p>
+            <w:pPr>
+              <w:spacing w:after="20"/>
+            </w:pPr>
+            <w:r>
+              <w:rPr>
+                <w:sz w:val="17"/>
+              </w:rPr>
+            </w:r>
+          </w:p>
+        </w:tc>
+      </w:tr>
+      <w:tr>
+        <w:tc>
+          <w:tcPr>
+            <w:tcW w:type="dxa" w:w="1242"/>
+          </w:tcPr>
+          <w:p>
+            <w:pPr>
+              <w:spacing w:after="20"/>
+            </w:pPr>
+            <w:r>
+              <w:rPr>
+                <w:sz w:val="17"/>
+              </w:rPr>
+            </w:r>
+            <w:r>
+              <w:rPr>
+                <w:b w:val="0"/>
+                <w:sz w:val="17"/>
+              </w:rPr>
+              <w:t>17</w:t>
+            </w:r>
+          </w:p>
+        </w:tc>
+        <w:tc>
+          <w:tcPr>
+            <w:tcW w:type="dxa" w:w="1242"/>
+          </w:tcPr>
+          <w:p>
+            <w:pPr>
+              <w:spacing w:after="20"/>
+            </w:pPr>
+            <w:r>
+              <w:rPr>
+                <w:sz w:val="17"/>
+              </w:rPr>
+            </w:r>
+            <w:r>
+              <w:rPr>
+                <w:b w:val="0"/>
+                <w:sz w:val="17"/>
+              </w:rPr>
+              <w:t>2.D</w:t>
+            </w:r>
+          </w:p>
+        </w:tc>
+        <w:tc>
+          <w:tcPr>
+            <w:tcW w:type="dxa" w:w="1242"/>
+          </w:tcPr>
+          <w:p>
+            <w:pPr>
+              <w:spacing w:after="20"/>
+            </w:pPr>
+            <w:r>
+              <w:rPr>
+                <w:sz w:val="17"/>
+              </w:rPr>
+            </w:r>
+            <w:r>
+              <w:rPr>
+                <w:b w:val="0"/>
+                <w:sz w:val="17"/>
+              </w:rPr>
+              <w:t>Transition/Discharge</w:t>
+            </w:r>
+          </w:p>
+        </w:tc>
+        <w:tc>
+          <w:tcPr>
+            <w:tcW w:type="dxa" w:w="1242"/>
+          </w:tcPr>
+          <w:p>
+            <w:pPr>
+              <w:spacing w:after="20"/>
+            </w:pPr>
+            <w:r>
+              <w:rPr>
+                <w:sz w:val="17"/>
+              </w:rPr>
+            </w:r>
+            <w:r>
+              <w:rPr>
+                <w:b w:val="0"/>
+                <w:sz w:val="17"/>
+              </w:rPr>
+              <w:t>4</w:t>
+            </w:r>
+          </w:p>
+        </w:tc>
+        <w:tc>
+          <w:tcPr>
+            <w:tcW w:type="dxa" w:w="1242"/>
+          </w:tcPr>
+          <w:p>
+            <w:pPr>
+              <w:spacing w:after="20"/>
+            </w:pPr>
+            <w:r>
+              <w:rPr>
+                <w:sz w:val="17"/>
+              </w:rPr>
+            </w:r>
+            <w:r>
+              <w:rPr>
+                <w:b w:val="0"/>
+                <w:sz w:val="17"/>
+              </w:rPr>
+              <w:t>2</w:t>
+            </w:r>
+          </w:p>
+        </w:tc>
+        <w:tc>
+          <w:tcPr>
+            <w:tcW w:type="dxa" w:w="1242"/>
+          </w:tcPr>
+          <w:p>
+            <w:pPr>
+              <w:spacing w:after="20"/>
+            </w:pPr>
+            <w:r>
+              <w:rPr>
+                <w:sz w:val="17"/>
+              </w:rPr>
+            </w:r>
+            <w:r>
+              <w:rPr>
+                <w:b w:val="0"/>
+                <w:sz w:val="17"/>
+              </w:rPr>
+              <w:t>2.0</w:t>
+            </w:r>
+          </w:p>
+        </w:tc>
+        <w:tc>
+          <w:tcPr>
+            <w:tcW w:type="dxa" w:w="1242"/>
+          </w:tcPr>
+          <w:p>
+            <w:pPr>
+              <w:spacing w:after="20"/>
+            </w:pPr>
+            <w:r>
+              <w:rPr>
+                <w:sz w:val="17"/>
+              </w:rPr>
+            </w:r>
+            <w:r>
+              <w:rPr>
+                <w:b w:val="0"/>
+                <w:sz w:val="17"/>
+              </w:rPr>
+              <w:t>Lower</w:t>
+            </w:r>
+          </w:p>
+        </w:tc>
+        <w:tc>
+          <w:tcPr>
+            <w:tcW w:type="dxa" w:w="1242"/>
+          </w:tcPr>
+          <w:p>
+            <w:pPr>
+              <w:spacing w:after="20"/>
+            </w:pPr>
+            <w:r>
+              <w:rPr>
+                <w:sz w:val="17"/>
+              </w:rPr>
+            </w:r>
+          </w:p>
+        </w:tc>
+      </w:tr>
+      <w:tr>
+        <w:tc>
+          <w:tcPr>
+            <w:tcW w:type="dxa" w:w="1242"/>
+          </w:tcPr>
+          <w:p>
+            <w:pPr>
+              <w:spacing w:after="20"/>
+            </w:pPr>
+            <w:r>
+              <w:rPr>
+                <w:sz w:val="17"/>
+              </w:rPr>
+            </w:r>
+            <w:r>
+              <w:rPr>
+                <w:b w:val="0"/>
+                <w:sz w:val="17"/>
+              </w:rPr>
+              <w:t>18</w:t>
+            </w:r>
+          </w:p>
+        </w:tc>
+        <w:tc>
+          <w:tcPr>
+            <w:tcW w:type="dxa" w:w="1242"/>
+          </w:tcPr>
+          <w:p>
+            <w:pPr>
+              <w:spacing w:after="20"/>
+            </w:pPr>
+            <w:r>
+              <w:rPr>
+                <w:sz w:val="17"/>
+              </w:rPr>
+            </w:r>
+            <w:r>
+              <w:rPr>
+                <w:b w:val="0"/>
+                <w:sz w:val="17"/>
+              </w:rPr>
+              <w:t>2.H</w:t>
+            </w:r>
+          </w:p>
+        </w:tc>
+        <w:tc>
+          <w:tcPr>
+            <w:tcW w:type="dxa" w:w="1242"/>
+          </w:tcPr>
+          <w:p>
+            <w:pPr>
+              <w:spacing w:after="20"/>
+            </w:pPr>
+            <w:r>
+              <w:rPr>
+                <w:sz w:val="17"/>
+              </w:rPr>
+            </w:r>
+            <w:r>
+              <w:rPr>
+                <w:b w:val="0"/>
+                <w:sz w:val="17"/>
+              </w:rPr>
+              <w:t>Quality Records Management</w:t>
+            </w:r>
+          </w:p>
+        </w:tc>
+        <w:tc>
+          <w:tcPr>
+            <w:tcW w:type="dxa" w:w="1242"/>
+          </w:tcPr>
+          <w:p>
+            <w:pPr>
+              <w:spacing w:after="20"/>
+            </w:pPr>
+            <w:r>
+              <w:rPr>
+                <w:sz w:val="17"/>
+              </w:rPr>
+            </w:r>
+            <w:r>
+              <w:rPr>
+                <w:b w:val="0"/>
+                <w:sz w:val="17"/>
+              </w:rPr>
+              <w:t>2</w:t>
+            </w:r>
+          </w:p>
+        </w:tc>
+        <w:tc>
+          <w:tcPr>
+            <w:tcW w:type="dxa" w:w="1242"/>
+          </w:tcPr>
+          <w:p>
+            <w:pPr>
+              <w:spacing w:after="20"/>
+            </w:pPr>
+            <w:r>
+              <w:rPr>
+                <w:sz w:val="17"/>
+              </w:rPr>
+            </w:r>
+            <w:r>
+              <w:rPr>
+                <w:b w:val="0"/>
+                <w:sz w:val="17"/>
+              </w:rPr>
+              <w:t>1</w:t>
+            </w:r>
+          </w:p>
+        </w:tc>
+        <w:tc>
+          <w:tcPr>
+            <w:tcW w:type="dxa" w:w="1242"/>
+          </w:tcPr>
+          <w:p>
+            <w:pPr>
+              <w:spacing w:after="20"/>
+            </w:pPr>
+            <w:r>
+              <w:rPr>
+                <w:sz w:val="17"/>
+              </w:rPr>
+            </w:r>
+            <w:r>
+              <w:rPr>
+                <w:b w:val="0"/>
+                <w:sz w:val="17"/>
+              </w:rPr>
+              <w:t>2.0</w:t>
+            </w:r>
+          </w:p>
+        </w:tc>
+        <w:tc>
+          <w:tcPr>
+            <w:tcW w:type="dxa" w:w="1242"/>
+          </w:tcPr>
+          <w:p>
+            <w:pPr>
+              <w:spacing w:after="20"/>
+            </w:pPr>
+            <w:r>
+              <w:rPr>
+                <w:sz w:val="17"/>
+              </w:rPr>
+            </w:r>
+            <w:r>
+              <w:rPr>
+                <w:b w:val="0"/>
+                <w:sz w:val="17"/>
+              </w:rPr>
+              <w:t>Lower</w:t>
+            </w:r>
+          </w:p>
+        </w:tc>
+        <w:tc>
+          <w:tcPr>
+            <w:tcW w:type="dxa" w:w="1242"/>
+          </w:tcPr>
+          <w:p>
+            <w:pPr>
+              <w:spacing w:after="20"/>
+            </w:pPr>
+            <w:r>
+              <w:rPr>
+                <w:sz w:val="17"/>
+              </w:rPr>
+            </w:r>
+          </w:p>
+        </w:tc>
+      </w:tr>
+      <w:tr>
+        <w:tc>
+          <w:tcPr>
+            <w:tcW w:type="dxa" w:w="1242"/>
+          </w:tcPr>
+          <w:p>
+            <w:pPr>
+              <w:spacing w:after="20"/>
+            </w:pPr>
+            <w:r>
+              <w:rPr>
+                <w:sz w:val="17"/>
+              </w:rPr>
+            </w:r>
+            <w:r>
+              <w:rPr>
+                <w:b w:val="0"/>
+                <w:sz w:val="17"/>
+              </w:rPr>
+              <w:t>19</w:t>
+            </w:r>
+          </w:p>
+        </w:tc>
+        <w:tc>
+          <w:tcPr>
+            <w:tcW w:type="dxa" w:w="1242"/>
+          </w:tcPr>
+          <w:p>
+            <w:pPr>
+              <w:spacing w:after="20"/>
+            </w:pPr>
+            <w:r>
+              <w:rPr>
+                <w:sz w:val="17"/>
+              </w:rPr>
+            </w:r>
+            <w:r>
+              <w:rPr>
+                <w:b w:val="0"/>
+                <w:sz w:val="17"/>
+              </w:rPr>
+              <w:t>1.I</w:t>
+            </w:r>
+          </w:p>
+        </w:tc>
+        <w:tc>
+          <w:tcPr>
+            <w:tcW w:type="dxa" w:w="1242"/>
+          </w:tcPr>
+          <w:p>
+            <w:pPr>
+              <w:spacing w:after="20"/>
+            </w:pPr>
+            <w:r>
+              <w:rPr>
+                <w:sz w:val="17"/>
+              </w:rPr>
+            </w:r>
+            <w:r>
+              <w:rPr>
+                <w:b w:val="0"/>
+                <w:sz w:val="17"/>
+              </w:rPr>
+              <w:t>Workforce Development and Management</w:t>
+            </w:r>
+          </w:p>
+        </w:tc>
+        <w:tc>
+          <w:tcPr>
+            <w:tcW w:type="dxa" w:w="1242"/>
+          </w:tcPr>
+          <w:p>
+            <w:pPr>
+              <w:spacing w:after="20"/>
+            </w:pPr>
+            <w:r>
+              <w:rPr>
+                <w:sz w:val="17"/>
+              </w:rPr>
+            </w:r>
+            <w:r>
+              <w:rPr>
+                <w:b w:val="0"/>
+                <w:sz w:val="17"/>
+              </w:rPr>
+              <w:t>9</w:t>
+            </w:r>
+          </w:p>
+        </w:tc>
+        <w:tc>
+          <w:tcPr>
+            <w:tcW w:type="dxa" w:w="1242"/>
+          </w:tcPr>
+          <w:p>
+            <w:pPr>
+              <w:spacing w:after="20"/>
+            </w:pPr>
+            <w:r>
+              <w:rPr>
+                <w:sz w:val="17"/>
+              </w:rPr>
+            </w:r>
+            <w:r>
+              <w:rPr>
+                <w:b w:val="0"/>
+                <w:sz w:val="17"/>
+              </w:rPr>
+              <w:t>5</w:t>
+            </w:r>
+          </w:p>
+        </w:tc>
+        <w:tc>
+          <w:tcPr>
+            <w:tcW w:type="dxa" w:w="1242"/>
+          </w:tcPr>
+          <w:p>
+            <w:pPr>
+              <w:spacing w:after="20"/>
+            </w:pPr>
+            <w:r>
+              <w:rPr>
+                <w:sz w:val="17"/>
+              </w:rPr>
+            </w:r>
+            <w:r>
+              <w:rPr>
+                <w:b w:val="0"/>
+                <w:sz w:val="17"/>
+              </w:rPr>
+              <w:t>1.8</w:t>
+            </w:r>
+          </w:p>
+        </w:tc>
+        <w:tc>
+          <w:tcPr>
+            <w:tcW w:type="dxa" w:w="1242"/>
+          </w:tcPr>
+          <w:p>
+            <w:pPr>
+              <w:spacing w:after="20"/>
+            </w:pPr>
+            <w:r>
+              <w:rPr>
+                <w:sz w:val="17"/>
+              </w:rPr>
+            </w:r>
+            <w:r>
+              <w:rPr>
+                <w:b w:val="0"/>
+                <w:sz w:val="17"/>
+              </w:rPr>
+              <w:t>Lower</w:t>
+            </w:r>
+          </w:p>
+        </w:tc>
+        <w:tc>
+          <w:tcPr>
+            <w:tcW w:type="dxa" w:w="1242"/>
+          </w:tcPr>
+          <w:p>
+            <w:pPr>
+              <w:spacing w:after="20"/>
+            </w:pPr>
+            <w:r>
+              <w:rPr>
+                <w:sz w:val="17"/>
+              </w:rPr>
+            </w:r>
+          </w:p>
+        </w:tc>
+      </w:tr>
+      <w:tr>
+        <w:tc>
+          <w:tcPr>
+            <w:tcW w:type="dxa" w:w="1242"/>
+          </w:tcPr>
+          <w:p>
+            <w:pPr>
+              <w:spacing w:after="20"/>
+            </w:pPr>
+            <w:r>
+              <w:rPr>
+                <w:sz w:val="17"/>
+              </w:rPr>
+            </w:r>
+            <w:r>
+              <w:rPr>
+                <w:b w:val="0"/>
+                <w:sz w:val="17"/>
+              </w:rPr>
+              <w:t>20</w:t>
+            </w:r>
+          </w:p>
+        </w:tc>
+        <w:tc>
+          <w:tcPr>
+            <w:tcW w:type="dxa" w:w="1242"/>
+          </w:tcPr>
+          <w:p>
+            <w:pPr>
+              <w:spacing w:after="20"/>
+            </w:pPr>
+            <w:r>
+              <w:rPr>
+                <w:sz w:val="17"/>
+              </w:rPr>
+            </w:r>
+            <w:r>
+              <w:rPr>
+                <w:b w:val="0"/>
+                <w:sz w:val="17"/>
+              </w:rPr>
+              <w:t>2.G</w:t>
+            </w:r>
+          </w:p>
+        </w:tc>
+        <w:tc>
+          <w:tcPr>
+            <w:tcW w:type="dxa" w:w="1242"/>
+          </w:tcPr>
+          <w:p>
+            <w:pPr>
+              <w:spacing w:after="20"/>
+            </w:pPr>
+            <w:r>
+              <w:rPr>
+                <w:sz w:val="17"/>
+              </w:rPr>
+            </w:r>
+            <w:r>
+              <w:rPr>
+                <w:b w:val="0"/>
+                <w:sz w:val="17"/>
+              </w:rPr>
+              <w:t>Records of the Persons Served</w:t>
+            </w:r>
+          </w:p>
+        </w:tc>
+        <w:tc>
+          <w:tcPr>
+            <w:tcW w:type="dxa" w:w="1242"/>
+          </w:tcPr>
+          <w:p>
+            <w:pPr>
+              <w:spacing w:after="20"/>
+            </w:pPr>
+            <w:r>
+              <w:rPr>
+                <w:sz w:val="17"/>
+              </w:rPr>
+            </w:r>
+            <w:r>
+              <w:rPr>
+                <w:b w:val="0"/>
+                <w:sz w:val="17"/>
+              </w:rPr>
+              <w:t>3</w:t>
+            </w:r>
+          </w:p>
+        </w:tc>
+        <w:tc>
+          <w:tcPr>
+            <w:tcW w:type="dxa" w:w="1242"/>
+          </w:tcPr>
+          <w:p>
+            <w:pPr>
+              <w:spacing w:after="20"/>
+            </w:pPr>
+            <w:r>
+              <w:rPr>
+                <w:sz w:val="17"/>
+              </w:rPr>
+            </w:r>
+            <w:r>
+              <w:rPr>
+                <w:b w:val="0"/>
+                <w:sz w:val="17"/>
+              </w:rPr>
+              <w:t>2</w:t>
+            </w:r>
+          </w:p>
+        </w:tc>
+        <w:tc>
+          <w:tcPr>
+            <w:tcW w:type="dxa" w:w="1242"/>
+          </w:tcPr>
+          <w:p>
+            <w:pPr>
+              <w:spacing w:after="20"/>
+            </w:pPr>
+            <w:r>
+              <w:rPr>
+                <w:sz w:val="17"/>
+              </w:rPr>
+            </w:r>
+            <w:r>
+              <w:rPr>
+                <w:b w:val="0"/>
+                <w:sz w:val="17"/>
+              </w:rPr>
+              <w:t>1.5</w:t>
+            </w:r>
+          </w:p>
+        </w:tc>
+        <w:tc>
+          <w:tcPr>
+            <w:tcW w:type="dxa" w:w="1242"/>
+          </w:tcPr>
+          <w:p>
+            <w:pPr>
+              <w:spacing w:after="20"/>
+            </w:pPr>
+            <w:r>
+              <w:rPr>
+                <w:sz w:val="17"/>
+              </w:rPr>
+            </w:r>
+            <w:r>
+              <w:rPr>
+                <w:b w:val="0"/>
+                <w:sz w:val="17"/>
+              </w:rPr>
+              <w:t>Lower</w:t>
+            </w:r>
+          </w:p>
+        </w:tc>
+        <w:tc>
+          <w:tcPr>
+            <w:tcW w:type="dxa" w:w="1242"/>
+          </w:tcPr>
+          <w:p>
+            <w:pPr>
+              <w:spacing w:after="20"/>
+            </w:pPr>
+            <w:r>
+              <w:rPr>
+                <w:sz w:val="17"/>
+              </w:rPr>
+            </w:r>
+          </w:p>
+        </w:tc>
+      </w:tr>
+      <w:tr>
+        <w:tc>
+          <w:tcPr>
+            <w:tcW w:type="dxa" w:w="1242"/>
+          </w:tcPr>
+          <w:p>
+            <w:pPr>
+              <w:spacing w:after="20"/>
+            </w:pPr>
+            <w:r>
+              <w:rPr>
+                <w:sz w:val="17"/>
+              </w:rPr>
+            </w:r>
+            <w:r>
+              <w:rPr>
+                <w:b w:val="0"/>
+                <w:sz w:val="17"/>
+              </w:rPr>
+              <w:t>21</w:t>
+            </w:r>
+          </w:p>
+        </w:tc>
+        <w:tc>
+          <w:tcPr>
+            <w:tcW w:type="dxa" w:w="1242"/>
+          </w:tcPr>
+          <w:p>
+            <w:pPr>
+              <w:spacing w:after="20"/>
+            </w:pPr>
+            <w:r>
+              <w:rPr>
+                <w:sz w:val="17"/>
+              </w:rPr>
+            </w:r>
+            <w:r>
+              <w:rPr>
+                <w:b w:val="0"/>
+                <w:sz w:val="17"/>
+              </w:rPr>
+              <w:t>1.A</w:t>
+            </w:r>
+          </w:p>
+        </w:tc>
+        <w:tc>
+          <w:tcPr>
+            <w:tcW w:type="dxa" w:w="1242"/>
+          </w:tcPr>
+          <w:p>
+            <w:pPr>
+              <w:spacing w:after="20"/>
+            </w:pPr>
+            <w:r>
+              <w:rPr>
+                <w:sz w:val="17"/>
+              </w:rPr>
+            </w:r>
+            <w:r>
+              <w:rPr>
+                <w:b w:val="0"/>
+                <w:sz w:val="17"/>
+              </w:rPr>
+              <w:t>Leadership</w:t>
+            </w:r>
+          </w:p>
+        </w:tc>
+        <w:tc>
+          <w:tcPr>
+            <w:tcW w:type="dxa" w:w="1242"/>
+          </w:tcPr>
+          <w:p>
+            <w:pPr>
+              <w:spacing w:after="20"/>
+            </w:pPr>
+            <w:r>
+              <w:rPr>
+                <w:sz w:val="17"/>
+              </w:rPr>
+            </w:r>
+            <w:r>
+              <w:rPr>
+                <w:b w:val="0"/>
+                <w:sz w:val="17"/>
+              </w:rPr>
+              <w:t>10</w:t>
+            </w:r>
+          </w:p>
+        </w:tc>
+        <w:tc>
+          <w:tcPr>
+            <w:tcW w:type="dxa" w:w="1242"/>
+          </w:tcPr>
+          <w:p>
+            <w:pPr>
+              <w:spacing w:after="20"/>
+            </w:pPr>
+            <w:r>
+              <w:rPr>
+                <w:sz w:val="17"/>
+              </w:rPr>
+            </w:r>
+            <w:r>
+              <w:rPr>
+                <w:b w:val="0"/>
+                <w:sz w:val="17"/>
+              </w:rPr>
+              <w:t>7</w:t>
+            </w:r>
+          </w:p>
+        </w:tc>
+        <w:tc>
+          <w:tcPr>
+            <w:tcW w:type="dxa" w:w="1242"/>
+          </w:tcPr>
+          <w:p>
+            <w:pPr>
+              <w:spacing w:after="20"/>
+            </w:pPr>
+            <w:r>
+              <w:rPr>
+                <w:sz w:val="17"/>
+              </w:rPr>
+            </w:r>
+            <w:r>
+              <w:rPr>
+                <w:b w:val="0"/>
+                <w:sz w:val="17"/>
+              </w:rPr>
+              <w:t>1.4</w:t>
+            </w:r>
+          </w:p>
+        </w:tc>
+        <w:tc>
+          <w:tcPr>
+            <w:tcW w:type="dxa" w:w="1242"/>
+          </w:tcPr>
+          <w:p>
+            <w:pPr>
+              <w:spacing w:after="20"/>
+            </w:pPr>
+            <w:r>
+              <w:rPr>
+                <w:sz w:val="17"/>
+              </w:rPr>
+            </w:r>
+            <w:r>
+              <w:rPr>
+                <w:b w:val="0"/>
+                <w:sz w:val="17"/>
+              </w:rPr>
+              <w:t>Lower</w:t>
+            </w:r>
+          </w:p>
+        </w:tc>
+        <w:tc>
+          <w:tcPr>
+            <w:tcW w:type="dxa" w:w="1242"/>
+          </w:tcPr>
+          <w:p>
+            <w:pPr>
+              <w:spacing w:after="20"/>
+            </w:pPr>
+            <w:r>
+              <w:rPr>
+                <w:sz w:val="17"/>
+              </w:rPr>
+            </w:r>
+          </w:p>
+        </w:tc>
+      </w:tr>
+      <w:tr>
+        <w:tc>
+          <w:tcPr>
+            <w:tcW w:type="dxa" w:w="1242"/>
+          </w:tcPr>
+          <w:p>
+            <w:pPr>
+              <w:spacing w:after="20"/>
+            </w:pPr>
+            <w:r>
+              <w:rPr>
+                <w:sz w:val="17"/>
+              </w:rPr>
+            </w:r>
+            <w:r>
+              <w:rPr>
+                <w:b w:val="0"/>
+                <w:sz w:val="17"/>
+              </w:rPr>
+              <w:t>22</w:t>
+            </w:r>
+          </w:p>
+        </w:tc>
+        <w:tc>
+          <w:tcPr>
+            <w:tcW w:type="dxa" w:w="1242"/>
+          </w:tcPr>
+          <w:p>
+            <w:pPr>
+              <w:spacing w:after="20"/>
+            </w:pPr>
+            <w:r>
+              <w:rPr>
+                <w:sz w:val="17"/>
+              </w:rPr>
+            </w:r>
+            <w:r>
+              <w:rPr>
+                <w:b w:val="0"/>
+                <w:sz w:val="17"/>
+              </w:rPr>
+              <w:t>1.J</w:t>
+            </w:r>
+          </w:p>
+        </w:tc>
+        <w:tc>
+          <w:tcPr>
+            <w:tcW w:type="dxa" w:w="1242"/>
+          </w:tcPr>
+          <w:p>
+            <w:pPr>
+              <w:spacing w:after="20"/>
+            </w:pPr>
+            <w:r>
+              <w:rPr>
+                <w:sz w:val="17"/>
+              </w:rPr>
+            </w:r>
+            <w:r>
+              <w:rPr>
+                <w:b w:val="0"/>
+                <w:sz w:val="17"/>
+              </w:rPr>
+              <w:t>Rights of Persons Served</w:t>
+            </w:r>
+          </w:p>
+        </w:tc>
+        <w:tc>
+          <w:tcPr>
+            <w:tcW w:type="dxa" w:w="1242"/>
+          </w:tcPr>
+          <w:p>
+            <w:pPr>
+              <w:spacing w:after="20"/>
+            </w:pPr>
+            <w:r>
+              <w:rPr>
+                <w:sz w:val="17"/>
+              </w:rPr>
+            </w:r>
+            <w:r>
+              <w:rPr>
+                <w:b w:val="0"/>
+                <w:sz w:val="17"/>
+              </w:rPr>
+              <w:t>3</w:t>
+            </w:r>
+          </w:p>
+        </w:tc>
+        <w:tc>
+          <w:tcPr>
+            <w:tcW w:type="dxa" w:w="1242"/>
+          </w:tcPr>
+          <w:p>
+            <w:pPr>
+              <w:spacing w:after="20"/>
+            </w:pPr>
+            <w:r>
+              <w:rPr>
+                <w:sz w:val="17"/>
+              </w:rPr>
+            </w:r>
+            <w:r>
+              <w:rPr>
+                <w:b w:val="0"/>
+                <w:sz w:val="17"/>
+              </w:rPr>
+              <w:t>4</w:t>
+            </w:r>
+          </w:p>
+        </w:tc>
+        <w:tc>
+          <w:tcPr>
+            <w:tcW w:type="dxa" w:w="1242"/>
+          </w:tcPr>
+          <w:p>
+            <w:pPr>
+              <w:spacing w:after="20"/>
+            </w:pPr>
+            <w:r>
+              <w:rPr>
+                <w:sz w:val="17"/>
+              </w:rPr>
+            </w:r>
+            <w:r>
+              <w:rPr>
+                <w:b w:val="0"/>
+                <w:sz w:val="17"/>
+              </w:rPr>
+              <w:t>0.8</w:t>
+            </w:r>
+          </w:p>
+        </w:tc>
+        <w:tc>
+          <w:tcPr>
+            <w:tcW w:type="dxa" w:w="1242"/>
+          </w:tcPr>
+          <w:p>
+            <w:pPr>
+              <w:spacing w:after="20"/>
+            </w:pPr>
+            <w:r>
+              <w:rPr>
+                <w:sz w:val="17"/>
+              </w:rPr>
+            </w:r>
+            <w:r>
+              <w:rPr>
+                <w:b w:val="0"/>
+                <w:sz w:val="17"/>
+              </w:rPr>
+              <w:t>Lower</w:t>
+            </w:r>
+          </w:p>
+        </w:tc>
+        <w:tc>
+          <w:tcPr>
+            <w:tcW w:type="dxa" w:w="1242"/>
+          </w:tcPr>
+          <w:p>
+            <w:pPr>
+              <w:spacing w:after="20"/>
+            </w:pPr>
+            <w:r>
+              <w:rPr>
+                <w:sz w:val="17"/>
+              </w:rPr>
+            </w:r>
+          </w:p>
+        </w:tc>
+      </w:tr>
+      <w:tr>
+        <w:tc>
+          <w:tcPr>
+            <w:tcW w:type="dxa" w:w="1242"/>
+          </w:tcPr>
+          <w:p>
+            <w:pPr>
+              <w:spacing w:after="20"/>
+            </w:pPr>
+            <w:r>
+              <w:rPr>
+                <w:sz w:val="17"/>
+              </w:rPr>
+            </w:r>
+            <w:r>
+              <w:rPr>
+                <w:b w:val="0"/>
+                <w:sz w:val="17"/>
+              </w:rPr>
+              <w:t>23</w:t>
+            </w:r>
+          </w:p>
+        </w:tc>
+        <w:tc>
+          <w:tcPr>
+            <w:tcW w:type="dxa" w:w="1242"/>
+          </w:tcPr>
+          <w:p>
+            <w:pPr>
+              <w:spacing w:after="20"/>
+            </w:pPr>
+            <w:r>
+              <w:rPr>
+                <w:sz w:val="17"/>
+              </w:rPr>
+            </w:r>
+            <w:r>
+              <w:rPr>
+                <w:b w:val="0"/>
+                <w:sz w:val="17"/>
+              </w:rPr>
+              <w:t>3.C</w:t>
+            </w:r>
+          </w:p>
+        </w:tc>
+        <w:tc>
+          <w:tcPr>
+            <w:tcW w:type="dxa" w:w="1242"/>
+          </w:tcPr>
+          <w:p>
+            <w:pPr>
+              <w:spacing w:after="20"/>
+            </w:pPr>
+            <w:r>
+              <w:rPr>
+                <w:sz w:val="17"/>
+              </w:rPr>
+            </w:r>
+            <w:r>
+              <w:rPr>
+                <w:b w:val="0"/>
+                <w:sz w:val="17"/>
+              </w:rPr>
+              <w:t>Community Integration</w:t>
+            </w:r>
+          </w:p>
+        </w:tc>
+        <w:tc>
+          <w:tcPr>
+            <w:tcW w:type="dxa" w:w="1242"/>
+          </w:tcPr>
+          <w:p>
+            <w:pPr>
+              <w:spacing w:after="20"/>
+            </w:pPr>
+            <w:r>
+              <w:rPr>
+                <w:sz w:val="17"/>
+              </w:rPr>
+            </w:r>
+            <w:r>
+              <w:rPr>
+                <w:b w:val="0"/>
+                <w:sz w:val="17"/>
+              </w:rPr>
+              <w:t>2</w:t>
+            </w:r>
+          </w:p>
+        </w:tc>
+        <w:tc>
+          <w:tcPr>
+            <w:tcW w:type="dxa" w:w="1242"/>
+          </w:tcPr>
+          <w:p>
+            <w:pPr>
+              <w:spacing w:after="20"/>
+            </w:pPr>
+            <w:r>
+              <w:rPr>
+                <w:sz w:val="17"/>
+              </w:rPr>
+            </w:r>
+            <w:r>
+              <w:rPr>
+                <w:b w:val="0"/>
+                <w:sz w:val="17"/>
+              </w:rPr>
+              <w:t>5</w:t>
+            </w:r>
+          </w:p>
+        </w:tc>
+        <w:tc>
+          <w:tcPr>
+            <w:tcW w:type="dxa" w:w="1242"/>
+          </w:tcPr>
+          <w:p>
+            <w:pPr>
+              <w:spacing w:after="20"/>
+            </w:pPr>
+            <w:r>
+              <w:rPr>
+                <w:sz w:val="17"/>
+              </w:rPr>
+            </w:r>
+            <w:r>
+              <w:rPr>
+                <w:b w:val="0"/>
+                <w:sz w:val="17"/>
+              </w:rPr>
+              <w:t>0.4</w:t>
+            </w:r>
+          </w:p>
+        </w:tc>
+        <w:tc>
+          <w:tcPr>
+            <w:tcW w:type="dxa" w:w="1242"/>
+          </w:tcPr>
+          <w:p>
+            <w:pPr>
+              <w:spacing w:after="20"/>
+            </w:pPr>
+            <w:r>
+              <w:rPr>
+                <w:sz w:val="17"/>
+              </w:rPr>
+            </w:r>
+            <w:r>
+              <w:rPr>
+                <w:b w:val="0"/>
+                <w:sz w:val="17"/>
+              </w:rPr>
+              <w:t>Lower</w:t>
+            </w:r>
+          </w:p>
+        </w:tc>
+        <w:tc>
+          <w:tcPr>
+            <w:tcW w:type="dxa" w:w="1242"/>
+          </w:tcPr>
+          <w:p>
+            <w:pPr>
+              <w:spacing w:after="20"/>
+            </w:pPr>
+            <w:r>
+              <w:rPr>
+                <w:sz w:val="17"/>
+              </w:rPr>
+            </w:r>
+          </w:p>
+        </w:tc>
+      </w:tr>
+    </w:tbl>
+    <w:p>
+      <w:pPr>
+        <w:spacing w:after="40"/>
+      </w:pPr>
+    </w:p>
+    <w:p>
+      <w:r>
+        <w:rPr>
+          <w:b/>
+        </w:rPr>
+        <w:t>Also unread by anyone:</w:t>
+      </w:r>
+      <w:r>
+        <w:rPr>
+          <w:b w:val="0"/>
+        </w:rPr>
+        <w:t xml:space="preserve"> the Section 1 front matter (pages 29–30) and the Section 2 front matter (pages 111–115), which carry applicability rules — who each section applies to and how it is used. Five pages that can change which standards count for you at all.</w:t>
       </w:r>
     </w:p>
     <w:p>
@@ -32771,7 +37014,7 @@
         <w:color w:val="555555"/>
         <w:sz w:val="16"/>
       </w:rPr>
-      <w:t>Example Peer Recovery Services, Inc. — CARF packet — DRAFT, section map unverified — generated 2026-09-05</w:t>
+      <w:t>Example Peer Recovery Services, Inc. — CARF packet — DRAFT, section map unverified — generated 2026-09-06</w:t>
     </w:r>
   </w:p>
 </w:ftr>

--- a/.claude/skills/carf-peer-support-accreditation/providers/example-peer-agency/output/08_Manual_Verification_Worksheet.docx
+++ b/.claude/skills/carf-peer-support-accreditation/providers/example-peer-agency/output/08_Manual_Verification_Worksheet.docx
@@ -93,7 +93,7 @@
           <w:color w:val="555555"/>
           <w:sz w:val="20"/>
         </w:rPr>
-        <w:t>Generated 2026-09-06</w:t>
+        <w:t>Generated 2026-09-10</w:t>
       </w:r>
     </w:p>
     <w:p>
@@ -37014,7 +37014,7 @@
         <w:color w:val="555555"/>
         <w:sz w:val="16"/>
       </w:rPr>
-      <w:t>Example Peer Recovery Services, Inc. — CARF packet — DRAFT, section map unverified — generated 2026-09-06</w:t>
+      <w:t>Example Peer Recovery Services, Inc. — CARF packet — DRAFT, section map unverified — generated 2026-09-10</w:t>
     </w:r>
   </w:p>
 </w:ftr>
